--- a/Design Rules.docx
+++ b/Design Rules.docx
@@ -11,25 +11,23 @@
         </w:numPr>
         <w:bidi/>
         <w:rPr>
+          <w:rFonts w:cs="B Titr"/>
+          <w:sz w:val="32"/>
+          <w:szCs w:val="32"/>
+          <w:lang w:bidi="fa-IR"/>
+        </w:rPr>
+      </w:pPr>
+      <w:r>
+        <w:rPr>
           <w:rFonts w:cs="B Titr" w:hint="cs"/>
           <w:sz w:val="32"/>
           <w:szCs w:val="32"/>
-          <w:lang w:bidi="fa-IR"/>
-        </w:rPr>
-      </w:pPr>
-      <w:bookmarkStart w:id="0" w:name="_GoBack"/>
-      <w:r>
-        <w:rPr>
-          <w:rFonts w:cs="B Titr" w:hint="cs"/>
-          <w:sz w:val="32"/>
-          <w:szCs w:val="32"/>
           <w:rtl/>
           <w:lang w:bidi="fa-IR"/>
         </w:rPr>
         <w:t>تایپوگرافی</w:t>
       </w:r>
     </w:p>
-    <w:bookmarkEnd w:id="0"/>
     <w:p>
       <w:pPr>
         <w:pStyle w:val="ListParagraph"/>
@@ -39,18 +37,35 @@
         </w:numPr>
         <w:bidi/>
         <w:rPr>
-          <w:rFonts w:cs="B Zar" w:hint="cs"/>
-          <w:lang w:bidi="fa-IR"/>
-        </w:rPr>
-      </w:pPr>
-      <w:r>
-        <w:rPr>
-          <w:rFonts w:cs="B Zar" w:hint="cs"/>
+          <w:rFonts w:cs="B Koodak"/>
+          <w:sz w:val="24"/>
+          <w:szCs w:val="24"/>
+          <w:lang w:bidi="fa-IR"/>
+        </w:rPr>
+      </w:pPr>
+      <w:r>
+        <w:rPr>
+          <w:rFonts w:cs="B Koodak" w:hint="cs"/>
+          <w:sz w:val="24"/>
+          <w:szCs w:val="24"/>
           <w:rtl/>
           <w:lang w:bidi="fa-IR"/>
         </w:rPr>
         <w:t>فقط از فونت های محبوب و پرکاربرد استفاده کن و ریسک استفاده از فونت های غیرمعمول و غیرعادی رو به جون نخر.</w:t>
       </w:r>
+    </w:p>
+    <w:p>
+      <w:pPr>
+        <w:pStyle w:val="ListParagraph"/>
+        <w:bidi/>
+        <w:ind w:left="1440"/>
+        <w:rPr>
+          <w:rFonts w:cs="B Koodak"/>
+          <w:sz w:val="24"/>
+          <w:szCs w:val="24"/>
+          <w:lang w:bidi="fa-IR"/>
+        </w:rPr>
+      </w:pPr>
     </w:p>
     <w:p>
       <w:pPr>
@@ -61,18 +76,65 @@
         </w:numPr>
         <w:bidi/>
         <w:rPr>
-          <w:rFonts w:cs="B Zar"/>
-          <w:lang w:bidi="fa-IR"/>
-        </w:rPr>
-      </w:pPr>
-      <w:r>
-        <w:rPr>
-          <w:rFonts w:cs="B Zar" w:hint="cs"/>
-          <w:rtl/>
-          <w:lang w:bidi="fa-IR"/>
-        </w:rPr>
-        <w:t>سعی کن فقط از یک فونت برای کل صفحه استفاده کنی و در صورت لزوم نهایتا دو فونت. بیشتر از این باعث از ریخت افتادن طرحت میشه</w:t>
-      </w:r>
+          <w:rFonts w:cs="B Koodak"/>
+          <w:sz w:val="24"/>
+          <w:szCs w:val="24"/>
+          <w:lang w:bidi="fa-IR"/>
+        </w:rPr>
+      </w:pPr>
+      <w:r>
+        <w:rPr>
+          <w:rFonts w:cs="B Koodak" w:hint="cs"/>
+          <w:sz w:val="24"/>
+          <w:szCs w:val="24"/>
+          <w:rtl/>
+          <w:lang w:bidi="fa-IR"/>
+        </w:rPr>
+        <w:t xml:space="preserve">سعی کن فقط از یک فونت برای کل صفحه استفاده کنی و در صورت لزوم نهایتا دو فونت. </w:t>
+      </w:r>
+    </w:p>
+    <w:p>
+      <w:pPr>
+        <w:pStyle w:val="ListParagraph"/>
+        <w:numPr>
+          <w:ilvl w:val="0"/>
+          <w:numId w:val="11"/>
+        </w:numPr>
+        <w:bidi/>
+        <w:rPr>
+          <w:rFonts w:cs="B Koodak"/>
+          <w:i/>
+          <w:iCs/>
+          <w:sz w:val="20"/>
+          <w:szCs w:val="20"/>
+          <w:lang w:bidi="fa-IR"/>
+        </w:rPr>
+      </w:pPr>
+      <w:r>
+        <w:rPr>
+          <w:rFonts w:cs="B Koodak" w:hint="cs"/>
+          <w:i/>
+          <w:iCs/>
+          <w:sz w:val="20"/>
+          <w:szCs w:val="20"/>
+          <w:rtl/>
+          <w:lang w:bidi="fa-IR"/>
+        </w:rPr>
+        <w:t>بیشتر از این باعث از ریخت افتادن طرحت میشه</w:t>
+      </w:r>
+    </w:p>
+    <w:p>
+      <w:pPr>
+        <w:bidi/>
+        <w:rPr>
+          <w:rFonts w:cs="B Koodak"/>
+          <w:i/>
+          <w:iCs/>
+          <w:sz w:val="20"/>
+          <w:szCs w:val="20"/>
+          <w:lang w:bidi="fa-IR"/>
+        </w:rPr>
+      </w:pPr>
     </w:p>
     <w:p>
       <w:pPr>
@@ -83,13 +145,17 @@
         </w:numPr>
         <w:bidi/>
         <w:rPr>
-          <w:rFonts w:cs="B Zar"/>
-          <w:lang w:bidi="fa-IR"/>
-        </w:rPr>
-      </w:pPr>
-      <w:r>
-        <w:rPr>
-          <w:rFonts w:cs="B Zar" w:hint="cs"/>
+          <w:rFonts w:cs="B Koodak"/>
+          <w:sz w:val="24"/>
+          <w:szCs w:val="24"/>
+          <w:lang w:bidi="fa-IR"/>
+        </w:rPr>
+      </w:pPr>
+      <w:r>
+        <w:rPr>
+          <w:rFonts w:cs="B Koodak" w:hint="cs"/>
+          <w:sz w:val="24"/>
+          <w:szCs w:val="24"/>
           <w:rtl/>
           <w:lang w:bidi="fa-IR"/>
         </w:rPr>
@@ -97,14 +163,18 @@
       </w:r>
       <w:r>
         <w:rPr>
-          <w:rFonts w:cs="B Zar"/>
+          <w:rFonts w:cs="B Koodak"/>
+          <w:sz w:val="24"/>
+          <w:szCs w:val="24"/>
           <w:lang w:bidi="fa-IR"/>
         </w:rPr>
         <w:t>personality</w:t>
       </w:r>
       <w:r>
         <w:rPr>
-          <w:rFonts w:cs="B Zar" w:hint="cs"/>
+          <w:rFonts w:cs="B Koodak" w:hint="cs"/>
+          <w:sz w:val="24"/>
+          <w:szCs w:val="24"/>
           <w:rtl/>
           <w:lang w:bidi="fa-IR"/>
         </w:rPr>
@@ -120,13 +190,21 @@
         </w:numPr>
         <w:bidi/>
         <w:rPr>
-          <w:rFonts w:cs="B Zar"/>
-          <w:lang w:bidi="fa-IR"/>
-        </w:rPr>
-      </w:pPr>
-      <w:r>
-        <w:rPr>
-          <w:rFonts w:cs="B Zar" w:hint="cs"/>
+          <w:rFonts w:cs="B Koodak"/>
+          <w:i/>
+          <w:iCs/>
+          <w:sz w:val="20"/>
+          <w:szCs w:val="20"/>
+          <w:lang w:bidi="fa-IR"/>
+        </w:rPr>
+      </w:pPr>
+      <w:r>
+        <w:rPr>
+          <w:rFonts w:cs="B Koodak" w:hint="cs"/>
+          <w:i/>
+          <w:iCs/>
+          <w:sz w:val="20"/>
+          <w:szCs w:val="20"/>
           <w:rtl/>
           <w:lang w:bidi="fa-IR"/>
         </w:rPr>
@@ -134,14 +212,22 @@
       </w:r>
       <w:r>
         <w:rPr>
-          <w:rFonts w:cs="B Zar"/>
+          <w:rFonts w:cs="B Koodak"/>
+          <w:i/>
+          <w:iCs/>
+          <w:sz w:val="20"/>
+          <w:szCs w:val="20"/>
           <w:lang w:bidi="fa-IR"/>
         </w:rPr>
         <w:t>personality</w:t>
       </w:r>
       <w:r>
         <w:rPr>
-          <w:rFonts w:cs="B Zar" w:hint="cs"/>
+          <w:rFonts w:cs="B Koodak" w:hint="cs"/>
+          <w:i/>
+          <w:iCs/>
+          <w:sz w:val="20"/>
+          <w:szCs w:val="20"/>
           <w:rtl/>
           <w:lang w:bidi="fa-IR"/>
         </w:rPr>
@@ -157,13 +243,21 @@
         </w:numPr>
         <w:bidi/>
         <w:rPr>
-          <w:rFonts w:cs="B Zar"/>
-          <w:lang w:bidi="fa-IR"/>
-        </w:rPr>
-      </w:pPr>
-      <w:r>
-        <w:rPr>
-          <w:rFonts w:cs="B Zar" w:hint="cs"/>
+          <w:rFonts w:cs="B Koodak"/>
+          <w:i/>
+          <w:iCs/>
+          <w:sz w:val="20"/>
+          <w:szCs w:val="20"/>
+          <w:lang w:bidi="fa-IR"/>
+        </w:rPr>
+      </w:pPr>
+      <w:r>
+        <w:rPr>
+          <w:rFonts w:cs="B Koodak" w:hint="cs"/>
+          <w:i/>
+          <w:iCs/>
+          <w:sz w:val="20"/>
+          <w:szCs w:val="20"/>
           <w:rtl/>
           <w:lang w:bidi="fa-IR"/>
         </w:rPr>
@@ -171,14 +265,22 @@
       </w:r>
       <w:r>
         <w:rPr>
-          <w:rFonts w:cs="B Zar"/>
+          <w:rFonts w:cs="B Koodak"/>
+          <w:i/>
+          <w:iCs/>
+          <w:sz w:val="20"/>
+          <w:szCs w:val="20"/>
           <w:lang w:bidi="fa-IR"/>
         </w:rPr>
         <w:t>serif</w:t>
       </w:r>
       <w:r>
         <w:rPr>
-          <w:rFonts w:cs="B Zar" w:hint="cs"/>
+          <w:rFonts w:cs="B Koodak" w:hint="cs"/>
+          <w:i/>
+          <w:iCs/>
+          <w:sz w:val="20"/>
+          <w:szCs w:val="20"/>
           <w:rtl/>
           <w:lang w:bidi="fa-IR"/>
         </w:rPr>
@@ -186,14 +288,22 @@
       </w:r>
       <w:r>
         <w:rPr>
-          <w:rFonts w:cs="B Zar"/>
+          <w:rFonts w:cs="B Koodak"/>
+          <w:i/>
+          <w:iCs/>
+          <w:sz w:val="20"/>
+          <w:szCs w:val="20"/>
           <w:lang w:bidi="fa-IR"/>
         </w:rPr>
         <w:t>sans-serif</w:t>
       </w:r>
       <w:r>
         <w:rPr>
-          <w:rFonts w:cs="B Zar" w:hint="cs"/>
+          <w:rFonts w:cs="B Koodak" w:hint="cs"/>
+          <w:i/>
+          <w:iCs/>
+          <w:sz w:val="20"/>
+          <w:szCs w:val="20"/>
           <w:rtl/>
           <w:lang w:bidi="fa-IR"/>
         </w:rPr>
@@ -201,7 +311,11 @@
       </w:r>
       <w:r>
         <w:rPr>
-          <w:rFonts w:cs="B Zar"/>
+          <w:rFonts w:cs="B Koodak"/>
+          <w:i/>
+          <w:iCs/>
+          <w:sz w:val="20"/>
+          <w:szCs w:val="20"/>
           <w:lang w:bidi="fa-IR"/>
         </w:rPr>
         <w:t>personality</w:t>
@@ -216,13 +330,21 @@
         </w:numPr>
         <w:bidi/>
         <w:rPr>
-          <w:rFonts w:cs="B Zar"/>
-          <w:lang w:bidi="fa-IR"/>
-        </w:rPr>
-      </w:pPr>
-      <w:r>
-        <w:rPr>
-          <w:rFonts w:cs="B Zar" w:hint="cs"/>
+          <w:rFonts w:cs="B Koodak"/>
+          <w:i/>
+          <w:iCs/>
+          <w:sz w:val="20"/>
+          <w:szCs w:val="20"/>
+          <w:lang w:bidi="fa-IR"/>
+        </w:rPr>
+      </w:pPr>
+      <w:r>
+        <w:rPr>
+          <w:rFonts w:cs="B Koodak" w:hint="cs"/>
+          <w:i/>
+          <w:iCs/>
+          <w:sz w:val="20"/>
+          <w:szCs w:val="20"/>
           <w:rtl/>
           <w:lang w:bidi="fa-IR"/>
         </w:rPr>
@@ -238,13 +360,21 @@
         </w:numPr>
         <w:bidi/>
         <w:rPr>
-          <w:rFonts w:cs="B Zar"/>
-          <w:lang w:bidi="fa-IR"/>
-        </w:rPr>
-      </w:pPr>
-      <w:r>
-        <w:rPr>
-          <w:rFonts w:cs="B Zar" w:hint="cs"/>
+          <w:rFonts w:cs="B Koodak"/>
+          <w:i/>
+          <w:iCs/>
+          <w:sz w:val="20"/>
+          <w:szCs w:val="20"/>
+          <w:lang w:bidi="fa-IR"/>
+        </w:rPr>
+      </w:pPr>
+      <w:r>
+        <w:rPr>
+          <w:rFonts w:cs="B Koodak" w:hint="cs"/>
+          <w:i/>
+          <w:iCs/>
+          <w:sz w:val="20"/>
+          <w:szCs w:val="20"/>
           <w:rtl/>
           <w:lang w:bidi="fa-IR"/>
         </w:rPr>
@@ -257,7 +387,9 @@
         <w:bidi/>
         <w:ind w:left="1440"/>
         <w:rPr>
-          <w:rFonts w:cs="B Zar"/>
+          <w:rFonts w:cs="B Koodak"/>
+          <w:sz w:val="24"/>
+          <w:szCs w:val="24"/>
           <w:lang w:bidi="fa-IR"/>
         </w:rPr>
       </w:pPr>
@@ -271,13 +403,17 @@
         </w:numPr>
         <w:bidi/>
         <w:rPr>
-          <w:rFonts w:cs="B Zar" w:hint="cs"/>
-          <w:lang w:bidi="fa-IR"/>
-        </w:rPr>
-      </w:pPr>
-      <w:r>
-        <w:rPr>
-          <w:rFonts w:cs="B Zar" w:hint="cs"/>
+          <w:rFonts w:cs="B Koodak"/>
+          <w:sz w:val="24"/>
+          <w:szCs w:val="24"/>
+          <w:lang w:bidi="fa-IR"/>
+        </w:rPr>
+      </w:pPr>
+      <w:r>
+        <w:rPr>
+          <w:rFonts w:cs="B Koodak" w:hint="cs"/>
+          <w:sz w:val="24"/>
+          <w:szCs w:val="24"/>
           <w:rtl/>
           <w:lang w:bidi="fa-IR"/>
         </w:rPr>
@@ -285,14 +421,18 @@
       </w:r>
       <w:r>
         <w:rPr>
-          <w:rFonts w:cs="B Zar"/>
+          <w:rFonts w:cs="B Koodak"/>
+          <w:sz w:val="24"/>
+          <w:szCs w:val="24"/>
           <w:lang w:bidi="fa-IR"/>
         </w:rPr>
         <w:t>font-size</w:t>
       </w:r>
       <w:r>
         <w:rPr>
-          <w:rFonts w:cs="B Zar" w:hint="cs"/>
+          <w:rFonts w:cs="B Koodak" w:hint="cs"/>
+          <w:sz w:val="24"/>
+          <w:szCs w:val="24"/>
           <w:rtl/>
           <w:lang w:bidi="fa-IR"/>
         </w:rPr>
@@ -300,14 +440,18 @@
       </w:r>
       <w:r>
         <w:rPr>
-          <w:rFonts w:cs="B Zar"/>
+          <w:rFonts w:cs="B Koodak"/>
+          <w:sz w:val="24"/>
+          <w:szCs w:val="24"/>
           <w:lang w:bidi="fa-IR"/>
         </w:rPr>
         <w:t>font-weight</w:t>
       </w:r>
       <w:r>
         <w:rPr>
-          <w:rFonts w:cs="B Zar" w:hint="cs"/>
+          <w:rFonts w:cs="B Koodak" w:hint="cs"/>
+          <w:sz w:val="24"/>
+          <w:szCs w:val="24"/>
           <w:rtl/>
           <w:lang w:bidi="fa-IR"/>
         </w:rPr>
@@ -323,13 +467,21 @@
         </w:numPr>
         <w:bidi/>
         <w:rPr>
-          <w:rFonts w:cs="B Zar" w:hint="cs"/>
-          <w:lang w:bidi="fa-IR"/>
-        </w:rPr>
-      </w:pPr>
-      <w:r>
-        <w:rPr>
-          <w:rFonts w:cs="B Zar" w:hint="cs"/>
+          <w:rFonts w:cs="B Koodak"/>
+          <w:i/>
+          <w:iCs/>
+          <w:sz w:val="20"/>
+          <w:szCs w:val="20"/>
+          <w:lang w:bidi="fa-IR"/>
+        </w:rPr>
+      </w:pPr>
+      <w:r>
+        <w:rPr>
+          <w:rFonts w:cs="B Koodak" w:hint="cs"/>
+          <w:i/>
+          <w:iCs/>
+          <w:sz w:val="20"/>
+          <w:szCs w:val="20"/>
           <w:rtl/>
           <w:lang w:bidi="fa-IR"/>
         </w:rPr>
@@ -337,19 +489,41 @@
       </w:r>
       <w:r>
         <w:rPr>
-          <w:rFonts w:cs="B Zar"/>
+          <w:rFonts w:cs="B Koodak"/>
+          <w:i/>
+          <w:iCs/>
+          <w:sz w:val="20"/>
+          <w:szCs w:val="20"/>
           <w:lang w:bidi="fa-IR"/>
         </w:rPr>
         <w:t>type scale</w:t>
       </w:r>
       <w:r>
         <w:rPr>
-          <w:rFonts w:cs="B Zar" w:hint="cs"/>
+          <w:rFonts w:cs="B Koodak" w:hint="cs"/>
+          <w:i/>
+          <w:iCs/>
+          <w:sz w:val="20"/>
+          <w:szCs w:val="20"/>
           <w:rtl/>
           <w:lang w:bidi="fa-IR"/>
         </w:rPr>
         <w:t xml:space="preserve"> خیلی ضروریه</w:t>
       </w:r>
+    </w:p>
+    <w:p>
+      <w:pPr>
+        <w:bidi/>
+        <w:ind w:left="2520"/>
+        <w:rPr>
+          <w:rFonts w:cs="B Koodak"/>
+          <w:i/>
+          <w:iCs/>
+          <w:sz w:val="20"/>
+          <w:szCs w:val="20"/>
+          <w:lang w:bidi="fa-IR"/>
+        </w:rPr>
+      </w:pPr>
     </w:p>
     <w:p>
       <w:pPr>
@@ -360,18 +534,35 @@
         </w:numPr>
         <w:bidi/>
         <w:rPr>
-          <w:rFonts w:cs="B Zar" w:hint="cs"/>
-          <w:lang w:bidi="fa-IR"/>
-        </w:rPr>
-      </w:pPr>
-      <w:r>
-        <w:rPr>
-          <w:rFonts w:cs="B Zar" w:hint="cs"/>
+          <w:rFonts w:cs="B Koodak"/>
+          <w:sz w:val="24"/>
+          <w:szCs w:val="24"/>
+          <w:lang w:bidi="fa-IR"/>
+        </w:rPr>
+      </w:pPr>
+      <w:r>
+        <w:rPr>
+          <w:rFonts w:cs="B Koodak" w:hint="cs"/>
+          <w:sz w:val="24"/>
+          <w:szCs w:val="24"/>
           <w:rtl/>
           <w:lang w:bidi="fa-IR"/>
         </w:rPr>
         <w:t>برای متن های معمولی از فونت سایز بین 16 تا 32 پیکسل استفاده کن</w:t>
       </w:r>
+    </w:p>
+    <w:p>
+      <w:pPr>
+        <w:pStyle w:val="ListParagraph"/>
+        <w:bidi/>
+        <w:ind w:left="1440"/>
+        <w:rPr>
+          <w:rFonts w:cs="B Koodak"/>
+          <w:sz w:val="24"/>
+          <w:szCs w:val="24"/>
+          <w:lang w:bidi="fa-IR"/>
+        </w:rPr>
+      </w:pPr>
     </w:p>
     <w:p>
       <w:pPr>
@@ -382,18 +573,33 @@
         </w:numPr>
         <w:bidi/>
         <w:rPr>
-          <w:rFonts w:cs="B Zar" w:hint="cs"/>
-          <w:lang w:bidi="fa-IR"/>
-        </w:rPr>
-      </w:pPr>
-      <w:r>
-        <w:rPr>
-          <w:rFonts w:cs="B Zar" w:hint="cs"/>
+          <w:rFonts w:cs="B Koodak"/>
+          <w:sz w:val="24"/>
+          <w:szCs w:val="24"/>
+          <w:lang w:bidi="fa-IR"/>
+        </w:rPr>
+      </w:pPr>
+      <w:r>
+        <w:rPr>
+          <w:rFonts w:cs="B Koodak" w:hint="cs"/>
+          <w:sz w:val="24"/>
+          <w:szCs w:val="24"/>
           <w:rtl/>
           <w:lang w:bidi="fa-IR"/>
         </w:rPr>
         <w:t>برای های طولانی (مثل مقاله) از سایز 20 و بزرگتر استفاده کن</w:t>
       </w:r>
+    </w:p>
+    <w:p>
+      <w:pPr>
+        <w:bidi/>
+        <w:rPr>
+          <w:rFonts w:cs="B Koodak"/>
+          <w:sz w:val="24"/>
+          <w:szCs w:val="24"/>
+          <w:lang w:bidi="fa-IR"/>
+        </w:rPr>
+      </w:pPr>
     </w:p>
     <w:p>
       <w:pPr>
@@ -404,13 +610,17 @@
         </w:numPr>
         <w:bidi/>
         <w:rPr>
-          <w:rFonts w:cs="B Zar"/>
-          <w:lang w:bidi="fa-IR"/>
-        </w:rPr>
-      </w:pPr>
-      <w:r>
-        <w:rPr>
-          <w:rFonts w:cs="B Zar" w:hint="cs"/>
+          <w:rFonts w:cs="B Koodak"/>
+          <w:sz w:val="24"/>
+          <w:szCs w:val="24"/>
+          <w:lang w:bidi="fa-IR"/>
+        </w:rPr>
+      </w:pPr>
+      <w:r>
+        <w:rPr>
+          <w:rFonts w:cs="B Koodak" w:hint="cs"/>
+          <w:sz w:val="24"/>
+          <w:szCs w:val="24"/>
           <w:rtl/>
           <w:lang w:bidi="fa-IR"/>
         </w:rPr>
@@ -418,19 +628,34 @@
       </w:r>
       <w:r>
         <w:rPr>
-          <w:rFonts w:cs="B Zar"/>
-          <w:lang w:bidi="fa-IR"/>
-        </w:rPr>
-        <w:t>40px</w:t>
-      </w:r>
-      <w:r>
-        <w:rPr>
-          <w:rFonts w:cs="B Zar" w:hint="cs"/>
+          <w:rFonts w:cs="B Koodak"/>
+          <w:sz w:val="24"/>
+          <w:szCs w:val="24"/>
+          <w:lang w:bidi="fa-IR"/>
+        </w:rPr>
+        <w:t>40</w:t>
+      </w:r>
+      <w:r>
+        <w:rPr>
+          <w:rFonts w:cs="B Koodak" w:hint="cs"/>
+          <w:sz w:val="24"/>
+          <w:szCs w:val="24"/>
           <w:rtl/>
           <w:lang w:bidi="fa-IR"/>
         </w:rPr>
         <w:t>) استفاده کنی و وزن فونت رو هم سنگین کنی</w:t>
       </w:r>
+    </w:p>
+    <w:p>
+      <w:pPr>
+        <w:bidi/>
+        <w:rPr>
+          <w:rFonts w:cs="B Koodak"/>
+          <w:sz w:val="24"/>
+          <w:szCs w:val="24"/>
+          <w:lang w:bidi="fa-IR"/>
+        </w:rPr>
+      </w:pPr>
     </w:p>
     <w:p>
       <w:pPr>
@@ -441,13 +666,17 @@
         </w:numPr>
         <w:bidi/>
         <w:rPr>
-          <w:rFonts w:cs="B Zar" w:hint="cs"/>
-          <w:lang w:bidi="fa-IR"/>
-        </w:rPr>
-      </w:pPr>
-      <w:r>
-        <w:rPr>
-          <w:rFonts w:cs="B Zar" w:hint="cs"/>
+          <w:rFonts w:cs="B Koodak"/>
+          <w:sz w:val="24"/>
+          <w:szCs w:val="24"/>
+          <w:lang w:bidi="fa-IR"/>
+        </w:rPr>
+      </w:pPr>
+      <w:r>
+        <w:rPr>
+          <w:rFonts w:cs="B Koodak" w:hint="cs"/>
+          <w:sz w:val="24"/>
+          <w:szCs w:val="24"/>
           <w:rtl/>
           <w:lang w:bidi="fa-IR"/>
         </w:rPr>
@@ -455,19 +684,56 @@
       </w:r>
       <w:r>
         <w:rPr>
-          <w:rFonts w:cs="B Zar"/>
+          <w:rFonts w:cs="B Koodak"/>
+          <w:sz w:val="24"/>
+          <w:szCs w:val="24"/>
           <w:lang w:bidi="fa-IR"/>
         </w:rPr>
         <w:t>font-weight</w:t>
       </w:r>
       <w:r>
         <w:rPr>
-          <w:rFonts w:cs="B Zar" w:hint="cs"/>
+          <w:rFonts w:cs="B Koodak" w:hint="cs"/>
+          <w:sz w:val="24"/>
+          <w:szCs w:val="24"/>
           <w:rtl/>
           <w:lang w:bidi="fa-IR"/>
         </w:rPr>
         <w:t xml:space="preserve"> کمتر از 400 استفاده نکن</w:t>
       </w:r>
+    </w:p>
+    <w:p>
+      <w:pPr>
+        <w:bidi/>
+        <w:rPr>
+          <w:rFonts w:cs="B Koodak"/>
+          <w:sz w:val="24"/>
+          <w:szCs w:val="24"/>
+          <w:lang w:bidi="fa-IR"/>
+        </w:rPr>
+      </w:pPr>
+    </w:p>
+    <w:p>
+      <w:pPr>
+        <w:bidi/>
+        <w:rPr>
+          <w:rFonts w:cs="B Koodak"/>
+          <w:sz w:val="24"/>
+          <w:szCs w:val="24"/>
+          <w:lang w:bidi="fa-IR"/>
+        </w:rPr>
+      </w:pPr>
+    </w:p>
+    <w:p>
+      <w:pPr>
+        <w:bidi/>
+        <w:rPr>
+          <w:rFonts w:cs="B Koodak"/>
+          <w:sz w:val="24"/>
+          <w:szCs w:val="24"/>
+          <w:lang w:bidi="fa-IR"/>
+        </w:rPr>
+      </w:pPr>
     </w:p>
     <w:p>
       <w:pPr>
@@ -478,16 +744,21 @@
         </w:numPr>
         <w:bidi/>
         <w:rPr>
-          <w:rFonts w:cs="B Zar" w:hint="cs"/>
-          <w:lang w:bidi="fa-IR"/>
-        </w:rPr>
-      </w:pPr>
-      <w:r>
-        <w:rPr>
-          <w:rFonts w:cs="B Zar" w:hint="cs"/>
-          <w:rtl/>
-          <w:lang w:bidi="fa-IR"/>
-        </w:rPr>
+          <w:rFonts w:cs="B Koodak"/>
+          <w:sz w:val="24"/>
+          <w:szCs w:val="24"/>
+          <w:lang w:bidi="fa-IR"/>
+        </w:rPr>
+      </w:pPr>
+      <w:r>
+        <w:rPr>
+          <w:rFonts w:cs="B Koodak" w:hint="cs"/>
+          <w:sz w:val="24"/>
+          <w:szCs w:val="24"/>
+          <w:rtl/>
+          <w:lang w:bidi="fa-IR"/>
+        </w:rPr>
+        <w:lastRenderedPageBreak/>
         <w:t>در متن های انگلیسی هر خط از کمتر از 75 کاراکتر و در متن های فارسی هر خط بین 15 تا 20 کلمه باشد</w:t>
       </w:r>
     </w:p>
@@ -500,20 +771,39 @@
         </w:numPr>
         <w:bidi/>
         <w:rPr>
-          <w:rFonts w:cs="B Zar" w:hint="cs"/>
-          <w:lang w:bidi="fa-IR"/>
-        </w:rPr>
-      </w:pPr>
-      <w:r>
-        <w:rPr>
-          <w:rFonts w:cs="B Zar"/>
-          <w:lang w:bidi="fa-IR"/>
-        </w:rPr>
-        <w:t>Line-height</w:t>
-      </w:r>
-      <w:r>
-        <w:rPr>
-          <w:rFonts w:cs="B Zar" w:hint="cs"/>
+          <w:rFonts w:cs="B Koodak"/>
+          <w:sz w:val="24"/>
+          <w:szCs w:val="24"/>
+          <w:lang w:bidi="fa-IR"/>
+        </w:rPr>
+      </w:pPr>
+      <w:r>
+        <w:rPr>
+          <w:rFonts w:cs="B Koodak"/>
+          <w:sz w:val="24"/>
+          <w:szCs w:val="24"/>
+          <w:lang w:bidi="fa-IR"/>
+        </w:rPr>
+        <w:t>Line-heigh</w:t>
+      </w:r>
+      <w:r>
+        <w:rPr>
+          <w:rFonts w:cs="B Koodak"/>
+          <w:i/>
+          <w:iCs/>
+          <w:sz w:val="20"/>
+          <w:szCs w:val="20"/>
+          <w:lang w:bidi="fa-IR"/>
+        </w:rPr>
+        <w:t>t</w:t>
+      </w:r>
+      <w:r>
+        <w:rPr>
+          <w:rFonts w:cs="B Koodak" w:hint="cs"/>
+          <w:i/>
+          <w:iCs/>
+          <w:sz w:val="20"/>
+          <w:szCs w:val="20"/>
           <w:rtl/>
           <w:lang w:bidi="fa-IR"/>
         </w:rPr>
@@ -529,13 +819,21 @@
         </w:numPr>
         <w:bidi/>
         <w:rPr>
-          <w:rFonts w:cs="B Zar" w:hint="cs"/>
-          <w:lang w:bidi="fa-IR"/>
-        </w:rPr>
-      </w:pPr>
-      <w:r>
-        <w:rPr>
-          <w:rFonts w:cs="B Zar" w:hint="cs"/>
+          <w:rFonts w:cs="B Koodak"/>
+          <w:i/>
+          <w:iCs/>
+          <w:sz w:val="20"/>
+          <w:szCs w:val="20"/>
+          <w:lang w:bidi="fa-IR"/>
+        </w:rPr>
+      </w:pPr>
+      <w:r>
+        <w:rPr>
+          <w:rFonts w:cs="B Koodak" w:hint="cs"/>
+          <w:i/>
+          <w:iCs/>
+          <w:sz w:val="20"/>
+          <w:szCs w:val="20"/>
           <w:rtl/>
           <w:lang w:bidi="fa-IR"/>
         </w:rPr>
@@ -543,19 +841,41 @@
       </w:r>
       <w:r>
         <w:rPr>
-          <w:rFonts w:cs="B Zar"/>
+          <w:rFonts w:cs="B Koodak"/>
+          <w:i/>
+          <w:iCs/>
+          <w:sz w:val="20"/>
+          <w:szCs w:val="20"/>
           <w:lang w:bidi="fa-IR"/>
         </w:rPr>
         <w:t>line-height</w:t>
       </w:r>
       <w:r>
         <w:rPr>
-          <w:rFonts w:cs="B Zar" w:hint="cs"/>
+          <w:rFonts w:cs="B Koodak" w:hint="cs"/>
+          <w:i/>
+          <w:iCs/>
+          <w:sz w:val="20"/>
+          <w:szCs w:val="20"/>
           <w:rtl/>
           <w:lang w:bidi="fa-IR"/>
         </w:rPr>
         <w:t xml:space="preserve"> باید بیشتر بشه</w:t>
       </w:r>
+    </w:p>
+    <w:p>
+      <w:pPr>
+        <w:bidi/>
+        <w:ind w:left="2520"/>
+        <w:rPr>
+          <w:rFonts w:cs="B Koodak"/>
+          <w:i/>
+          <w:iCs/>
+          <w:sz w:val="20"/>
+          <w:szCs w:val="20"/>
+          <w:lang w:bidi="fa-IR"/>
+        </w:rPr>
+      </w:pPr>
     </w:p>
     <w:p>
       <w:pPr>
@@ -566,13 +886,17 @@
         </w:numPr>
         <w:bidi/>
         <w:rPr>
-          <w:rFonts w:cs="B Zar" w:hint="cs"/>
-          <w:lang w:bidi="fa-IR"/>
-        </w:rPr>
-      </w:pPr>
-      <w:r>
-        <w:rPr>
-          <w:rFonts w:cs="B Zar" w:hint="cs"/>
+          <w:rFonts w:cs="B Koodak"/>
+          <w:sz w:val="24"/>
+          <w:szCs w:val="24"/>
+          <w:lang w:bidi="fa-IR"/>
+        </w:rPr>
+      </w:pPr>
+      <w:r>
+        <w:rPr>
+          <w:rFonts w:cs="B Koodak" w:hint="cs"/>
+          <w:sz w:val="24"/>
+          <w:szCs w:val="24"/>
           <w:rtl/>
           <w:lang w:bidi="fa-IR"/>
         </w:rPr>
@@ -580,7 +904,9 @@
       </w:r>
       <w:r>
         <w:rPr>
-          <w:rFonts w:cs="B Zar" w:hint="cs"/>
+          <w:rFonts w:cs="B Koodak" w:hint="cs"/>
+          <w:sz w:val="24"/>
+          <w:szCs w:val="24"/>
           <w:rtl/>
           <w:lang w:bidi="fa-IR"/>
         </w:rPr>
@@ -588,19 +914,36 @@
       </w:r>
       <w:r>
         <w:rPr>
-          <w:rFonts w:cs="B Zar"/>
+          <w:rFonts w:cs="B Koodak"/>
+          <w:sz w:val="24"/>
+          <w:szCs w:val="24"/>
           <w:lang w:bidi="fa-IR"/>
         </w:rPr>
         <w:t>letter-spacing</w:t>
       </w:r>
       <w:r>
         <w:rPr>
-          <w:rFonts w:cs="B Zar" w:hint="cs"/>
+          <w:rFonts w:cs="B Koodak" w:hint="cs"/>
+          <w:sz w:val="24"/>
+          <w:szCs w:val="24"/>
           <w:rtl/>
           <w:lang w:bidi="fa-IR"/>
         </w:rPr>
         <w:t xml:space="preserve"> استفاده کنی</w:t>
       </w:r>
+    </w:p>
+    <w:p>
+      <w:pPr>
+        <w:pStyle w:val="ListParagraph"/>
+        <w:bidi/>
+        <w:ind w:left="1440"/>
+        <w:rPr>
+          <w:rFonts w:cs="B Koodak"/>
+          <w:sz w:val="24"/>
+          <w:szCs w:val="24"/>
+          <w:lang w:bidi="fa-IR"/>
+        </w:rPr>
+      </w:pPr>
     </w:p>
     <w:p>
       <w:pPr>
@@ -611,13 +954,17 @@
         </w:numPr>
         <w:bidi/>
         <w:rPr>
-          <w:rFonts w:cs="B Zar" w:hint="cs"/>
-          <w:lang w:bidi="fa-IR"/>
-        </w:rPr>
-      </w:pPr>
-      <w:r>
-        <w:rPr>
-          <w:rFonts w:cs="B Zar" w:hint="cs"/>
+          <w:rFonts w:cs="B Koodak"/>
+          <w:sz w:val="24"/>
+          <w:szCs w:val="24"/>
+          <w:lang w:bidi="fa-IR"/>
+        </w:rPr>
+      </w:pPr>
+      <w:r>
+        <w:rPr>
+          <w:rFonts w:cs="B Koodak" w:hint="cs"/>
+          <w:sz w:val="24"/>
+          <w:szCs w:val="24"/>
           <w:rtl/>
           <w:lang w:bidi="fa-IR"/>
         </w:rPr>
@@ -625,19 +972,34 @@
       </w:r>
       <w:r>
         <w:rPr>
-          <w:rFonts w:cs="B Zar"/>
+          <w:rFonts w:cs="B Koodak"/>
+          <w:sz w:val="24"/>
+          <w:szCs w:val="24"/>
           <w:lang w:bidi="fa-IR"/>
         </w:rPr>
         <w:t>letter-spacing</w:t>
       </w:r>
       <w:r>
         <w:rPr>
-          <w:rFonts w:cs="B Zar" w:hint="cs"/>
+          <w:rFonts w:cs="B Koodak" w:hint="cs"/>
+          <w:sz w:val="24"/>
+          <w:szCs w:val="24"/>
           <w:rtl/>
           <w:lang w:bidi="fa-IR"/>
         </w:rPr>
         <w:t xml:space="preserve"> رو زیاد کنی تا یه جلوه فوق العاده به این طور متن ها بدی</w:t>
       </w:r>
+    </w:p>
+    <w:p>
+      <w:pPr>
+        <w:bidi/>
+        <w:rPr>
+          <w:rFonts w:cs="B Koodak"/>
+          <w:sz w:val="24"/>
+          <w:szCs w:val="24"/>
+          <w:lang w:bidi="fa-IR"/>
+        </w:rPr>
+      </w:pPr>
     </w:p>
     <w:p>
       <w:pPr>
@@ -648,13 +1010,17 @@
         </w:numPr>
         <w:bidi/>
         <w:rPr>
-          <w:rFonts w:cs="B Zar" w:hint="cs"/>
-          <w:lang w:bidi="fa-IR"/>
-        </w:rPr>
-      </w:pPr>
-      <w:r>
-        <w:rPr>
-          <w:rFonts w:cs="B Zar" w:hint="cs"/>
+          <w:rFonts w:cs="B Koodak"/>
+          <w:sz w:val="24"/>
+          <w:szCs w:val="24"/>
+          <w:lang w:bidi="fa-IR"/>
+        </w:rPr>
+      </w:pPr>
+      <w:r>
+        <w:rPr>
+          <w:rFonts w:cs="B Koodak" w:hint="cs"/>
+          <w:sz w:val="24"/>
+          <w:szCs w:val="24"/>
           <w:rtl/>
           <w:lang w:bidi="fa-IR"/>
         </w:rPr>
@@ -662,19 +1028,34 @@
       </w:r>
       <w:r>
         <w:rPr>
-          <w:rFonts w:cs="B Zar"/>
+          <w:rFonts w:cs="B Koodak"/>
+          <w:sz w:val="24"/>
+          <w:szCs w:val="24"/>
           <w:lang w:bidi="fa-IR"/>
         </w:rPr>
         <w:t>justify</w:t>
       </w:r>
       <w:r>
         <w:rPr>
-          <w:rFonts w:cs="B Zar" w:hint="cs"/>
+          <w:rFonts w:cs="B Koodak" w:hint="cs"/>
+          <w:sz w:val="24"/>
+          <w:szCs w:val="24"/>
           <w:rtl/>
           <w:lang w:bidi="fa-IR"/>
         </w:rPr>
         <w:t xml:space="preserve"> نکن چون خوانایی رو کاهش میده</w:t>
       </w:r>
+    </w:p>
+    <w:p>
+      <w:pPr>
+        <w:bidi/>
+        <w:rPr>
+          <w:rFonts w:cs="B Koodak"/>
+          <w:sz w:val="24"/>
+          <w:szCs w:val="24"/>
+          <w:lang w:bidi="fa-IR"/>
+        </w:rPr>
+      </w:pPr>
     </w:p>
     <w:p>
       <w:pPr>
@@ -685,24 +1066,2409 @@
         </w:numPr>
         <w:bidi/>
         <w:rPr>
+          <w:rFonts w:cs="B Koodak"/>
+          <w:sz w:val="24"/>
+          <w:szCs w:val="24"/>
+          <w:lang w:bidi="fa-IR"/>
+        </w:rPr>
+      </w:pPr>
+      <w:r>
+        <w:rPr>
+          <w:rFonts w:cs="B Koodak" w:hint="cs"/>
+          <w:sz w:val="24"/>
+          <w:szCs w:val="24"/>
+          <w:rtl/>
+          <w:lang w:bidi="fa-IR"/>
+        </w:rPr>
+        <w:t>متن ها رو وسط چین نکن مگر اینکه خیلی کوتاه باشن</w:t>
+      </w:r>
+    </w:p>
+    <w:p>
+      <w:pPr>
+        <w:bidi/>
+        <w:rPr>
           <w:rFonts w:cs="B Zar"/>
           <w:lang w:bidi="fa-IR"/>
         </w:rPr>
       </w:pPr>
-      <w:r>
+    </w:p>
+    <w:p>
+      <w:pPr>
+        <w:bidi/>
+        <w:rPr>
+          <w:rFonts w:cs="B Zar"/>
+          <w:lang w:bidi="fa-IR"/>
+        </w:rPr>
+      </w:pPr>
+    </w:p>
+    <w:p>
+      <w:pPr>
+        <w:bidi/>
+        <w:rPr>
+          <w:rFonts w:cs="B Zar"/>
+          <w:lang w:bidi="fa-IR"/>
+        </w:rPr>
+      </w:pPr>
+    </w:p>
+    <w:p>
+      <w:pPr>
+        <w:bidi/>
+        <w:rPr>
+          <w:rFonts w:cs="B Zar"/>
+          <w:lang w:bidi="fa-IR"/>
+        </w:rPr>
+      </w:pPr>
+    </w:p>
+    <w:p>
+      <w:pPr>
+        <w:bidi/>
+        <w:rPr>
+          <w:rFonts w:cs="B Zar"/>
+          <w:lang w:bidi="fa-IR"/>
+        </w:rPr>
+      </w:pPr>
+    </w:p>
+    <w:p>
+      <w:pPr>
+        <w:bidi/>
+        <w:rPr>
+          <w:rFonts w:cs="B Zar"/>
+          <w:lang w:bidi="fa-IR"/>
+        </w:rPr>
+      </w:pPr>
+    </w:p>
+    <w:p>
+      <w:pPr>
+        <w:bidi/>
+        <w:rPr>
+          <w:rFonts w:cs="B Zar"/>
+          <w:lang w:bidi="fa-IR"/>
+        </w:rPr>
+      </w:pPr>
+    </w:p>
+    <w:p>
+      <w:pPr>
+        <w:bidi/>
+        <w:rPr>
+          <w:rFonts w:cs="B Zar"/>
+          <w:lang w:bidi="fa-IR"/>
+        </w:rPr>
+      </w:pPr>
+    </w:p>
+    <w:p>
+      <w:pPr>
+        <w:bidi/>
+        <w:rPr>
+          <w:rFonts w:cs="B Zar"/>
+          <w:lang w:bidi="fa-IR"/>
+        </w:rPr>
+      </w:pPr>
+    </w:p>
+    <w:p>
+      <w:pPr>
+        <w:bidi/>
+        <w:rPr>
+          <w:rFonts w:cs="B Zar"/>
+          <w:lang w:bidi="fa-IR"/>
+        </w:rPr>
+      </w:pPr>
+    </w:p>
+    <w:p>
+      <w:pPr>
+        <w:bidi/>
+        <w:rPr>
+          <w:rFonts w:cs="B Zar"/>
+          <w:lang w:bidi="fa-IR"/>
+        </w:rPr>
+      </w:pPr>
+    </w:p>
+    <w:p>
+      <w:pPr>
+        <w:bidi/>
+        <w:rPr>
+          <w:rFonts w:cs="B Zar"/>
+          <w:lang w:bidi="fa-IR"/>
+        </w:rPr>
+      </w:pPr>
+    </w:p>
+    <w:p>
+      <w:pPr>
+        <w:bidi/>
+        <w:rPr>
+          <w:rFonts w:cs="B Zar"/>
+          <w:lang w:bidi="fa-IR"/>
+        </w:rPr>
+      </w:pPr>
+    </w:p>
+    <w:p>
+      <w:pPr>
+        <w:bidi/>
+        <w:rPr>
+          <w:rFonts w:cs="B Zar"/>
+          <w:lang w:bidi="fa-IR"/>
+        </w:rPr>
+      </w:pPr>
+      <w:bookmarkStart w:id="0" w:name="_GoBack"/>
+      <w:bookmarkEnd w:id="0"/>
+    </w:p>
+    <w:p>
+      <w:pPr>
+        <w:pStyle w:val="ListParagraph"/>
+        <w:numPr>
+          <w:ilvl w:val="0"/>
+          <w:numId w:val="2"/>
+        </w:numPr>
+        <w:bidi/>
+        <w:rPr>
+          <w:rFonts w:cs="B Titr"/>
+          <w:sz w:val="32"/>
+          <w:szCs w:val="32"/>
+          <w:lang w:bidi="fa-IR"/>
+        </w:rPr>
+      </w:pPr>
+      <w:r>
+        <w:rPr>
+          <w:rFonts w:cs="B Titr" w:hint="cs"/>
+          <w:sz w:val="32"/>
+          <w:szCs w:val="32"/>
+          <w:rtl/>
+          <w:lang w:bidi="fa-IR"/>
+        </w:rPr>
+        <w:lastRenderedPageBreak/>
+        <w:t>رنگ ها</w:t>
+      </w:r>
+    </w:p>
+    <w:p>
+      <w:pPr>
+        <w:pStyle w:val="ListParagraph"/>
+        <w:numPr>
+          <w:ilvl w:val="0"/>
+          <w:numId w:val="7"/>
+        </w:numPr>
+        <w:bidi/>
+        <w:rPr>
+          <w:rFonts w:cs="B Koodak"/>
+          <w:sz w:val="24"/>
+          <w:szCs w:val="24"/>
+          <w:lang w:bidi="fa-IR"/>
+        </w:rPr>
+      </w:pPr>
+      <w:r>
+        <w:rPr>
+          <w:rFonts w:cs="B Koodak" w:hint="cs"/>
+          <w:sz w:val="24"/>
+          <w:szCs w:val="24"/>
+          <w:rtl/>
+          <w:lang w:bidi="fa-IR"/>
+        </w:rPr>
+        <w:t xml:space="preserve">رنگ انتخاب شده برای سایت باید با </w:t>
+      </w:r>
+      <w:r>
+        <w:rPr>
+          <w:rFonts w:cs="B Koodak"/>
+          <w:sz w:val="24"/>
+          <w:szCs w:val="24"/>
+          <w:lang w:bidi="fa-IR"/>
+        </w:rPr>
+        <w:t>personality</w:t>
+      </w:r>
+      <w:r>
+        <w:rPr>
+          <w:rFonts w:cs="B Koodak" w:hint="cs"/>
+          <w:sz w:val="24"/>
+          <w:szCs w:val="24"/>
+          <w:rtl/>
+          <w:lang w:bidi="fa-IR"/>
+        </w:rPr>
+        <w:t xml:space="preserve"> همخوانی داشته باشه</w:t>
+      </w:r>
+    </w:p>
+    <w:p>
+      <w:pPr>
+        <w:pStyle w:val="ListParagraph"/>
+        <w:bidi/>
+        <w:ind w:left="1080"/>
+        <w:rPr>
+          <w:rFonts w:cs="B Zar"/>
+          <w:sz w:val="28"/>
+          <w:szCs w:val="28"/>
+          <w:lang w:bidi="fa-IR"/>
+        </w:rPr>
+      </w:pPr>
+      <w:r>
+        <w:rPr>
+          <w:rFonts w:cs="B Zar"/>
+          <w:noProof/>
+          <w:sz w:val="28"/>
+          <w:szCs w:val="28"/>
+        </w:rPr>
+        <mc:AlternateContent>
+          <mc:Choice Requires="wps">
+            <w:drawing>
+              <wp:anchor distT="0" distB="0" distL="114300" distR="114300" simplePos="0" relativeHeight="251676672" behindDoc="0" locked="0" layoutInCell="1" allowOverlap="1">
+                <wp:simplePos x="0" y="0"/>
+                <wp:positionH relativeFrom="column">
+                  <wp:posOffset>463700</wp:posOffset>
+                </wp:positionH>
+                <wp:positionV relativeFrom="paragraph">
+                  <wp:posOffset>74193</wp:posOffset>
+                </wp:positionV>
+                <wp:extent cx="4995136" cy="3432250"/>
+                <wp:effectExtent l="0" t="0" r="15240" b="15875"/>
+                <wp:wrapNone/>
+                <wp:docPr id="12" name="Rectangle 12"/>
+                <wp:cNvGraphicFramePr/>
+                <a:graphic xmlns:a="http://schemas.openxmlformats.org/drawingml/2006/main">
+                  <a:graphicData uri="http://schemas.microsoft.com/office/word/2010/wordprocessingShape">
+                    <wps:wsp>
+                      <wps:cNvSpPr/>
+                      <wps:spPr>
+                        <a:xfrm>
+                          <a:off x="0" y="0"/>
+                          <a:ext cx="4995136" cy="3432250"/>
+                        </a:xfrm>
+                        <a:prstGeom prst="rect">
+                          <a:avLst/>
+                        </a:prstGeom>
+                        <a:noFill/>
+                        <a:ln>
+                          <a:solidFill>
+                            <a:schemeClr val="tx1">
+                              <a:lumMod val="65000"/>
+                              <a:lumOff val="35000"/>
+                            </a:schemeClr>
+                          </a:solidFill>
+                          <a:prstDash val="sysDot"/>
+                        </a:ln>
+                      </wps:spPr>
+                      <wps:style>
+                        <a:lnRef idx="2">
+                          <a:schemeClr val="accent1">
+                            <a:shade val="50000"/>
+                          </a:schemeClr>
+                        </a:lnRef>
+                        <a:fillRef idx="1">
+                          <a:schemeClr val="accent1"/>
+                        </a:fillRef>
+                        <a:effectRef idx="0">
+                          <a:schemeClr val="accent1"/>
+                        </a:effectRef>
+                        <a:fontRef idx="minor">
+                          <a:schemeClr val="lt1"/>
+                        </a:fontRef>
+                      </wps:style>
+                      <wps:bodyPr rot="0" spcFirstLastPara="0" vertOverflow="overflow" horzOverflow="overflow" vert="horz" wrap="square" lIns="91440" tIns="45720" rIns="91440" bIns="45720" numCol="1" spcCol="0" rtlCol="0" fromWordArt="0" anchor="ctr" anchorCtr="0" forceAA="0" compatLnSpc="1">
+                        <a:prstTxWarp prst="textNoShape">
+                          <a:avLst/>
+                        </a:prstTxWarp>
+                        <a:noAutofit/>
+                      </wps:bodyPr>
+                    </wps:wsp>
+                  </a:graphicData>
+                </a:graphic>
+                <wp14:sizeRelH relativeFrom="margin">
+                  <wp14:pctWidth>0</wp14:pctWidth>
+                </wp14:sizeRelH>
+                <wp14:sizeRelV relativeFrom="margin">
+                  <wp14:pctHeight>0</wp14:pctHeight>
+                </wp14:sizeRelV>
+              </wp:anchor>
+            </w:drawing>
+          </mc:Choice>
+          <mc:Fallback>
+            <w:pict>
+              <v:rect w14:anchorId="016526F5" id="Rectangle 12" o:spid="_x0000_s1026" style="position:absolute;margin-left:36.5pt;margin-top:5.85pt;width:393.3pt;height:270.25pt;z-index:251676672;visibility:visible;mso-wrap-style:square;mso-width-percent:0;mso-height-percent:0;mso-wrap-distance-left:9pt;mso-wrap-distance-top:0;mso-wrap-distance-right:9pt;mso-wrap-distance-bottom:0;mso-position-horizontal:absolute;mso-position-horizontal-relative:text;mso-position-vertical:absolute;mso-position-vertical-relative:text;mso-width-percent:0;mso-height-percent:0;mso-width-relative:margin;mso-height-relative:margin;v-text-anchor:middle" o:gfxdata="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" filled="f" strokecolor="#5a5a5a [2109]" strokeweight="1pt">
+                <v:stroke dashstyle="1 1"/>
+              </v:rect>
+            </w:pict>
+          </mc:Fallback>
+        </mc:AlternateContent>
+      </w:r>
+    </w:p>
+    <w:p>
+      <w:pPr>
+        <w:pStyle w:val="ListParagraph"/>
+        <w:numPr>
+          <w:ilvl w:val="0"/>
+          <w:numId w:val="8"/>
+        </w:numPr>
+        <w:bidi/>
+        <w:spacing w:line="360" w:lineRule="auto"/>
+        <w:rPr>
+          <w:rFonts w:cs="B Mitra"/>
+          <w:i/>
+          <w:iCs/>
+          <w:sz w:val="36"/>
+          <w:szCs w:val="36"/>
+          <w:lang w:bidi="fa-IR"/>
+        </w:rPr>
+      </w:pPr>
+      <w:r>
+        <w:rPr>
+          <w:rFonts w:cs="B Mitra" w:hint="cs"/>
+          <w:b/>
+          <w:bCs/>
+          <w:i/>
+          <w:iCs/>
+          <w:noProof/>
+          <w:sz w:val="24"/>
+          <w:szCs w:val="24"/>
+          <w:rtl/>
+        </w:rPr>
+        <mc:AlternateContent>
+          <mc:Choice Requires="wps">
+            <w:drawing>
+              <wp:anchor distT="0" distB="0" distL="114300" distR="114300" simplePos="0" relativeHeight="251659264" behindDoc="0" locked="0" layoutInCell="1" allowOverlap="1">
+                <wp:simplePos x="0" y="0"/>
+                <wp:positionH relativeFrom="column">
+                  <wp:posOffset>5092228</wp:posOffset>
+                </wp:positionH>
+                <wp:positionV relativeFrom="paragraph">
+                  <wp:posOffset>14659</wp:posOffset>
+                </wp:positionV>
+                <wp:extent cx="179962" cy="179962"/>
+                <wp:effectExtent l="0" t="0" r="0" b="0"/>
+                <wp:wrapNone/>
+                <wp:docPr id="1" name="Oval 1"/>
+                <wp:cNvGraphicFramePr/>
+                <a:graphic xmlns:a="http://schemas.openxmlformats.org/drawingml/2006/main">
+                  <a:graphicData uri="http://schemas.microsoft.com/office/word/2010/wordprocessingShape">
+                    <wps:wsp>
+                      <wps:cNvSpPr/>
+                      <wps:spPr>
+                        <a:xfrm>
+                          <a:off x="0" y="0"/>
+                          <a:ext cx="179962" cy="179962"/>
+                        </a:xfrm>
+                        <a:prstGeom prst="ellipse">
+                          <a:avLst/>
+                        </a:prstGeom>
+                        <a:solidFill>
+                          <a:srgbClr val="FF0000"/>
+                        </a:solidFill>
+                        <a:ln>
+                          <a:noFill/>
+                        </a:ln>
+                      </wps:spPr>
+                      <wps:style>
+                        <a:lnRef idx="2">
+                          <a:schemeClr val="accent1">
+                            <a:shade val="50000"/>
+                          </a:schemeClr>
+                        </a:lnRef>
+                        <a:fillRef idx="1">
+                          <a:schemeClr val="accent1"/>
+                        </a:fillRef>
+                        <a:effectRef idx="0">
+                          <a:schemeClr val="accent1"/>
+                        </a:effectRef>
+                        <a:fontRef idx="minor">
+                          <a:schemeClr val="lt1"/>
+                        </a:fontRef>
+                      </wps:style>
+                      <wps:bodyPr rot="0" spcFirstLastPara="0" vertOverflow="overflow" horzOverflow="overflow" vert="horz" wrap="square" lIns="91440" tIns="45720" rIns="91440" bIns="45720" numCol="1" spcCol="0" rtlCol="0" fromWordArt="0" anchor="ctr" anchorCtr="0" forceAA="0" compatLnSpc="1">
+                        <a:prstTxWarp prst="textNoShape">
+                          <a:avLst/>
+                        </a:prstTxWarp>
+                        <a:noAutofit/>
+                      </wps:bodyPr>
+                    </wps:wsp>
+                  </a:graphicData>
+                </a:graphic>
+              </wp:anchor>
+            </w:drawing>
+          </mc:Choice>
+          <mc:Fallback>
+            <w:pict>
+              <v:oval w14:anchorId="672DDF96" id="Oval 1" o:spid="_x0000_s1026" style="position:absolute;margin-left:400.95pt;margin-top:1.15pt;width:14.15pt;height:14.15pt;z-index:251659264;visibility:visible;mso-wrap-style:square;mso-wrap-distance-left:9pt;mso-wrap-distance-top:0;mso-wrap-distance-right:9pt;mso-wrap-distance-bottom:0;mso-position-horizontal:absolute;mso-position-horizontal-relative:text;mso-position-vertical:absolute;mso-position-vertical-relative:text;v-text-anchor:middle" o:gfxdata="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" fillcolor="red" stroked="f" strokeweight="1pt">
+                <v:stroke joinstyle="miter"/>
+              </v:oval>
+            </w:pict>
+          </mc:Fallback>
+        </mc:AlternateContent>
+      </w:r>
+      <w:r>
+        <w:rPr>
+          <w:rFonts w:cs="B Mitra" w:hint="cs"/>
+          <w:b/>
+          <w:bCs/>
+          <w:i/>
+          <w:iCs/>
+          <w:sz w:val="24"/>
+          <w:szCs w:val="24"/>
+          <w:rtl/>
+          <w:lang w:bidi="fa-IR"/>
+        </w:rPr>
+        <w:t>قرمز</w:t>
+      </w:r>
+      <w:r>
+        <w:rPr>
+          <w:rFonts w:cs="B Mitra" w:hint="cs"/>
+          <w:i/>
+          <w:iCs/>
+          <w:sz w:val="24"/>
+          <w:szCs w:val="24"/>
+          <w:rtl/>
+          <w:lang w:bidi="fa-IR"/>
+        </w:rPr>
+        <w:t>:</w:t>
+      </w:r>
+      <w:r>
+        <w:rPr>
+          <w:rFonts w:cs="B Mitra" w:hint="cs"/>
+          <w:i/>
+          <w:iCs/>
+          <w:sz w:val="24"/>
+          <w:szCs w:val="24"/>
+          <w:rtl/>
+          <w:lang w:bidi="fa-IR"/>
+        </w:rPr>
+        <w:t xml:space="preserve"> از بین رنگ ها بیشترین توجه رو به خودش جلب میکنه. بیانگر قدرت، هیجان و شور و اشتیاقه</w:t>
+      </w:r>
+    </w:p>
+    <w:p>
+      <w:pPr>
+        <w:pStyle w:val="ListParagraph"/>
+        <w:numPr>
+          <w:ilvl w:val="0"/>
+          <w:numId w:val="8"/>
+        </w:numPr>
+        <w:bidi/>
+        <w:spacing w:line="360" w:lineRule="auto"/>
+        <w:rPr>
+          <w:rFonts w:cs="B Mitra"/>
+          <w:i/>
+          <w:iCs/>
+          <w:sz w:val="24"/>
+          <w:szCs w:val="24"/>
+          <w:lang w:bidi="fa-IR"/>
+        </w:rPr>
+      </w:pPr>
+      <w:r>
+        <w:rPr>
+          <w:rFonts w:cs="B Mitra" w:hint="cs"/>
+          <w:b/>
+          <w:bCs/>
+          <w:i/>
+          <w:iCs/>
+          <w:sz w:val="24"/>
+          <w:szCs w:val="24"/>
+          <w:rtl/>
+          <w:lang w:bidi="fa-IR"/>
+        </w:rPr>
+        <mc:AlternateContent>
+          <mc:Choice Requires="wps">
+            <w:drawing>
+              <wp:anchor distT="0" distB="0" distL="114300" distR="114300" simplePos="0" relativeHeight="251661312" behindDoc="0" locked="0" layoutInCell="1" allowOverlap="1" wp14:anchorId="40B0002C" wp14:editId="3B037785">
+                <wp:simplePos x="0" y="0"/>
+                <wp:positionH relativeFrom="column">
+                  <wp:posOffset>5092065</wp:posOffset>
+                </wp:positionH>
+                <wp:positionV relativeFrom="paragraph">
+                  <wp:posOffset>5931</wp:posOffset>
+                </wp:positionV>
+                <wp:extent cx="179962" cy="179962"/>
+                <wp:effectExtent l="0" t="0" r="0" b="0"/>
+                <wp:wrapNone/>
+                <wp:docPr id="4" name="Oval 4"/>
+                <wp:cNvGraphicFramePr/>
+                <a:graphic xmlns:a="http://schemas.openxmlformats.org/drawingml/2006/main">
+                  <a:graphicData uri="http://schemas.microsoft.com/office/word/2010/wordprocessingShape">
+                    <wps:wsp>
+                      <wps:cNvSpPr/>
+                      <wps:spPr>
+                        <a:xfrm>
+                          <a:off x="0" y="0"/>
+                          <a:ext cx="179962" cy="179962"/>
+                        </a:xfrm>
+                        <a:prstGeom prst="ellipse">
+                          <a:avLst/>
+                        </a:prstGeom>
+                        <a:solidFill>
+                          <a:srgbClr val="FFC000"/>
+                        </a:solidFill>
+                        <a:ln>
+                          <a:noFill/>
+                        </a:ln>
+                      </wps:spPr>
+                      <wps:style>
+                        <a:lnRef idx="2">
+                          <a:schemeClr val="accent1">
+                            <a:shade val="50000"/>
+                          </a:schemeClr>
+                        </a:lnRef>
+                        <a:fillRef idx="1">
+                          <a:schemeClr val="accent1"/>
+                        </a:fillRef>
+                        <a:effectRef idx="0">
+                          <a:schemeClr val="accent1"/>
+                        </a:effectRef>
+                        <a:fontRef idx="minor">
+                          <a:schemeClr val="lt1"/>
+                        </a:fontRef>
+                      </wps:style>
+                      <wps:bodyPr rot="0" spcFirstLastPara="0" vertOverflow="overflow" horzOverflow="overflow" vert="horz" wrap="square" lIns="91440" tIns="45720" rIns="91440" bIns="45720" numCol="1" spcCol="0" rtlCol="0" fromWordArt="0" anchor="ctr" anchorCtr="0" forceAA="0" compatLnSpc="1">
+                        <a:prstTxWarp prst="textNoShape">
+                          <a:avLst/>
+                        </a:prstTxWarp>
+                        <a:noAutofit/>
+                      </wps:bodyPr>
+                    </wps:wsp>
+                  </a:graphicData>
+                </a:graphic>
+              </wp:anchor>
+            </w:drawing>
+          </mc:Choice>
+          <mc:Fallback>
+            <w:pict>
+              <v:oval w14:anchorId="6826E42C" id="Oval 4" o:spid="_x0000_s1026" style="position:absolute;margin-left:400.95pt;margin-top:.45pt;width:14.15pt;height:14.15pt;z-index:251661312;visibility:visible;mso-wrap-style:square;mso-wrap-distance-left:9pt;mso-wrap-distance-top:0;mso-wrap-distance-right:9pt;mso-wrap-distance-bottom:0;mso-position-horizontal:absolute;mso-position-horizontal-relative:text;mso-position-vertical:absolute;mso-position-vertical-relative:text;v-text-anchor:middle" o:gfxdata="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" fillcolor="#ffc000" stroked="f" strokeweight="1pt">
+                <v:stroke joinstyle="miter"/>
+              </v:oval>
+            </w:pict>
+          </mc:Fallback>
+        </mc:AlternateContent>
+      </w:r>
+      <w:r>
+        <w:rPr>
+          <w:rFonts w:cs="B Mitra" w:hint="cs"/>
+          <w:b/>
+          <w:bCs/>
+          <w:i/>
+          <w:iCs/>
+          <w:sz w:val="24"/>
+          <w:szCs w:val="24"/>
+          <w:rtl/>
+          <w:lang w:bidi="fa-IR"/>
+        </w:rPr>
+        <w:t>نارنجی</w:t>
+      </w:r>
+      <w:r>
+        <w:rPr>
+          <w:rFonts w:cs="B Mitra" w:hint="cs"/>
+          <w:i/>
+          <w:iCs/>
+          <w:sz w:val="24"/>
+          <w:szCs w:val="24"/>
+          <w:rtl/>
+          <w:lang w:bidi="fa-IR"/>
+        </w:rPr>
+        <w:t>:</w:t>
+      </w:r>
+      <w:r>
+        <w:rPr>
+          <w:rFonts w:cs="B Mitra" w:hint="cs"/>
+          <w:i/>
+          <w:iCs/>
+          <w:sz w:val="24"/>
+          <w:szCs w:val="24"/>
+          <w:rtl/>
+          <w:lang w:bidi="fa-IR"/>
+        </w:rPr>
+        <w:t xml:space="preserve"> کمی مشابه قرمزه با دوز پایین تر. بیانگر شادی، سرخوشی و خلاقیته</w:t>
+      </w:r>
+    </w:p>
+    <w:p>
+      <w:pPr>
+        <w:pStyle w:val="ListParagraph"/>
+        <w:numPr>
+          <w:ilvl w:val="0"/>
+          <w:numId w:val="8"/>
+        </w:numPr>
+        <w:bidi/>
+        <w:spacing w:line="360" w:lineRule="auto"/>
+        <w:rPr>
+          <w:rFonts w:cs="B Mitra"/>
+          <w:i/>
+          <w:iCs/>
+          <w:sz w:val="24"/>
+          <w:szCs w:val="24"/>
+          <w:lang w:bidi="fa-IR"/>
+        </w:rPr>
+      </w:pPr>
+      <w:r>
+        <w:rPr>
+          <w:rFonts w:cs="B Mitra" w:hint="cs"/>
+          <w:b/>
+          <w:bCs/>
+          <w:i/>
+          <w:iCs/>
+          <w:sz w:val="24"/>
+          <w:szCs w:val="24"/>
+          <w:rtl/>
+          <w:lang w:bidi="fa-IR"/>
+        </w:rPr>
+        <mc:AlternateContent>
+          <mc:Choice Requires="wps">
+            <w:drawing>
+              <wp:anchor distT="0" distB="0" distL="114300" distR="114300" simplePos="0" relativeHeight="251663360" behindDoc="0" locked="0" layoutInCell="1" allowOverlap="1" wp14:anchorId="606DBB54" wp14:editId="6CB85FBA">
+                <wp:simplePos x="0" y="0"/>
+                <wp:positionH relativeFrom="column">
+                  <wp:posOffset>5092065</wp:posOffset>
+                </wp:positionH>
+                <wp:positionV relativeFrom="paragraph">
+                  <wp:posOffset>14186</wp:posOffset>
+                </wp:positionV>
+                <wp:extent cx="179962" cy="179962"/>
+                <wp:effectExtent l="0" t="0" r="0" b="0"/>
+                <wp:wrapNone/>
+                <wp:docPr id="5" name="Oval 5"/>
+                <wp:cNvGraphicFramePr/>
+                <a:graphic xmlns:a="http://schemas.openxmlformats.org/drawingml/2006/main">
+                  <a:graphicData uri="http://schemas.microsoft.com/office/word/2010/wordprocessingShape">
+                    <wps:wsp>
+                      <wps:cNvSpPr/>
+                      <wps:spPr>
+                        <a:xfrm>
+                          <a:off x="0" y="0"/>
+                          <a:ext cx="179962" cy="179962"/>
+                        </a:xfrm>
+                        <a:prstGeom prst="ellipse">
+                          <a:avLst/>
+                        </a:prstGeom>
+                        <a:solidFill>
+                          <a:srgbClr val="FFFF00"/>
+                        </a:solidFill>
+                        <a:ln>
+                          <a:noFill/>
+                        </a:ln>
+                      </wps:spPr>
+                      <wps:style>
+                        <a:lnRef idx="2">
+                          <a:schemeClr val="accent1">
+                            <a:shade val="50000"/>
+                          </a:schemeClr>
+                        </a:lnRef>
+                        <a:fillRef idx="1">
+                          <a:schemeClr val="accent1"/>
+                        </a:fillRef>
+                        <a:effectRef idx="0">
+                          <a:schemeClr val="accent1"/>
+                        </a:effectRef>
+                        <a:fontRef idx="minor">
+                          <a:schemeClr val="lt1"/>
+                        </a:fontRef>
+                      </wps:style>
+                      <wps:bodyPr rot="0" spcFirstLastPara="0" vertOverflow="overflow" horzOverflow="overflow" vert="horz" wrap="square" lIns="91440" tIns="45720" rIns="91440" bIns="45720" numCol="1" spcCol="0" rtlCol="0" fromWordArt="0" anchor="ctr" anchorCtr="0" forceAA="0" compatLnSpc="1">
+                        <a:prstTxWarp prst="textNoShape">
+                          <a:avLst/>
+                        </a:prstTxWarp>
+                        <a:noAutofit/>
+                      </wps:bodyPr>
+                    </wps:wsp>
+                  </a:graphicData>
+                </a:graphic>
+              </wp:anchor>
+            </w:drawing>
+          </mc:Choice>
+          <mc:Fallback>
+            <w:pict>
+              <v:oval w14:anchorId="49E5E8D1" id="Oval 5" o:spid="_x0000_s1026" style="position:absolute;margin-left:400.95pt;margin-top:1.1pt;width:14.15pt;height:14.15pt;z-index:251663360;visibility:visible;mso-wrap-style:square;mso-wrap-distance-left:9pt;mso-wrap-distance-top:0;mso-wrap-distance-right:9pt;mso-wrap-distance-bottom:0;mso-position-horizontal:absolute;mso-position-horizontal-relative:text;mso-position-vertical:absolute;mso-position-vertical-relative:text;v-text-anchor:middle" o:gfxdata="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" fillcolor="yellow" stroked="f" strokeweight="1pt">
+                <v:stroke joinstyle="miter"/>
+              </v:oval>
+            </w:pict>
+          </mc:Fallback>
+        </mc:AlternateContent>
+      </w:r>
+      <w:r>
+        <w:rPr>
+          <w:rFonts w:cs="B Mitra" w:hint="cs"/>
+          <w:b/>
+          <w:bCs/>
+          <w:i/>
+          <w:iCs/>
+          <w:sz w:val="24"/>
+          <w:szCs w:val="24"/>
+          <w:rtl/>
+          <w:lang w:bidi="fa-IR"/>
+        </w:rPr>
+        <w:t>زرد</w:t>
+      </w:r>
+      <w:r>
+        <w:rPr>
+          <w:rFonts w:cs="B Mitra" w:hint="cs"/>
+          <w:i/>
+          <w:iCs/>
+          <w:sz w:val="24"/>
+          <w:szCs w:val="24"/>
+          <w:rtl/>
+          <w:lang w:bidi="fa-IR"/>
+        </w:rPr>
+        <w:t>:</w:t>
+      </w:r>
+      <w:r>
+        <w:rPr>
+          <w:rFonts w:cs="B Mitra" w:hint="cs"/>
+          <w:i/>
+          <w:iCs/>
+          <w:sz w:val="24"/>
+          <w:szCs w:val="24"/>
+          <w:rtl/>
+          <w:lang w:bidi="fa-IR"/>
+        </w:rPr>
+        <w:t xml:space="preserve"> توجه رو به خودش جلب میکنه و بیانگر خوشی، خوشبختی، روشنایی و نبوغه</w:t>
+      </w:r>
+    </w:p>
+    <w:p>
+      <w:pPr>
+        <w:pStyle w:val="ListParagraph"/>
+        <w:numPr>
+          <w:ilvl w:val="0"/>
+          <w:numId w:val="8"/>
+        </w:numPr>
+        <w:bidi/>
+        <w:spacing w:line="360" w:lineRule="auto"/>
+        <w:rPr>
+          <w:rFonts w:cs="B Mitra"/>
+          <w:i/>
+          <w:iCs/>
+          <w:sz w:val="24"/>
+          <w:szCs w:val="24"/>
+          <w:lang w:bidi="fa-IR"/>
+        </w:rPr>
+      </w:pPr>
+      <w:r>
+        <w:rPr>
+          <w:rFonts w:cs="B Mitra" w:hint="cs"/>
+          <w:b/>
+          <w:bCs/>
+          <w:i/>
+          <w:iCs/>
+          <w:sz w:val="24"/>
+          <w:szCs w:val="24"/>
+          <w:rtl/>
+          <w:lang w:bidi="fa-IR"/>
+        </w:rPr>
+        <mc:AlternateContent>
+          <mc:Choice Requires="wps">
+            <w:drawing>
+              <wp:anchor distT="0" distB="0" distL="114300" distR="114300" simplePos="0" relativeHeight="251665408" behindDoc="0" locked="0" layoutInCell="1" allowOverlap="1" wp14:anchorId="4DFAA51C" wp14:editId="239D064E">
+                <wp:simplePos x="0" y="0"/>
+                <wp:positionH relativeFrom="column">
+                  <wp:posOffset>5092065</wp:posOffset>
+                </wp:positionH>
+                <wp:positionV relativeFrom="paragraph">
+                  <wp:posOffset>21171</wp:posOffset>
+                </wp:positionV>
+                <wp:extent cx="179962" cy="179962"/>
+                <wp:effectExtent l="0" t="0" r="0" b="0"/>
+                <wp:wrapNone/>
+                <wp:docPr id="6" name="Oval 6"/>
+                <wp:cNvGraphicFramePr/>
+                <a:graphic xmlns:a="http://schemas.openxmlformats.org/drawingml/2006/main">
+                  <a:graphicData uri="http://schemas.microsoft.com/office/word/2010/wordprocessingShape">
+                    <wps:wsp>
+                      <wps:cNvSpPr/>
+                      <wps:spPr>
+                        <a:xfrm>
+                          <a:off x="0" y="0"/>
+                          <a:ext cx="179962" cy="179962"/>
+                        </a:xfrm>
+                        <a:prstGeom prst="ellipse">
+                          <a:avLst/>
+                        </a:prstGeom>
+                        <a:solidFill>
+                          <a:srgbClr val="92D050"/>
+                        </a:solidFill>
+                        <a:ln>
+                          <a:noFill/>
+                        </a:ln>
+                      </wps:spPr>
+                      <wps:style>
+                        <a:lnRef idx="2">
+                          <a:schemeClr val="accent1">
+                            <a:shade val="50000"/>
+                          </a:schemeClr>
+                        </a:lnRef>
+                        <a:fillRef idx="1">
+                          <a:schemeClr val="accent1"/>
+                        </a:fillRef>
+                        <a:effectRef idx="0">
+                          <a:schemeClr val="accent1"/>
+                        </a:effectRef>
+                        <a:fontRef idx="minor">
+                          <a:schemeClr val="lt1"/>
+                        </a:fontRef>
+                      </wps:style>
+                      <wps:bodyPr rot="0" spcFirstLastPara="0" vertOverflow="overflow" horzOverflow="overflow" vert="horz" wrap="square" lIns="91440" tIns="45720" rIns="91440" bIns="45720" numCol="1" spcCol="0" rtlCol="0" fromWordArt="0" anchor="ctr" anchorCtr="0" forceAA="0" compatLnSpc="1">
+                        <a:prstTxWarp prst="textNoShape">
+                          <a:avLst/>
+                        </a:prstTxWarp>
+                        <a:noAutofit/>
+                      </wps:bodyPr>
+                    </wps:wsp>
+                  </a:graphicData>
+                </a:graphic>
+              </wp:anchor>
+            </w:drawing>
+          </mc:Choice>
+          <mc:Fallback>
+            <w:pict>
+              <v:oval w14:anchorId="39195D08" id="Oval 6" o:spid="_x0000_s1026" style="position:absolute;margin-left:400.95pt;margin-top:1.65pt;width:14.15pt;height:14.15pt;z-index:251665408;visibility:visible;mso-wrap-style:square;mso-wrap-distance-left:9pt;mso-wrap-distance-top:0;mso-wrap-distance-right:9pt;mso-wrap-distance-bottom:0;mso-position-horizontal:absolute;mso-position-horizontal-relative:text;mso-position-vertical:absolute;mso-position-vertical-relative:text;v-text-anchor:middle" o:gfxdata="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" fillcolor="#92d050" stroked="f" strokeweight="1pt">
+                <v:stroke joinstyle="miter"/>
+              </v:oval>
+            </w:pict>
+          </mc:Fallback>
+        </mc:AlternateContent>
+      </w:r>
+      <w:r>
+        <w:rPr>
+          <w:rFonts w:cs="B Mitra" w:hint="cs"/>
+          <w:b/>
+          <w:bCs/>
+          <w:i/>
+          <w:iCs/>
+          <w:sz w:val="24"/>
+          <w:szCs w:val="24"/>
+          <w:rtl/>
+          <w:lang w:bidi="fa-IR"/>
+        </w:rPr>
+        <w:t>سبز</w:t>
+      </w:r>
+      <w:r>
+        <w:rPr>
+          <w:rFonts w:cs="B Mitra" w:hint="cs"/>
+          <w:i/>
+          <w:iCs/>
+          <w:sz w:val="24"/>
+          <w:szCs w:val="24"/>
+          <w:rtl/>
+          <w:lang w:bidi="fa-IR"/>
+        </w:rPr>
+        <w:t>:</w:t>
+      </w:r>
+      <w:r>
+        <w:rPr>
+          <w:rFonts w:cs="B Mitra" w:hint="cs"/>
+          <w:i/>
+          <w:iCs/>
+          <w:sz w:val="24"/>
+          <w:szCs w:val="24"/>
+          <w:rtl/>
+          <w:lang w:bidi="fa-IR"/>
+        </w:rPr>
+        <w:t xml:space="preserve"> طبیعت، هارمونی، رشد و سلامتی</w:t>
+      </w:r>
+    </w:p>
+    <w:p>
+      <w:pPr>
+        <w:pStyle w:val="ListParagraph"/>
+        <w:numPr>
+          <w:ilvl w:val="0"/>
+          <w:numId w:val="8"/>
+        </w:numPr>
+        <w:bidi/>
+        <w:spacing w:line="360" w:lineRule="auto"/>
+        <w:rPr>
+          <w:rFonts w:cs="B Mitra"/>
+          <w:i/>
+          <w:iCs/>
+          <w:sz w:val="24"/>
+          <w:szCs w:val="24"/>
+          <w:lang w:bidi="fa-IR"/>
+        </w:rPr>
+      </w:pPr>
+      <w:r>
+        <w:rPr>
+          <w:rFonts w:cs="B Mitra" w:hint="cs"/>
+          <w:b/>
+          <w:bCs/>
+          <w:i/>
+          <w:iCs/>
+          <w:sz w:val="24"/>
+          <w:szCs w:val="24"/>
+          <w:rtl/>
+          <w:lang w:bidi="fa-IR"/>
+        </w:rPr>
+        <mc:AlternateContent>
+          <mc:Choice Requires="wps">
+            <w:drawing>
+              <wp:anchor distT="0" distB="0" distL="114300" distR="114300" simplePos="0" relativeHeight="251667456" behindDoc="0" locked="0" layoutInCell="1" allowOverlap="1" wp14:anchorId="5AE05434" wp14:editId="6B0B43B4">
+                <wp:simplePos x="0" y="0"/>
+                <wp:positionH relativeFrom="column">
+                  <wp:posOffset>5092065</wp:posOffset>
+                </wp:positionH>
+                <wp:positionV relativeFrom="paragraph">
+                  <wp:posOffset>23711</wp:posOffset>
+                </wp:positionV>
+                <wp:extent cx="179962" cy="179962"/>
+                <wp:effectExtent l="0" t="0" r="0" b="0"/>
+                <wp:wrapNone/>
+                <wp:docPr id="7" name="Oval 7"/>
+                <wp:cNvGraphicFramePr/>
+                <a:graphic xmlns:a="http://schemas.openxmlformats.org/drawingml/2006/main">
+                  <a:graphicData uri="http://schemas.microsoft.com/office/word/2010/wordprocessingShape">
+                    <wps:wsp>
+                      <wps:cNvSpPr/>
+                      <wps:spPr>
+                        <a:xfrm>
+                          <a:off x="0" y="0"/>
+                          <a:ext cx="179962" cy="179962"/>
+                        </a:xfrm>
+                        <a:prstGeom prst="ellipse">
+                          <a:avLst/>
+                        </a:prstGeom>
+                        <a:solidFill>
+                          <a:schemeClr val="accent1">
+                            <a:lumMod val="75000"/>
+                          </a:schemeClr>
+                        </a:solidFill>
+                        <a:ln>
+                          <a:noFill/>
+                        </a:ln>
+                      </wps:spPr>
+                      <wps:style>
+                        <a:lnRef idx="2">
+                          <a:schemeClr val="accent1">
+                            <a:shade val="50000"/>
+                          </a:schemeClr>
+                        </a:lnRef>
+                        <a:fillRef idx="1">
+                          <a:schemeClr val="accent1"/>
+                        </a:fillRef>
+                        <a:effectRef idx="0">
+                          <a:schemeClr val="accent1"/>
+                        </a:effectRef>
+                        <a:fontRef idx="minor">
+                          <a:schemeClr val="lt1"/>
+                        </a:fontRef>
+                      </wps:style>
+                      <wps:bodyPr rot="0" spcFirstLastPara="0" vertOverflow="overflow" horzOverflow="overflow" vert="horz" wrap="square" lIns="91440" tIns="45720" rIns="91440" bIns="45720" numCol="1" spcCol="0" rtlCol="0" fromWordArt="0" anchor="ctr" anchorCtr="0" forceAA="0" compatLnSpc="1">
+                        <a:prstTxWarp prst="textNoShape">
+                          <a:avLst/>
+                        </a:prstTxWarp>
+                        <a:noAutofit/>
+                      </wps:bodyPr>
+                    </wps:wsp>
+                  </a:graphicData>
+                </a:graphic>
+              </wp:anchor>
+            </w:drawing>
+          </mc:Choice>
+          <mc:Fallback>
+            <w:pict>
+              <v:oval w14:anchorId="709576AC" id="Oval 7" o:spid="_x0000_s1026" style="position:absolute;margin-left:400.95pt;margin-top:1.85pt;width:14.15pt;height:14.15pt;z-index:251667456;visibility:visible;mso-wrap-style:square;mso-wrap-distance-left:9pt;mso-wrap-distance-top:0;mso-wrap-distance-right:9pt;mso-wrap-distance-bottom:0;mso-position-horizontal:absolute;mso-position-horizontal-relative:text;mso-position-vertical:absolute;mso-position-vertical-relative:text;v-text-anchor:middle" o:gfxdata="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" fillcolor="#2e74b5 [2404]" stroked="f" strokeweight="1pt">
+                <v:stroke joinstyle="miter"/>
+              </v:oval>
+            </w:pict>
+          </mc:Fallback>
+        </mc:AlternateContent>
+      </w:r>
+      <w:r>
+        <w:rPr>
+          <w:rFonts w:cs="B Mitra" w:hint="cs"/>
+          <w:b/>
+          <w:bCs/>
+          <w:i/>
+          <w:iCs/>
+          <w:sz w:val="24"/>
+          <w:szCs w:val="24"/>
+          <w:rtl/>
+          <w:lang w:bidi="fa-IR"/>
+        </w:rPr>
+        <w:t>آبی</w:t>
+      </w:r>
+      <w:r>
+        <w:rPr>
+          <w:rFonts w:cs="B Mitra" w:hint="cs"/>
+          <w:i/>
+          <w:iCs/>
+          <w:sz w:val="24"/>
+          <w:szCs w:val="24"/>
+          <w:rtl/>
+          <w:lang w:bidi="fa-IR"/>
+        </w:rPr>
+        <w:t>:</w:t>
+      </w:r>
+      <w:r>
+        <w:rPr>
+          <w:rFonts w:cs="B Mitra" w:hint="cs"/>
+          <w:i/>
+          <w:iCs/>
+          <w:sz w:val="24"/>
+          <w:szCs w:val="24"/>
+          <w:rtl/>
+          <w:lang w:bidi="fa-IR"/>
+        </w:rPr>
+        <w:t xml:space="preserve"> صلح، آرامش، اعتماد و حرفه ای بودن</w:t>
+      </w:r>
+    </w:p>
+    <w:p>
+      <w:pPr>
+        <w:pStyle w:val="ListParagraph"/>
+        <w:numPr>
+          <w:ilvl w:val="0"/>
+          <w:numId w:val="8"/>
+        </w:numPr>
+        <w:bidi/>
+        <w:spacing w:line="360" w:lineRule="auto"/>
+        <w:rPr>
+          <w:rFonts w:cs="B Mitra" w:hint="cs"/>
+          <w:i/>
+          <w:iCs/>
+          <w:sz w:val="24"/>
+          <w:szCs w:val="24"/>
+          <w:lang w:bidi="fa-IR"/>
+        </w:rPr>
+      </w:pPr>
+      <w:r>
+        <w:rPr>
+          <w:rFonts w:cs="B Mitra" w:hint="cs"/>
+          <w:b/>
+          <w:bCs/>
+          <w:i/>
+          <w:iCs/>
+          <w:sz w:val="24"/>
+          <w:szCs w:val="24"/>
+          <w:rtl/>
+          <w:lang w:bidi="fa-IR"/>
+        </w:rPr>
+        <mc:AlternateContent>
+          <mc:Choice Requires="wps">
+            <w:drawing>
+              <wp:anchor distT="0" distB="0" distL="114300" distR="114300" simplePos="0" relativeHeight="251669504" behindDoc="0" locked="0" layoutInCell="1" allowOverlap="1" wp14:anchorId="313CD18F" wp14:editId="0540307B">
+                <wp:simplePos x="0" y="0"/>
+                <wp:positionH relativeFrom="column">
+                  <wp:posOffset>5092065</wp:posOffset>
+                </wp:positionH>
+                <wp:positionV relativeFrom="paragraph">
+                  <wp:posOffset>25616</wp:posOffset>
+                </wp:positionV>
+                <wp:extent cx="179962" cy="179962"/>
+                <wp:effectExtent l="0" t="0" r="0" b="0"/>
+                <wp:wrapNone/>
+                <wp:docPr id="8" name="Oval 8"/>
+                <wp:cNvGraphicFramePr/>
+                <a:graphic xmlns:a="http://schemas.openxmlformats.org/drawingml/2006/main">
+                  <a:graphicData uri="http://schemas.microsoft.com/office/word/2010/wordprocessingShape">
+                    <wps:wsp>
+                      <wps:cNvSpPr/>
+                      <wps:spPr>
+                        <a:xfrm>
+                          <a:off x="0" y="0"/>
+                          <a:ext cx="179962" cy="179962"/>
+                        </a:xfrm>
+                        <a:prstGeom prst="ellipse">
+                          <a:avLst/>
+                        </a:prstGeom>
+                        <a:solidFill>
+                          <a:srgbClr val="7030A0"/>
+                        </a:solidFill>
+                        <a:ln>
+                          <a:noFill/>
+                        </a:ln>
+                      </wps:spPr>
+                      <wps:style>
+                        <a:lnRef idx="2">
+                          <a:schemeClr val="accent1">
+                            <a:shade val="50000"/>
+                          </a:schemeClr>
+                        </a:lnRef>
+                        <a:fillRef idx="1">
+                          <a:schemeClr val="accent1"/>
+                        </a:fillRef>
+                        <a:effectRef idx="0">
+                          <a:schemeClr val="accent1"/>
+                        </a:effectRef>
+                        <a:fontRef idx="minor">
+                          <a:schemeClr val="lt1"/>
+                        </a:fontRef>
+                      </wps:style>
+                      <wps:bodyPr rot="0" spcFirstLastPara="0" vertOverflow="overflow" horzOverflow="overflow" vert="horz" wrap="square" lIns="91440" tIns="45720" rIns="91440" bIns="45720" numCol="1" spcCol="0" rtlCol="0" fromWordArt="0" anchor="ctr" anchorCtr="0" forceAA="0" compatLnSpc="1">
+                        <a:prstTxWarp prst="textNoShape">
+                          <a:avLst/>
+                        </a:prstTxWarp>
+                        <a:noAutofit/>
+                      </wps:bodyPr>
+                    </wps:wsp>
+                  </a:graphicData>
+                </a:graphic>
+              </wp:anchor>
+            </w:drawing>
+          </mc:Choice>
+          <mc:Fallback>
+            <w:pict>
+              <v:oval w14:anchorId="3B313428" id="Oval 8" o:spid="_x0000_s1026" style="position:absolute;margin-left:400.95pt;margin-top:2pt;width:14.15pt;height:14.15pt;z-index:251669504;visibility:visible;mso-wrap-style:square;mso-wrap-distance-left:9pt;mso-wrap-distance-top:0;mso-wrap-distance-right:9pt;mso-wrap-distance-bottom:0;mso-position-horizontal:absolute;mso-position-horizontal-relative:text;mso-position-vertical:absolute;mso-position-vertical-relative:text;v-text-anchor:middle" o:gfxdata="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" fillcolor="#7030a0" stroked="f" strokeweight="1pt">
+                <v:stroke joinstyle="miter"/>
+              </v:oval>
+            </w:pict>
+          </mc:Fallback>
+        </mc:AlternateContent>
+      </w:r>
+      <w:r>
+        <w:rPr>
+          <w:rFonts w:cs="B Mitra" w:hint="cs"/>
+          <w:b/>
+          <w:bCs/>
+          <w:i/>
+          <w:iCs/>
+          <w:sz w:val="24"/>
+          <w:szCs w:val="24"/>
+          <w:rtl/>
+          <w:lang w:bidi="fa-IR"/>
+        </w:rPr>
+        <w:t>بنفش</w:t>
+      </w:r>
+      <w:r>
+        <w:rPr>
+          <w:rFonts w:cs="B Mitra" w:hint="cs"/>
+          <w:i/>
+          <w:iCs/>
+          <w:sz w:val="24"/>
+          <w:szCs w:val="24"/>
+          <w:rtl/>
+          <w:lang w:bidi="fa-IR"/>
+        </w:rPr>
+        <w:t>: ثروت، عقل و خرد، جادو!</w:t>
+      </w:r>
+    </w:p>
+    <w:p>
+      <w:pPr>
+        <w:pStyle w:val="ListParagraph"/>
+        <w:numPr>
+          <w:ilvl w:val="0"/>
+          <w:numId w:val="8"/>
+        </w:numPr>
+        <w:bidi/>
+        <w:spacing w:line="360" w:lineRule="auto"/>
+        <w:rPr>
+          <w:rFonts w:cs="B Mitra" w:hint="cs"/>
+          <w:i/>
+          <w:iCs/>
+          <w:sz w:val="24"/>
+          <w:szCs w:val="24"/>
+          <w:lang w:bidi="fa-IR"/>
+        </w:rPr>
+      </w:pPr>
+      <w:r>
+        <w:rPr>
+          <w:rFonts w:cs="B Mitra" w:hint="cs"/>
+          <w:b/>
+          <w:bCs/>
+          <w:i/>
+          <w:iCs/>
+          <w:sz w:val="24"/>
+          <w:szCs w:val="24"/>
+          <w:rtl/>
+          <w:lang w:bidi="fa-IR"/>
+        </w:rPr>
+        <mc:AlternateContent>
+          <mc:Choice Requires="wps">
+            <w:drawing>
+              <wp:anchor distT="0" distB="0" distL="114300" distR="114300" simplePos="0" relativeHeight="251671552" behindDoc="0" locked="0" layoutInCell="1" allowOverlap="1" wp14:anchorId="3835FF03" wp14:editId="0A84E897">
+                <wp:simplePos x="0" y="0"/>
+                <wp:positionH relativeFrom="column">
+                  <wp:posOffset>5092065</wp:posOffset>
+                </wp:positionH>
+                <wp:positionV relativeFrom="paragraph">
+                  <wp:posOffset>27521</wp:posOffset>
+                </wp:positionV>
+                <wp:extent cx="179962" cy="179962"/>
+                <wp:effectExtent l="0" t="0" r="0" b="0"/>
+                <wp:wrapNone/>
+                <wp:docPr id="9" name="Oval 9"/>
+                <wp:cNvGraphicFramePr/>
+                <a:graphic xmlns:a="http://schemas.openxmlformats.org/drawingml/2006/main">
+                  <a:graphicData uri="http://schemas.microsoft.com/office/word/2010/wordprocessingShape">
+                    <wps:wsp>
+                      <wps:cNvSpPr/>
+                      <wps:spPr>
+                        <a:xfrm>
+                          <a:off x="0" y="0"/>
+                          <a:ext cx="179962" cy="179962"/>
+                        </a:xfrm>
+                        <a:prstGeom prst="ellipse">
+                          <a:avLst/>
+                        </a:prstGeom>
+                        <a:solidFill>
+                          <a:srgbClr val="FF0066"/>
+                        </a:solidFill>
+                        <a:ln>
+                          <a:noFill/>
+                        </a:ln>
+                      </wps:spPr>
+                      <wps:style>
+                        <a:lnRef idx="2">
+                          <a:schemeClr val="accent1">
+                            <a:shade val="50000"/>
+                          </a:schemeClr>
+                        </a:lnRef>
+                        <a:fillRef idx="1">
+                          <a:schemeClr val="accent1"/>
+                        </a:fillRef>
+                        <a:effectRef idx="0">
+                          <a:schemeClr val="accent1"/>
+                        </a:effectRef>
+                        <a:fontRef idx="minor">
+                          <a:schemeClr val="lt1"/>
+                        </a:fontRef>
+                      </wps:style>
+                      <wps:bodyPr rot="0" spcFirstLastPara="0" vertOverflow="overflow" horzOverflow="overflow" vert="horz" wrap="square" lIns="91440" tIns="45720" rIns="91440" bIns="45720" numCol="1" spcCol="0" rtlCol="0" fromWordArt="0" anchor="ctr" anchorCtr="0" forceAA="0" compatLnSpc="1">
+                        <a:prstTxWarp prst="textNoShape">
+                          <a:avLst/>
+                        </a:prstTxWarp>
+                        <a:noAutofit/>
+                      </wps:bodyPr>
+                    </wps:wsp>
+                  </a:graphicData>
+                </a:graphic>
+              </wp:anchor>
+            </w:drawing>
+          </mc:Choice>
+          <mc:Fallback>
+            <w:pict>
+              <v:oval w14:anchorId="3B111774" id="Oval 9" o:spid="_x0000_s1026" style="position:absolute;margin-left:400.95pt;margin-top:2.15pt;width:14.15pt;height:14.15pt;z-index:251671552;visibility:visible;mso-wrap-style:square;mso-wrap-distance-left:9pt;mso-wrap-distance-top:0;mso-wrap-distance-right:9pt;mso-wrap-distance-bottom:0;mso-position-horizontal:absolute;mso-position-horizontal-relative:text;mso-position-vertical:absolute;mso-position-vertical-relative:text;v-text-anchor:middle" o:gfxdata="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" fillcolor="#f06" stroked="f" strokeweight="1pt">
+                <v:stroke joinstyle="miter"/>
+              </v:oval>
+            </w:pict>
+          </mc:Fallback>
+        </mc:AlternateContent>
+      </w:r>
+      <w:r>
+        <w:rPr>
+          <w:rFonts w:cs="B Mitra" w:hint="cs"/>
+          <w:b/>
+          <w:bCs/>
+          <w:i/>
+          <w:iCs/>
+          <w:sz w:val="24"/>
+          <w:szCs w:val="24"/>
+          <w:rtl/>
+          <w:lang w:bidi="fa-IR"/>
+        </w:rPr>
+        <w:t>صورتی</w:t>
+      </w:r>
+      <w:r>
+        <w:rPr>
+          <w:rFonts w:cs="B Mitra" w:hint="cs"/>
+          <w:i/>
+          <w:iCs/>
+          <w:sz w:val="24"/>
+          <w:szCs w:val="24"/>
+          <w:rtl/>
+          <w:lang w:bidi="fa-IR"/>
+        </w:rPr>
+        <w:t>:</w:t>
+      </w:r>
+      <w:r>
+        <w:rPr>
+          <w:rFonts w:cs="B Mitra" w:hint="cs"/>
+          <w:i/>
+          <w:iCs/>
+          <w:sz w:val="24"/>
+          <w:szCs w:val="24"/>
+          <w:rtl/>
+          <w:lang w:bidi="fa-IR"/>
+        </w:rPr>
+        <w:t xml:space="preserve"> عشق و روابط رمانتیک، مراقبت کردن، محبت کردن، توجه به دیگران، تاثیرگذاری</w:t>
+      </w:r>
+    </w:p>
+    <w:p>
+      <w:pPr>
+        <w:pStyle w:val="ListParagraph"/>
+        <w:numPr>
+          <w:ilvl w:val="0"/>
+          <w:numId w:val="8"/>
+        </w:numPr>
+        <w:bidi/>
+        <w:spacing w:line="360" w:lineRule="auto"/>
+        <w:rPr>
+          <w:rFonts w:cs="B Mitra" w:hint="cs"/>
+          <w:i/>
+          <w:iCs/>
+          <w:sz w:val="24"/>
+          <w:szCs w:val="24"/>
+          <w:lang w:bidi="fa-IR"/>
+        </w:rPr>
+      </w:pPr>
+      <w:r>
+        <w:rPr>
+          <w:rFonts w:cs="B Mitra" w:hint="cs"/>
+          <w:b/>
+          <w:bCs/>
+          <w:i/>
+          <w:iCs/>
+          <w:sz w:val="24"/>
+          <w:szCs w:val="24"/>
+          <w:rtl/>
+          <w:lang w:bidi="fa-IR"/>
+        </w:rPr>
+        <mc:AlternateContent>
+          <mc:Choice Requires="wps">
+            <w:drawing>
+              <wp:anchor distT="0" distB="0" distL="114300" distR="114300" simplePos="0" relativeHeight="251673600" behindDoc="0" locked="0" layoutInCell="1" allowOverlap="1" wp14:anchorId="1E4480EB" wp14:editId="4512854C">
+                <wp:simplePos x="0" y="0"/>
+                <wp:positionH relativeFrom="column">
+                  <wp:posOffset>5092065</wp:posOffset>
+                </wp:positionH>
+                <wp:positionV relativeFrom="paragraph">
+                  <wp:posOffset>20928</wp:posOffset>
+                </wp:positionV>
+                <wp:extent cx="179962" cy="179962"/>
+                <wp:effectExtent l="0" t="0" r="0" b="0"/>
+                <wp:wrapNone/>
+                <wp:docPr id="10" name="Oval 10"/>
+                <wp:cNvGraphicFramePr/>
+                <a:graphic xmlns:a="http://schemas.openxmlformats.org/drawingml/2006/main">
+                  <a:graphicData uri="http://schemas.microsoft.com/office/word/2010/wordprocessingShape">
+                    <wps:wsp>
+                      <wps:cNvSpPr/>
+                      <wps:spPr>
+                        <a:xfrm>
+                          <a:off x="0" y="0"/>
+                          <a:ext cx="179962" cy="179962"/>
+                        </a:xfrm>
+                        <a:prstGeom prst="ellipse">
+                          <a:avLst/>
+                        </a:prstGeom>
+                        <a:solidFill>
+                          <a:schemeClr val="accent2">
+                            <a:lumMod val="75000"/>
+                          </a:schemeClr>
+                        </a:solidFill>
+                        <a:ln>
+                          <a:noFill/>
+                        </a:ln>
+                      </wps:spPr>
+                      <wps:style>
+                        <a:lnRef idx="2">
+                          <a:schemeClr val="accent1">
+                            <a:shade val="50000"/>
+                          </a:schemeClr>
+                        </a:lnRef>
+                        <a:fillRef idx="1">
+                          <a:schemeClr val="accent1"/>
+                        </a:fillRef>
+                        <a:effectRef idx="0">
+                          <a:schemeClr val="accent1"/>
+                        </a:effectRef>
+                        <a:fontRef idx="minor">
+                          <a:schemeClr val="lt1"/>
+                        </a:fontRef>
+                      </wps:style>
+                      <wps:bodyPr rot="0" spcFirstLastPara="0" vertOverflow="overflow" horzOverflow="overflow" vert="horz" wrap="square" lIns="91440" tIns="45720" rIns="91440" bIns="45720" numCol="1" spcCol="0" rtlCol="0" fromWordArt="0" anchor="ctr" anchorCtr="0" forceAA="0" compatLnSpc="1">
+                        <a:prstTxWarp prst="textNoShape">
+                          <a:avLst/>
+                        </a:prstTxWarp>
+                        <a:noAutofit/>
+                      </wps:bodyPr>
+                    </wps:wsp>
+                  </a:graphicData>
+                </a:graphic>
+              </wp:anchor>
+            </w:drawing>
+          </mc:Choice>
+          <mc:Fallback>
+            <w:pict>
+              <v:oval w14:anchorId="57EFC1EC" id="Oval 10" o:spid="_x0000_s1026" style="position:absolute;margin-left:400.95pt;margin-top:1.65pt;width:14.15pt;height:14.15pt;z-index:251673600;visibility:visible;mso-wrap-style:square;mso-wrap-distance-left:9pt;mso-wrap-distance-top:0;mso-wrap-distance-right:9pt;mso-wrap-distance-bottom:0;mso-position-horizontal:absolute;mso-position-horizontal-relative:text;mso-position-vertical:absolute;mso-position-vertical-relative:text;v-text-anchor:middle" o:gfxdata="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" fillcolor="#c45911 [2405]" stroked="f" strokeweight="1pt">
+                <v:stroke joinstyle="miter"/>
+              </v:oval>
+            </w:pict>
+          </mc:Fallback>
+        </mc:AlternateContent>
+      </w:r>
+      <w:r>
+        <w:rPr>
+          <w:rFonts w:cs="B Mitra" w:hint="cs"/>
+          <w:b/>
+          <w:bCs/>
+          <w:i/>
+          <w:iCs/>
+          <w:sz w:val="24"/>
+          <w:szCs w:val="24"/>
+          <w:rtl/>
+          <w:lang w:bidi="fa-IR"/>
+        </w:rPr>
+        <w:t>قهوه</w:t>
+      </w:r>
+      <w:r>
+        <w:rPr>
+          <w:rFonts w:cs="B Mitra" w:hint="cs"/>
+          <w:i/>
+          <w:iCs/>
+          <w:sz w:val="24"/>
+          <w:szCs w:val="24"/>
+          <w:rtl/>
+          <w:lang w:bidi="fa-IR"/>
+        </w:rPr>
+        <w:t xml:space="preserve"> ای:</w:t>
+      </w:r>
+      <w:r>
+        <w:rPr>
+          <w:rFonts w:cs="B Mitra" w:hint="cs"/>
+          <w:i/>
+          <w:iCs/>
+          <w:sz w:val="24"/>
+          <w:szCs w:val="24"/>
+          <w:rtl/>
+          <w:lang w:bidi="fa-IR"/>
+        </w:rPr>
+        <w:t>طبیعت، استقامت و آرامش</w:t>
+      </w:r>
+    </w:p>
+    <w:p>
+      <w:pPr>
+        <w:pStyle w:val="ListParagraph"/>
+        <w:numPr>
+          <w:ilvl w:val="0"/>
+          <w:numId w:val="8"/>
+        </w:numPr>
+        <w:bidi/>
+        <w:spacing w:line="360" w:lineRule="auto"/>
+        <w:rPr>
+          <w:rFonts w:cs="B Mitra"/>
+          <w:i/>
+          <w:iCs/>
+          <w:sz w:val="24"/>
+          <w:szCs w:val="24"/>
+          <w:lang w:bidi="fa-IR"/>
+        </w:rPr>
+      </w:pPr>
+      <w:r>
+        <w:rPr>
+          <w:rFonts w:cs="B Mitra" w:hint="cs"/>
+          <w:b/>
+          <w:bCs/>
+          <w:i/>
+          <w:iCs/>
+          <w:sz w:val="24"/>
+          <w:szCs w:val="24"/>
+          <w:rtl/>
+          <w:lang w:bidi="fa-IR"/>
+        </w:rPr>
+        <mc:AlternateContent>
+          <mc:Choice Requires="wps">
+            <w:drawing>
+              <wp:anchor distT="0" distB="0" distL="114300" distR="114300" simplePos="0" relativeHeight="251675648" behindDoc="0" locked="0" layoutInCell="1" allowOverlap="1" wp14:anchorId="7E1D7357" wp14:editId="4ADECCE9">
+                <wp:simplePos x="0" y="0"/>
+                <wp:positionH relativeFrom="column">
+                  <wp:posOffset>5092065</wp:posOffset>
+                </wp:positionH>
+                <wp:positionV relativeFrom="paragraph">
+                  <wp:posOffset>22793</wp:posOffset>
+                </wp:positionV>
+                <wp:extent cx="179962" cy="179962"/>
+                <wp:effectExtent l="0" t="0" r="0" b="0"/>
+                <wp:wrapNone/>
+                <wp:docPr id="11" name="Oval 11"/>
+                <wp:cNvGraphicFramePr/>
+                <a:graphic xmlns:a="http://schemas.openxmlformats.org/drawingml/2006/main">
+                  <a:graphicData uri="http://schemas.microsoft.com/office/word/2010/wordprocessingShape">
+                    <wps:wsp>
+                      <wps:cNvSpPr/>
+                      <wps:spPr>
+                        <a:xfrm>
+                          <a:off x="0" y="0"/>
+                          <a:ext cx="179962" cy="179962"/>
+                        </a:xfrm>
+                        <a:prstGeom prst="ellipse">
+                          <a:avLst/>
+                        </a:prstGeom>
+                        <a:solidFill>
+                          <a:schemeClr val="tx1"/>
+                        </a:solidFill>
+                        <a:ln>
+                          <a:noFill/>
+                        </a:ln>
+                      </wps:spPr>
+                      <wps:style>
+                        <a:lnRef idx="2">
+                          <a:schemeClr val="accent1">
+                            <a:shade val="50000"/>
+                          </a:schemeClr>
+                        </a:lnRef>
+                        <a:fillRef idx="1">
+                          <a:schemeClr val="accent1"/>
+                        </a:fillRef>
+                        <a:effectRef idx="0">
+                          <a:schemeClr val="accent1"/>
+                        </a:effectRef>
+                        <a:fontRef idx="minor">
+                          <a:schemeClr val="lt1"/>
+                        </a:fontRef>
+                      </wps:style>
+                      <wps:bodyPr rot="0" spcFirstLastPara="0" vertOverflow="overflow" horzOverflow="overflow" vert="horz" wrap="square" lIns="91440" tIns="45720" rIns="91440" bIns="45720" numCol="1" spcCol="0" rtlCol="0" fromWordArt="0" anchor="ctr" anchorCtr="0" forceAA="0" compatLnSpc="1">
+                        <a:prstTxWarp prst="textNoShape">
+                          <a:avLst/>
+                        </a:prstTxWarp>
+                        <a:noAutofit/>
+                      </wps:bodyPr>
+                    </wps:wsp>
+                  </a:graphicData>
+                </a:graphic>
+              </wp:anchor>
+            </w:drawing>
+          </mc:Choice>
+          <mc:Fallback>
+            <w:pict>
+              <v:oval w14:anchorId="675007AB" id="Oval 11" o:spid="_x0000_s1026" style="position:absolute;margin-left:400.95pt;margin-top:1.8pt;width:14.15pt;height:14.15pt;z-index:251675648;visibility:visible;mso-wrap-style:square;mso-wrap-distance-left:9pt;mso-wrap-distance-top:0;mso-wrap-distance-right:9pt;mso-wrap-distance-bottom:0;mso-position-horizontal:absolute;mso-position-horizontal-relative:text;mso-position-vertical:absolute;mso-position-vertical-relative:text;v-text-anchor:middle" o:gfxdata="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" fillcolor="black [3213]" stroked="f" strokeweight="1pt">
+                <v:stroke joinstyle="miter"/>
+              </v:oval>
+            </w:pict>
+          </mc:Fallback>
+        </mc:AlternateContent>
+      </w:r>
+      <w:r>
+        <w:rPr>
+          <w:rFonts w:cs="B Mitra" w:hint="cs"/>
+          <w:b/>
+          <w:bCs/>
+          <w:i/>
+          <w:iCs/>
+          <w:sz w:val="24"/>
+          <w:szCs w:val="24"/>
+          <w:rtl/>
+          <w:lang w:bidi="fa-IR"/>
+        </w:rPr>
+        <w:t>مشکی</w:t>
+      </w:r>
+      <w:r>
+        <w:rPr>
+          <w:rFonts w:cs="B Mitra" w:hint="cs"/>
+          <w:i/>
+          <w:iCs/>
+          <w:sz w:val="24"/>
+          <w:szCs w:val="24"/>
+          <w:rtl/>
+          <w:lang w:bidi="fa-IR"/>
+        </w:rPr>
+        <w:t>:</w:t>
+      </w:r>
+      <w:r>
+        <w:rPr>
+          <w:rFonts w:cs="B Mitra" w:hint="cs"/>
+          <w:i/>
+          <w:iCs/>
+          <w:sz w:val="24"/>
+          <w:szCs w:val="24"/>
+          <w:rtl/>
+          <w:lang w:bidi="fa-IR"/>
+        </w:rPr>
+        <w:t>قدرت، ظرافت، مینیمالیسم و از طرفی غم</w:t>
+      </w:r>
+    </w:p>
+    <w:p>
+      <w:pPr>
+        <w:pStyle w:val="ListParagraph"/>
+        <w:bidi/>
+        <w:spacing w:line="480" w:lineRule="auto"/>
+        <w:ind w:left="1800"/>
         <w:rPr>
           <w:rFonts w:cs="B Zar" w:hint="cs"/>
-          <w:rtl/>
-          <w:lang w:bidi="fa-IR"/>
-        </w:rPr>
-        <w:t>متن ها رو وسط چین نکن مگر اینکه خیلی کوتاه باشن</w:t>
-      </w:r>
-    </w:p>
-    <w:p>
-      <w:pPr>
-        <w:bidi/>
+          <w:b/>
+          <w:bCs/>
+          <w:sz w:val="18"/>
+          <w:szCs w:val="18"/>
+          <w:lang w:bidi="fa-IR"/>
+        </w:rPr>
+      </w:pPr>
+    </w:p>
+    <w:p>
+      <w:pPr>
+        <w:pStyle w:val="ListParagraph"/>
+        <w:numPr>
+          <w:ilvl w:val="0"/>
+          <w:numId w:val="7"/>
+        </w:numPr>
+        <w:bidi/>
+        <w:rPr>
+          <w:rFonts w:cs="B Koodak"/>
+          <w:sz w:val="24"/>
+          <w:szCs w:val="24"/>
+          <w:lang w:bidi="fa-IR"/>
+        </w:rPr>
+      </w:pPr>
+      <w:r>
+        <w:rPr>
+          <w:rFonts w:cs="B Koodak" w:hint="cs"/>
+          <w:sz w:val="24"/>
+          <w:szCs w:val="24"/>
+          <w:rtl/>
+          <w:lang w:bidi="fa-IR"/>
+        </w:rPr>
+        <w:t xml:space="preserve">پس از انتخاب رنگ، برای متن ها باید از تناژ رنگ مناسب استفاده کرد، نه رنگ های تصادفی! (با استفاده از ابزارهایی مثل </w:t>
+      </w:r>
+      <w:r>
+        <w:rPr>
+          <w:rFonts w:cs="B Koodak"/>
+          <w:sz w:val="24"/>
+          <w:szCs w:val="24"/>
+          <w:lang w:bidi="fa-IR"/>
+        </w:rPr>
+        <w:t>open color</w:t>
+      </w:r>
+      <w:r>
+        <w:rPr>
+          <w:rFonts w:cs="B Koodak" w:hint="cs"/>
+          <w:sz w:val="24"/>
+          <w:szCs w:val="24"/>
+          <w:rtl/>
+          <w:lang w:bidi="fa-IR"/>
+        </w:rPr>
+        <w:t xml:space="preserve"> و </w:t>
+      </w:r>
+      <w:r>
+        <w:rPr>
+          <w:rFonts w:cs="B Koodak"/>
+          <w:sz w:val="24"/>
+          <w:szCs w:val="24"/>
+          <w:lang w:bidi="fa-IR"/>
+        </w:rPr>
+        <w:t>tailwind</w:t>
+      </w:r>
+      <w:r>
+        <w:rPr>
+          <w:rFonts w:cs="B Koodak" w:hint="cs"/>
+          <w:sz w:val="24"/>
+          <w:szCs w:val="24"/>
+          <w:rtl/>
+          <w:lang w:bidi="fa-IR"/>
+        </w:rPr>
+        <w:t>)</w:t>
+      </w:r>
+    </w:p>
+    <w:p>
+      <w:pPr>
+        <w:pStyle w:val="ListParagraph"/>
+        <w:bidi/>
+        <w:ind w:left="1080"/>
+        <w:rPr>
+          <w:rFonts w:cs="B Zar"/>
+          <w:sz w:val="28"/>
+          <w:szCs w:val="28"/>
+          <w:lang w:bidi="fa-IR"/>
+        </w:rPr>
+      </w:pPr>
+    </w:p>
+    <w:p>
+      <w:pPr>
+        <w:pStyle w:val="ListParagraph"/>
+        <w:numPr>
+          <w:ilvl w:val="0"/>
+          <w:numId w:val="7"/>
+        </w:numPr>
+        <w:bidi/>
+        <w:rPr>
+          <w:rFonts w:cs="B Koodak" w:hint="cs"/>
+          <w:sz w:val="24"/>
+          <w:szCs w:val="24"/>
+          <w:lang w:bidi="fa-IR"/>
+        </w:rPr>
+      </w:pPr>
+      <w:r>
+        <w:rPr>
+          <w:rFonts w:cs="B Koodak" w:hint="cs"/>
+          <w:sz w:val="24"/>
+          <w:szCs w:val="24"/>
+          <w:rtl/>
+          <w:lang w:bidi="fa-IR"/>
+        </w:rPr>
+        <w:t>حداقل به دو رنگ متفاوت در پالت رنگی سایت نیاز داری.</w:t>
+      </w:r>
+    </w:p>
+    <w:p>
+      <w:pPr>
+        <w:pStyle w:val="ListParagraph"/>
+        <w:numPr>
+          <w:ilvl w:val="0"/>
+          <w:numId w:val="9"/>
+        </w:numPr>
+        <w:bidi/>
+        <w:rPr>
+          <w:rFonts w:cs="B Koodak"/>
+          <w:i/>
+          <w:iCs/>
+          <w:sz w:val="20"/>
+          <w:szCs w:val="20"/>
+          <w:lang w:bidi="fa-IR"/>
+        </w:rPr>
+      </w:pPr>
+      <w:r>
+        <w:rPr>
+          <w:rFonts w:cs="B Koodak" w:hint="cs"/>
+          <w:i/>
+          <w:iCs/>
+          <w:sz w:val="20"/>
+          <w:szCs w:val="20"/>
+          <w:rtl/>
+          <w:lang w:bidi="fa-IR"/>
+        </w:rPr>
+        <w:t>یک رنگ اصلی (</w:t>
+      </w:r>
+      <w:r>
+        <w:rPr>
+          <w:rFonts w:cs="B Koodak"/>
+          <w:i/>
+          <w:iCs/>
+          <w:sz w:val="20"/>
+          <w:szCs w:val="20"/>
+          <w:lang w:bidi="fa-IR"/>
+        </w:rPr>
+        <w:t>main</w:t>
+      </w:r>
+      <w:r>
+        <w:rPr>
+          <w:rFonts w:cs="B Koodak" w:hint="cs"/>
+          <w:i/>
+          <w:iCs/>
+          <w:sz w:val="20"/>
+          <w:szCs w:val="20"/>
+          <w:rtl/>
+          <w:lang w:bidi="fa-IR"/>
+        </w:rPr>
+        <w:t>) و یک رنگ از طیف خاکستری (</w:t>
+      </w:r>
+      <w:r>
+        <w:rPr>
+          <w:rFonts w:cs="B Koodak"/>
+          <w:i/>
+          <w:iCs/>
+          <w:sz w:val="20"/>
+          <w:szCs w:val="20"/>
+          <w:lang w:bidi="fa-IR"/>
+        </w:rPr>
+        <w:t>grey</w:t>
+      </w:r>
+      <w:r>
+        <w:rPr>
+          <w:rFonts w:cs="B Koodak" w:hint="cs"/>
+          <w:i/>
+          <w:iCs/>
+          <w:sz w:val="20"/>
+          <w:szCs w:val="20"/>
+          <w:rtl/>
+          <w:lang w:bidi="fa-IR"/>
+        </w:rPr>
+        <w:t>)</w:t>
+      </w:r>
+    </w:p>
+    <w:p>
+      <w:pPr>
+        <w:pStyle w:val="ListParagraph"/>
+        <w:bidi/>
+        <w:ind w:left="1800"/>
         <w:rPr>
           <w:rFonts w:cs="B Zar" w:hint="cs"/>
+          <w:lang w:bidi="fa-IR"/>
+        </w:rPr>
+      </w:pPr>
+    </w:p>
+    <w:p>
+      <w:pPr>
+        <w:pStyle w:val="ListParagraph"/>
+        <w:numPr>
+          <w:ilvl w:val="0"/>
+          <w:numId w:val="7"/>
+        </w:numPr>
+        <w:bidi/>
+        <w:rPr>
+          <w:rFonts w:cs="B Koodak"/>
+          <w:sz w:val="24"/>
+          <w:szCs w:val="24"/>
+          <w:lang w:bidi="fa-IR"/>
+        </w:rPr>
+      </w:pPr>
+      <w:r>
+        <w:rPr>
+          <w:rFonts w:cs="B Koodak" w:hint="cs"/>
+          <w:sz w:val="24"/>
+          <w:szCs w:val="24"/>
+          <w:rtl/>
+          <w:lang w:bidi="fa-IR"/>
+        </w:rPr>
+        <w:t>با افزایش تجربه، میتونی از یک رنگ سوم (</w:t>
+      </w:r>
+      <w:r>
+        <w:rPr>
+          <w:rFonts w:cs="B Koodak"/>
+          <w:sz w:val="24"/>
+          <w:szCs w:val="24"/>
+          <w:lang w:bidi="fa-IR"/>
+        </w:rPr>
+        <w:t>accent</w:t>
+      </w:r>
+      <w:r>
+        <w:rPr>
+          <w:rFonts w:cs="B Koodak" w:hint="cs"/>
+          <w:sz w:val="24"/>
+          <w:szCs w:val="24"/>
+          <w:rtl/>
+          <w:lang w:bidi="fa-IR"/>
+        </w:rPr>
+        <w:t xml:space="preserve">) برای طرح استفاده کنی (با ابزارهایی مثل </w:t>
+      </w:r>
+      <w:r>
+        <w:rPr>
+          <w:rFonts w:cs="B Koodak"/>
+          <w:sz w:val="24"/>
+          <w:szCs w:val="24"/>
+          <w:lang w:bidi="fa-IR"/>
+        </w:rPr>
+        <w:t>coolors</w:t>
+      </w:r>
+      <w:r>
+        <w:rPr>
+          <w:rFonts w:cs="B Koodak" w:hint="cs"/>
+          <w:sz w:val="24"/>
+          <w:szCs w:val="24"/>
+          <w:rtl/>
+          <w:lang w:bidi="fa-IR"/>
+        </w:rPr>
+        <w:t xml:space="preserve"> و </w:t>
+      </w:r>
+      <w:r>
+        <w:rPr>
+          <w:rFonts w:cs="B Koodak"/>
+          <w:sz w:val="24"/>
+          <w:szCs w:val="24"/>
+          <w:lang w:bidi="fa-IR"/>
+        </w:rPr>
+        <w:t>palleton</w:t>
+      </w:r>
+      <w:r>
+        <w:rPr>
+          <w:rFonts w:cs="B Koodak" w:hint="cs"/>
+          <w:sz w:val="24"/>
+          <w:szCs w:val="24"/>
+          <w:rtl/>
+          <w:lang w:bidi="fa-IR"/>
+        </w:rPr>
+        <w:t>)</w:t>
+      </w:r>
+    </w:p>
+    <w:p>
+      <w:pPr>
+        <w:pStyle w:val="ListParagraph"/>
+        <w:bidi/>
+        <w:ind w:left="1080"/>
+        <w:rPr>
+          <w:rFonts w:cs="B Zar" w:hint="cs"/>
+          <w:sz w:val="28"/>
+          <w:szCs w:val="28"/>
+          <w:lang w:bidi="fa-IR"/>
+        </w:rPr>
+      </w:pPr>
+    </w:p>
+    <w:p>
+      <w:pPr>
+        <w:pStyle w:val="ListParagraph"/>
+        <w:numPr>
+          <w:ilvl w:val="0"/>
+          <w:numId w:val="7"/>
+        </w:numPr>
+        <w:bidi/>
+        <w:rPr>
+          <w:rFonts w:cs="B Koodak"/>
+          <w:sz w:val="24"/>
+          <w:szCs w:val="24"/>
+          <w:lang w:bidi="fa-IR"/>
+        </w:rPr>
+      </w:pPr>
+      <w:r>
+        <w:rPr>
+          <w:rFonts w:cs="B Koodak" w:hint="cs"/>
+          <w:sz w:val="24"/>
+          <w:szCs w:val="24"/>
+          <w:rtl/>
+          <w:lang w:bidi="fa-IR"/>
+        </w:rPr>
+        <w:t>برای ایجاد تنوع در بخش های مختلف، به ورژن های تاریک تر (</w:t>
+      </w:r>
+      <w:r>
+        <w:rPr>
+          <w:rFonts w:cs="B Koodak"/>
+          <w:sz w:val="24"/>
+          <w:szCs w:val="24"/>
+          <w:lang w:bidi="fa-IR"/>
+        </w:rPr>
+        <w:t>Shade</w:t>
+      </w:r>
+      <w:r>
+        <w:rPr>
+          <w:rFonts w:cs="B Koodak" w:hint="cs"/>
+          <w:sz w:val="24"/>
+          <w:szCs w:val="24"/>
+          <w:rtl/>
+          <w:lang w:bidi="fa-IR"/>
+        </w:rPr>
+        <w:t>) و روشن تر (</w:t>
+      </w:r>
+      <w:r>
+        <w:rPr>
+          <w:rFonts w:cs="B Koodak"/>
+          <w:sz w:val="24"/>
+          <w:szCs w:val="24"/>
+          <w:lang w:bidi="fa-IR"/>
+        </w:rPr>
+        <w:t>tint</w:t>
+      </w:r>
+      <w:r>
+        <w:rPr>
+          <w:rFonts w:cs="B Koodak" w:hint="cs"/>
+          <w:sz w:val="24"/>
+          <w:szCs w:val="24"/>
+          <w:rtl/>
+          <w:lang w:bidi="fa-IR"/>
+        </w:rPr>
+        <w:t xml:space="preserve">) از این رنگ ها نیاز داری (با ابزارهای </w:t>
+      </w:r>
+      <w:r>
+        <w:rPr>
+          <w:rFonts w:cs="B Koodak"/>
+          <w:sz w:val="24"/>
+          <w:szCs w:val="24"/>
+          <w:lang w:bidi="fa-IR"/>
+        </w:rPr>
+        <w:t>open color</w:t>
+      </w:r>
+      <w:r>
+        <w:rPr>
+          <w:rFonts w:cs="B Koodak" w:hint="cs"/>
+          <w:sz w:val="24"/>
+          <w:szCs w:val="24"/>
+          <w:rtl/>
+          <w:lang w:bidi="fa-IR"/>
+        </w:rPr>
+        <w:t xml:space="preserve"> و </w:t>
+      </w:r>
+      <w:r>
+        <w:rPr>
+          <w:rFonts w:cs="B Koodak"/>
+          <w:sz w:val="24"/>
+          <w:szCs w:val="24"/>
+          <w:lang w:bidi="fa-IR"/>
+        </w:rPr>
+        <w:t>tailwind</w:t>
+      </w:r>
+      <w:r>
+        <w:rPr>
+          <w:rFonts w:cs="B Koodak" w:hint="cs"/>
+          <w:sz w:val="24"/>
+          <w:szCs w:val="24"/>
+          <w:rtl/>
+          <w:lang w:bidi="fa-IR"/>
+        </w:rPr>
+        <w:t>)</w:t>
+      </w:r>
+    </w:p>
+    <w:p>
+      <w:pPr>
+        <w:bidi/>
+        <w:rPr>
+          <w:rFonts w:cs="B Koodak"/>
+          <w:sz w:val="24"/>
+          <w:szCs w:val="24"/>
+          <w:lang w:bidi="fa-IR"/>
+        </w:rPr>
+      </w:pPr>
+    </w:p>
+    <w:p>
+      <w:pPr>
+        <w:pStyle w:val="ListParagraph"/>
+        <w:numPr>
+          <w:ilvl w:val="0"/>
+          <w:numId w:val="7"/>
+        </w:numPr>
+        <w:bidi/>
+        <w:rPr>
+          <w:rFonts w:cs="B Koodak"/>
+          <w:sz w:val="24"/>
+          <w:szCs w:val="24"/>
+          <w:lang w:bidi="fa-IR"/>
+        </w:rPr>
+      </w:pPr>
+      <w:r>
+        <w:rPr>
+          <w:rFonts w:cs="B Koodak" w:hint="cs"/>
+          <w:sz w:val="24"/>
+          <w:szCs w:val="24"/>
+          <w:rtl/>
+          <w:lang w:bidi="fa-IR"/>
+        </w:rPr>
+        <w:t>از رنگ اصلی (</w:t>
+      </w:r>
+      <w:r>
+        <w:rPr>
+          <w:rFonts w:cs="B Koodak"/>
+          <w:sz w:val="24"/>
+          <w:szCs w:val="24"/>
+          <w:lang w:bidi="fa-IR"/>
+        </w:rPr>
+        <w:t>main</w:t>
+      </w:r>
+      <w:r>
+        <w:rPr>
+          <w:rFonts w:cs="B Koodak" w:hint="cs"/>
+          <w:sz w:val="24"/>
+          <w:szCs w:val="24"/>
+          <w:rtl/>
+          <w:lang w:bidi="fa-IR"/>
+        </w:rPr>
+        <w:t xml:space="preserve">) برای جلب توجه کاربر به مهم ترین المان صفحه باید استفاده بشه (مثل دکمه </w:t>
+      </w:r>
+      <w:r>
+        <w:rPr>
+          <w:rFonts w:cs="B Koodak"/>
+          <w:sz w:val="24"/>
+          <w:szCs w:val="24"/>
+          <w:lang w:bidi="fa-IR"/>
+        </w:rPr>
+        <w:t>call to action</w:t>
+      </w:r>
+      <w:r>
+        <w:rPr>
+          <w:rFonts w:cs="B Koodak" w:hint="cs"/>
+          <w:sz w:val="24"/>
+          <w:szCs w:val="24"/>
+          <w:rtl/>
+          <w:lang w:bidi="fa-IR"/>
+        </w:rPr>
+        <w:t>)</w:t>
+      </w:r>
+    </w:p>
+    <w:p>
+      <w:pPr>
+        <w:pStyle w:val="ListParagraph"/>
+        <w:bidi/>
+        <w:ind w:left="1080"/>
+        <w:rPr>
+          <w:rFonts w:cs="B Zar"/>
+          <w:sz w:val="28"/>
+          <w:szCs w:val="28"/>
+          <w:lang w:bidi="fa-IR"/>
+        </w:rPr>
+      </w:pPr>
+    </w:p>
+    <w:p>
+      <w:pPr>
+        <w:pStyle w:val="ListParagraph"/>
+        <w:numPr>
+          <w:ilvl w:val="0"/>
+          <w:numId w:val="7"/>
+        </w:numPr>
+        <w:bidi/>
+        <w:rPr>
+          <w:rFonts w:cs="B Koodak"/>
+          <w:sz w:val="24"/>
+          <w:szCs w:val="24"/>
+          <w:lang w:bidi="fa-IR"/>
+        </w:rPr>
+      </w:pPr>
+      <w:r>
+        <w:rPr>
+          <w:rFonts w:cs="B Koodak" w:hint="cs"/>
+          <w:sz w:val="24"/>
+          <w:szCs w:val="24"/>
+          <w:rtl/>
+          <w:lang w:bidi="fa-IR"/>
+        </w:rPr>
+        <w:t xml:space="preserve">از رنگ ها برای جدا کردن کامل یک بخش یا کامپوننت از سایر قسمت های صفحه (با هدف اهمیت دادن به اون) استفاده کنید </w:t>
+      </w:r>
+    </w:p>
+    <w:p>
+      <w:pPr>
+        <w:bidi/>
+        <w:rPr>
+          <w:rFonts w:cs="B Zar" w:hint="cs"/>
+          <w:sz w:val="28"/>
+          <w:szCs w:val="28"/>
+          <w:lang w:bidi="fa-IR"/>
+        </w:rPr>
+      </w:pPr>
+    </w:p>
+    <w:p>
+      <w:pPr>
+        <w:pStyle w:val="ListParagraph"/>
+        <w:numPr>
+          <w:ilvl w:val="0"/>
+          <w:numId w:val="7"/>
+        </w:numPr>
+        <w:bidi/>
+        <w:rPr>
+          <w:rFonts w:cs="B Koodak"/>
+          <w:sz w:val="24"/>
+          <w:szCs w:val="24"/>
+          <w:lang w:bidi="fa-IR"/>
+        </w:rPr>
+      </w:pPr>
+      <w:r>
+        <w:rPr>
+          <w:rFonts w:cs="B Koodak" w:hint="cs"/>
+          <w:sz w:val="24"/>
+          <w:szCs w:val="24"/>
+          <w:rtl/>
+          <w:lang w:bidi="fa-IR"/>
+        </w:rPr>
+        <w:t xml:space="preserve">می تونی از رنگ های </w:t>
+      </w:r>
+      <w:r>
+        <w:rPr>
+          <w:rFonts w:cs="B Koodak"/>
+          <w:sz w:val="24"/>
+          <w:szCs w:val="24"/>
+          <w:lang w:bidi="fa-IR"/>
+        </w:rPr>
+        <w:t>main</w:t>
+      </w:r>
+      <w:r>
+        <w:rPr>
+          <w:rFonts w:cs="B Koodak" w:hint="cs"/>
+          <w:sz w:val="24"/>
+          <w:szCs w:val="24"/>
+          <w:rtl/>
+          <w:lang w:bidi="fa-IR"/>
+        </w:rPr>
+        <w:t xml:space="preserve"> و </w:t>
+      </w:r>
+      <w:r>
+        <w:rPr>
+          <w:rFonts w:cs="B Koodak"/>
+          <w:sz w:val="24"/>
+          <w:szCs w:val="24"/>
+          <w:lang w:bidi="fa-IR"/>
+        </w:rPr>
+        <w:t>grey</w:t>
+      </w:r>
+      <w:r>
+        <w:rPr>
+          <w:rFonts w:cs="B Koodak" w:hint="cs"/>
+          <w:sz w:val="24"/>
+          <w:szCs w:val="24"/>
+          <w:rtl/>
+          <w:lang w:bidi="fa-IR"/>
+        </w:rPr>
+        <w:t xml:space="preserve"> به صورت کاملا فکر شده در تصاویر و ایلوستریشن ها استفاده کنی</w:t>
+      </w:r>
+    </w:p>
+    <w:p>
+      <w:pPr>
+        <w:bidi/>
+        <w:rPr>
+          <w:rFonts w:cs="B Zar" w:hint="cs"/>
+          <w:sz w:val="28"/>
+          <w:szCs w:val="28"/>
+          <w:lang w:bidi="fa-IR"/>
+        </w:rPr>
+      </w:pPr>
+    </w:p>
+    <w:p>
+      <w:pPr>
+        <w:pStyle w:val="ListParagraph"/>
+        <w:numPr>
+          <w:ilvl w:val="0"/>
+          <w:numId w:val="7"/>
+        </w:numPr>
+        <w:bidi/>
+        <w:rPr>
+          <w:rFonts w:cs="B Koodak"/>
+          <w:sz w:val="24"/>
+          <w:szCs w:val="24"/>
+          <w:lang w:bidi="fa-IR"/>
+        </w:rPr>
+      </w:pPr>
+      <w:r>
+        <w:rPr>
+          <w:rFonts w:cs="B Koodak" w:hint="cs"/>
+          <w:sz w:val="24"/>
+          <w:szCs w:val="24"/>
+          <w:rtl/>
+          <w:lang w:bidi="fa-IR"/>
+        </w:rPr>
+        <w:t>روی پس زمینه های تیره، از ورژن های روشن رنگ پس زمینه (</w:t>
+      </w:r>
+      <w:r>
+        <w:rPr>
+          <w:rFonts w:cs="B Koodak"/>
+          <w:sz w:val="24"/>
+          <w:szCs w:val="24"/>
+          <w:lang w:bidi="fa-IR"/>
+        </w:rPr>
+        <w:t>tint</w:t>
+      </w:r>
+      <w:r>
+        <w:rPr>
+          <w:rFonts w:cs="B Koodak" w:hint="cs"/>
+          <w:sz w:val="24"/>
+          <w:szCs w:val="24"/>
+          <w:rtl/>
+          <w:lang w:bidi="fa-IR"/>
+        </w:rPr>
+        <w:t>) برای متن استفاده کن</w:t>
+      </w:r>
+    </w:p>
+    <w:p>
+      <w:pPr>
+        <w:bidi/>
+        <w:rPr>
+          <w:rFonts w:cs="B Zar" w:hint="cs"/>
+          <w:sz w:val="28"/>
+          <w:szCs w:val="28"/>
+          <w:lang w:bidi="fa-IR"/>
+        </w:rPr>
+      </w:pPr>
+    </w:p>
+    <w:p>
+      <w:pPr>
+        <w:pStyle w:val="ListParagraph"/>
+        <w:numPr>
+          <w:ilvl w:val="0"/>
+          <w:numId w:val="7"/>
+        </w:numPr>
+        <w:bidi/>
+        <w:rPr>
+          <w:rFonts w:cs="B Koodak"/>
+          <w:sz w:val="24"/>
+          <w:szCs w:val="24"/>
+          <w:lang w:bidi="fa-IR"/>
+        </w:rPr>
+      </w:pPr>
+      <w:r>
+        <w:rPr>
+          <w:rFonts w:cs="B Koodak" w:hint="cs"/>
+          <w:sz w:val="24"/>
+          <w:szCs w:val="24"/>
+          <w:rtl/>
+          <w:lang w:bidi="fa-IR"/>
+        </w:rPr>
+        <w:t>رنگ متن ها رو به هیچ وجه روی مشکی خالص قرار نداده و ترجیحا از خاکستری های متمایل به تیره استفاده کن</w:t>
+      </w:r>
+    </w:p>
+    <w:p>
+      <w:pPr>
+        <w:bidi/>
+        <w:ind w:left="720"/>
+        <w:rPr>
+          <w:rFonts w:cs="B Zar" w:hint="cs"/>
+          <w:sz w:val="28"/>
+          <w:szCs w:val="28"/>
+          <w:lang w:bidi="fa-IR"/>
+        </w:rPr>
+      </w:pPr>
+    </w:p>
+    <w:p>
+      <w:pPr>
+        <w:pStyle w:val="ListParagraph"/>
+        <w:numPr>
+          <w:ilvl w:val="0"/>
+          <w:numId w:val="7"/>
+        </w:numPr>
+        <w:bidi/>
+        <w:rPr>
+          <w:rFonts w:cs="B Koodak" w:hint="cs"/>
+          <w:sz w:val="24"/>
+          <w:szCs w:val="24"/>
+          <w:lang w:bidi="fa-IR"/>
+        </w:rPr>
+      </w:pPr>
+      <w:r>
+        <w:rPr>
+          <w:rFonts w:cs="B Koodak" w:hint="cs"/>
+          <w:sz w:val="24"/>
+          <w:szCs w:val="24"/>
+          <w:rtl/>
+          <w:lang w:bidi="fa-IR"/>
+        </w:rPr>
+        <w:t>رنگ متن ها رو هیچ وقت زیادی روشن نکن. چون به شدت خوانایی رو پایین میاره</w:t>
+      </w:r>
+    </w:p>
+    <w:p>
+      <w:pPr>
+        <w:pStyle w:val="ListParagraph"/>
+        <w:numPr>
+          <w:ilvl w:val="0"/>
+          <w:numId w:val="10"/>
+        </w:numPr>
+        <w:bidi/>
+        <w:rPr>
+          <w:rFonts w:cs="B Koodak" w:hint="cs"/>
+          <w:i/>
+          <w:iCs/>
+          <w:sz w:val="20"/>
+          <w:szCs w:val="20"/>
+          <w:lang w:bidi="fa-IR"/>
+        </w:rPr>
+      </w:pPr>
+      <w:r>
+        <w:rPr>
+          <w:rFonts w:cs="B Koodak" w:hint="cs"/>
+          <w:i/>
+          <w:iCs/>
+          <w:sz w:val="20"/>
+          <w:szCs w:val="20"/>
+          <w:rtl/>
+          <w:lang w:bidi="fa-IR"/>
+        </w:rPr>
+        <w:t xml:space="preserve">برای تعیین ضریب کنتراست متن روی پس زمینه از ابزارهایی مثل </w:t>
+      </w:r>
+      <w:r>
+        <w:rPr>
+          <w:rFonts w:cs="B Koodak"/>
+          <w:i/>
+          <w:iCs/>
+          <w:sz w:val="20"/>
+          <w:szCs w:val="20"/>
+          <w:lang w:bidi="fa-IR"/>
+        </w:rPr>
+        <w:t>coolors</w:t>
+      </w:r>
+      <w:r>
+        <w:rPr>
+          <w:rFonts w:cs="B Koodak" w:hint="cs"/>
+          <w:i/>
+          <w:iCs/>
+          <w:sz w:val="20"/>
+          <w:szCs w:val="20"/>
+          <w:rtl/>
+          <w:lang w:bidi="fa-IR"/>
+        </w:rPr>
+        <w:t xml:space="preserve"> استفاده کن</w:t>
+      </w:r>
+    </w:p>
+    <w:p>
+      <w:pPr>
+        <w:pStyle w:val="ListParagraph"/>
+        <w:numPr>
+          <w:ilvl w:val="0"/>
+          <w:numId w:val="10"/>
+        </w:numPr>
+        <w:bidi/>
+        <w:rPr>
+          <w:rFonts w:cs="B Koodak" w:hint="cs"/>
+          <w:i/>
+          <w:iCs/>
+          <w:sz w:val="20"/>
+          <w:szCs w:val="20"/>
+          <w:lang w:bidi="fa-IR"/>
+        </w:rPr>
+      </w:pPr>
+      <w:r>
+        <w:rPr>
+          <w:rFonts w:cs="B Koodak" w:hint="cs"/>
+          <w:i/>
+          <w:iCs/>
+          <w:sz w:val="20"/>
+          <w:szCs w:val="20"/>
+          <w:rtl/>
+          <w:lang w:bidi="fa-IR"/>
+        </w:rPr>
+        <w:t>ضریب کنتراست برای متن های درشت باید حداقل 3:1 و برای متن های ریز باید حداقل 4.5:1 باشه</w:t>
+      </w:r>
+    </w:p>
+    <w:p>
+      <w:pPr>
+        <w:pStyle w:val="ListParagraph"/>
+        <w:bidi/>
+        <w:ind w:left="1080"/>
+        <w:rPr>
+          <w:rFonts w:cs="B Zar"/>
+          <w:lang w:bidi="fa-IR"/>
+        </w:rPr>
+      </w:pPr>
+    </w:p>
+    <w:p>
+      <w:pPr>
+        <w:bidi/>
+        <w:rPr>
+          <w:rFonts w:cs="B Zar"/>
           <w:rtl/>
           <w:lang w:bidi="fa-IR"/>
         </w:rPr>
@@ -721,6 +3487,232 @@
 <file path=word/numbering.xml><?xml version="1.0" encoding="utf-8"?>
 <w:numbering xmlns:wpc="http://schemas.microsoft.com/office/word/2010/wordprocessingCanvas" xmlns:cx="http://schemas.microsoft.com/office/drawing/2014/chartex" xmlns:cx1="http://schemas.microsoft.com/office/drawing/2015/9/8/chartex" xmlns:mc="http://schemas.openxmlformats.org/markup-compatibility/2006" xmlns:o="urn:schemas-microsoft-com:office:office" xmlns:r="http://schemas.openxmlformats.org/officeDocument/2006/relationships" xmlns:m="http://schemas.openxmlformats.org/officeDocument/2006/math" xmlns:v="urn:schemas-microsoft-com:vml" xmlns:wp14="http://schemas.microsoft.com/office/word/2010/wordprocessingDrawing" xmlns:wp="http://schemas.openxmlformats.org/drawingml/2006/wordprocessingDrawing" xmlns:w10="urn:schemas-microsoft-com:office:word" xmlns:w="http://schemas.openxmlformats.org/wordprocessingml/2006/main" xmlns:w14="http://schemas.microsoft.com/office/word/2010/wordml" xmlns:w15="http://schemas.microsoft.com/office/word/2012/wordml" xmlns:w16se="http://schemas.microsoft.com/office/word/2015/wordml/symex" xmlns:wpg="http://schemas.microsoft.com/office/word/2010/wordprocessingGroup" xmlns:wpi="http://schemas.microsoft.com/office/word/2010/wordprocessingInk" xmlns:wne="http://schemas.microsoft.com/office/word/2006/wordml" xmlns:wps="http://schemas.microsoft.com/office/word/2010/wordprocessingShape" mc:Ignorable="w14 w15 w16se wp14">
   <w:abstractNum w:abstractNumId="0" w15:restartNumberingAfterBreak="0">
+    <w:nsid w:val="1F7463BB"/>
+    <w:multiLevelType w:val="hybridMultilevel"/>
+    <w:tmpl w:val="8D44D254"/>
+    <w:lvl w:ilvl="0" w:tplc="0409000D">
+      <w:start w:val="1"/>
+      <w:numFmt w:val="bullet"/>
+      <w:lvlText w:val=""/>
+      <w:lvlJc w:val="left"/>
+      <w:pPr>
+        <w:ind w:left="1800" w:hanging="360"/>
+      </w:pPr>
+      <w:rPr>
+        <w:rFonts w:ascii="Wingdings" w:hAnsi="Wingdings" w:hint="default"/>
+      </w:rPr>
+    </w:lvl>
+    <w:lvl w:ilvl="1" w:tplc="04090003" w:tentative="1">
+      <w:start w:val="1"/>
+      <w:numFmt w:val="bullet"/>
+      <w:lvlText w:val="o"/>
+      <w:lvlJc w:val="left"/>
+      <w:pPr>
+        <w:ind w:left="2520" w:hanging="360"/>
+      </w:pPr>
+      <w:rPr>
+        <w:rFonts w:ascii="Courier New" w:hAnsi="Courier New" w:cs="Courier New" w:hint="default"/>
+      </w:rPr>
+    </w:lvl>
+    <w:lvl w:ilvl="2" w:tplc="04090005" w:tentative="1">
+      <w:start w:val="1"/>
+      <w:numFmt w:val="bullet"/>
+      <w:lvlText w:val=""/>
+      <w:lvlJc w:val="left"/>
+      <w:pPr>
+        <w:ind w:left="3240" w:hanging="360"/>
+      </w:pPr>
+      <w:rPr>
+        <w:rFonts w:ascii="Wingdings" w:hAnsi="Wingdings" w:hint="default"/>
+      </w:rPr>
+    </w:lvl>
+    <w:lvl w:ilvl="3" w:tplc="04090001" w:tentative="1">
+      <w:start w:val="1"/>
+      <w:numFmt w:val="bullet"/>
+      <w:lvlText w:val=""/>
+      <w:lvlJc w:val="left"/>
+      <w:pPr>
+        <w:ind w:left="3960" w:hanging="360"/>
+      </w:pPr>
+      <w:rPr>
+        <w:rFonts w:ascii="Symbol" w:hAnsi="Symbol" w:hint="default"/>
+      </w:rPr>
+    </w:lvl>
+    <w:lvl w:ilvl="4" w:tplc="04090003" w:tentative="1">
+      <w:start w:val="1"/>
+      <w:numFmt w:val="bullet"/>
+      <w:lvlText w:val="o"/>
+      <w:lvlJc w:val="left"/>
+      <w:pPr>
+        <w:ind w:left="4680" w:hanging="360"/>
+      </w:pPr>
+      <w:rPr>
+        <w:rFonts w:ascii="Courier New" w:hAnsi="Courier New" w:cs="Courier New" w:hint="default"/>
+      </w:rPr>
+    </w:lvl>
+    <w:lvl w:ilvl="5" w:tplc="04090005" w:tentative="1">
+      <w:start w:val="1"/>
+      <w:numFmt w:val="bullet"/>
+      <w:lvlText w:val=""/>
+      <w:lvlJc w:val="left"/>
+      <w:pPr>
+        <w:ind w:left="5400" w:hanging="360"/>
+      </w:pPr>
+      <w:rPr>
+        <w:rFonts w:ascii="Wingdings" w:hAnsi="Wingdings" w:hint="default"/>
+      </w:rPr>
+    </w:lvl>
+    <w:lvl w:ilvl="6" w:tplc="04090001" w:tentative="1">
+      <w:start w:val="1"/>
+      <w:numFmt w:val="bullet"/>
+      <w:lvlText w:val=""/>
+      <w:lvlJc w:val="left"/>
+      <w:pPr>
+        <w:ind w:left="6120" w:hanging="360"/>
+      </w:pPr>
+      <w:rPr>
+        <w:rFonts w:ascii="Symbol" w:hAnsi="Symbol" w:hint="default"/>
+      </w:rPr>
+    </w:lvl>
+    <w:lvl w:ilvl="7" w:tplc="04090003" w:tentative="1">
+      <w:start w:val="1"/>
+      <w:numFmt w:val="bullet"/>
+      <w:lvlText w:val="o"/>
+      <w:lvlJc w:val="left"/>
+      <w:pPr>
+        <w:ind w:left="6840" w:hanging="360"/>
+      </w:pPr>
+      <w:rPr>
+        <w:rFonts w:ascii="Courier New" w:hAnsi="Courier New" w:cs="Courier New" w:hint="default"/>
+      </w:rPr>
+    </w:lvl>
+    <w:lvl w:ilvl="8" w:tplc="04090005" w:tentative="1">
+      <w:start w:val="1"/>
+      <w:numFmt w:val="bullet"/>
+      <w:lvlText w:val=""/>
+      <w:lvlJc w:val="left"/>
+      <w:pPr>
+        <w:ind w:left="7560" w:hanging="360"/>
+      </w:pPr>
+      <w:rPr>
+        <w:rFonts w:ascii="Wingdings" w:hAnsi="Wingdings" w:hint="default"/>
+      </w:rPr>
+    </w:lvl>
+  </w:abstractNum>
+  <w:abstractNum w:abstractNumId="1" w15:restartNumberingAfterBreak="0">
+    <w:nsid w:val="235C3F02"/>
+    <w:multiLevelType w:val="hybridMultilevel"/>
+    <w:tmpl w:val="BE0A3462"/>
+    <w:lvl w:ilvl="0" w:tplc="0409000D">
+      <w:start w:val="1"/>
+      <w:numFmt w:val="bullet"/>
+      <w:lvlText w:val=""/>
+      <w:lvlJc w:val="left"/>
+      <w:pPr>
+        <w:ind w:left="2160" w:hanging="360"/>
+      </w:pPr>
+      <w:rPr>
+        <w:rFonts w:ascii="Wingdings" w:hAnsi="Wingdings" w:hint="default"/>
+      </w:rPr>
+    </w:lvl>
+    <w:lvl w:ilvl="1" w:tplc="04090003" w:tentative="1">
+      <w:start w:val="1"/>
+      <w:numFmt w:val="bullet"/>
+      <w:lvlText w:val="o"/>
+      <w:lvlJc w:val="left"/>
+      <w:pPr>
+        <w:ind w:left="2880" w:hanging="360"/>
+      </w:pPr>
+      <w:rPr>
+        <w:rFonts w:ascii="Courier New" w:hAnsi="Courier New" w:cs="Courier New" w:hint="default"/>
+      </w:rPr>
+    </w:lvl>
+    <w:lvl w:ilvl="2" w:tplc="04090005" w:tentative="1">
+      <w:start w:val="1"/>
+      <w:numFmt w:val="bullet"/>
+      <w:lvlText w:val=""/>
+      <w:lvlJc w:val="left"/>
+      <w:pPr>
+        <w:ind w:left="3600" w:hanging="360"/>
+      </w:pPr>
+      <w:rPr>
+        <w:rFonts w:ascii="Wingdings" w:hAnsi="Wingdings" w:hint="default"/>
+      </w:rPr>
+    </w:lvl>
+    <w:lvl w:ilvl="3" w:tplc="04090001" w:tentative="1">
+      <w:start w:val="1"/>
+      <w:numFmt w:val="bullet"/>
+      <w:lvlText w:val=""/>
+      <w:lvlJc w:val="left"/>
+      <w:pPr>
+        <w:ind w:left="4320" w:hanging="360"/>
+      </w:pPr>
+      <w:rPr>
+        <w:rFonts w:ascii="Symbol" w:hAnsi="Symbol" w:hint="default"/>
+      </w:rPr>
+    </w:lvl>
+    <w:lvl w:ilvl="4" w:tplc="04090003" w:tentative="1">
+      <w:start w:val="1"/>
+      <w:numFmt w:val="bullet"/>
+      <w:lvlText w:val="o"/>
+      <w:lvlJc w:val="left"/>
+      <w:pPr>
+        <w:ind w:left="5040" w:hanging="360"/>
+      </w:pPr>
+      <w:rPr>
+        <w:rFonts w:ascii="Courier New" w:hAnsi="Courier New" w:cs="Courier New" w:hint="default"/>
+      </w:rPr>
+    </w:lvl>
+    <w:lvl w:ilvl="5" w:tplc="04090005" w:tentative="1">
+      <w:start w:val="1"/>
+      <w:numFmt w:val="bullet"/>
+      <w:lvlText w:val=""/>
+      <w:lvlJc w:val="left"/>
+      <w:pPr>
+        <w:ind w:left="5760" w:hanging="360"/>
+      </w:pPr>
+      <w:rPr>
+        <w:rFonts w:ascii="Wingdings" w:hAnsi="Wingdings" w:hint="default"/>
+      </w:rPr>
+    </w:lvl>
+    <w:lvl w:ilvl="6" w:tplc="04090001" w:tentative="1">
+      <w:start w:val="1"/>
+      <w:numFmt w:val="bullet"/>
+      <w:lvlText w:val=""/>
+      <w:lvlJc w:val="left"/>
+      <w:pPr>
+        <w:ind w:left="6480" w:hanging="360"/>
+      </w:pPr>
+      <w:rPr>
+        <w:rFonts w:ascii="Symbol" w:hAnsi="Symbol" w:hint="default"/>
+      </w:rPr>
+    </w:lvl>
+    <w:lvl w:ilvl="7" w:tplc="04090003" w:tentative="1">
+      <w:start w:val="1"/>
+      <w:numFmt w:val="bullet"/>
+      <w:lvlText w:val="o"/>
+      <w:lvlJc w:val="left"/>
+      <w:pPr>
+        <w:ind w:left="7200" w:hanging="360"/>
+      </w:pPr>
+      <w:rPr>
+        <w:rFonts w:ascii="Courier New" w:hAnsi="Courier New" w:cs="Courier New" w:hint="default"/>
+      </w:rPr>
+    </w:lvl>
+    <w:lvl w:ilvl="8" w:tplc="04090005" w:tentative="1">
+      <w:start w:val="1"/>
+      <w:numFmt w:val="bullet"/>
+      <w:lvlText w:val=""/>
+      <w:lvlJc w:val="left"/>
+      <w:pPr>
+        <w:ind w:left="7920" w:hanging="360"/>
+      </w:pPr>
+      <w:rPr>
+        <w:rFonts w:ascii="Wingdings" w:hAnsi="Wingdings" w:hint="default"/>
+      </w:rPr>
+    </w:lvl>
+  </w:abstractNum>
+  <w:abstractNum w:abstractNumId="2" w15:restartNumberingAfterBreak="0">
     <w:nsid w:val="2D6C3550"/>
     <w:multiLevelType w:val="hybridMultilevel"/>
     <w:tmpl w:val="C48EFC56"/>
@@ -809,7 +3801,7 @@
       </w:pPr>
     </w:lvl>
   </w:abstractNum>
-  <w:abstractNum w:abstractNumId="1" w15:restartNumberingAfterBreak="0">
+  <w:abstractNum w:abstractNumId="3" w15:restartNumberingAfterBreak="0">
     <w:nsid w:val="307000E5"/>
     <w:multiLevelType w:val="hybridMultilevel"/>
     <w:tmpl w:val="A7C26B86"/>
@@ -922,7 +3914,7 @@
       </w:rPr>
     </w:lvl>
   </w:abstractNum>
-  <w:abstractNum w:abstractNumId="2" w15:restartNumberingAfterBreak="0">
+  <w:abstractNum w:abstractNumId="4" w15:restartNumberingAfterBreak="0">
     <w:nsid w:val="38F2651F"/>
     <w:multiLevelType w:val="hybridMultilevel"/>
     <w:tmpl w:val="400A3140"/>
@@ -1008,7 +4000,120 @@
       </w:pPr>
     </w:lvl>
   </w:abstractNum>
-  <w:abstractNum w:abstractNumId="3" w15:restartNumberingAfterBreak="0">
+  <w:abstractNum w:abstractNumId="5" w15:restartNumberingAfterBreak="0">
+    <w:nsid w:val="39E71F74"/>
+    <w:multiLevelType w:val="hybridMultilevel"/>
+    <w:tmpl w:val="AD52B46E"/>
+    <w:lvl w:ilvl="0" w:tplc="0409000D">
+      <w:start w:val="1"/>
+      <w:numFmt w:val="bullet"/>
+      <w:lvlText w:val=""/>
+      <w:lvlJc w:val="left"/>
+      <w:pPr>
+        <w:ind w:left="1800" w:hanging="360"/>
+      </w:pPr>
+      <w:rPr>
+        <w:rFonts w:ascii="Wingdings" w:hAnsi="Wingdings" w:hint="default"/>
+      </w:rPr>
+    </w:lvl>
+    <w:lvl w:ilvl="1" w:tplc="04090003" w:tentative="1">
+      <w:start w:val="1"/>
+      <w:numFmt w:val="bullet"/>
+      <w:lvlText w:val="o"/>
+      <w:lvlJc w:val="left"/>
+      <w:pPr>
+        <w:ind w:left="2520" w:hanging="360"/>
+      </w:pPr>
+      <w:rPr>
+        <w:rFonts w:ascii="Courier New" w:hAnsi="Courier New" w:cs="Courier New" w:hint="default"/>
+      </w:rPr>
+    </w:lvl>
+    <w:lvl w:ilvl="2" w:tplc="04090005" w:tentative="1">
+      <w:start w:val="1"/>
+      <w:numFmt w:val="bullet"/>
+      <w:lvlText w:val=""/>
+      <w:lvlJc w:val="left"/>
+      <w:pPr>
+        <w:ind w:left="3240" w:hanging="360"/>
+      </w:pPr>
+      <w:rPr>
+        <w:rFonts w:ascii="Wingdings" w:hAnsi="Wingdings" w:hint="default"/>
+      </w:rPr>
+    </w:lvl>
+    <w:lvl w:ilvl="3" w:tplc="04090001" w:tentative="1">
+      <w:start w:val="1"/>
+      <w:numFmt w:val="bullet"/>
+      <w:lvlText w:val=""/>
+      <w:lvlJc w:val="left"/>
+      <w:pPr>
+        <w:ind w:left="3960" w:hanging="360"/>
+      </w:pPr>
+      <w:rPr>
+        <w:rFonts w:ascii="Symbol" w:hAnsi="Symbol" w:hint="default"/>
+      </w:rPr>
+    </w:lvl>
+    <w:lvl w:ilvl="4" w:tplc="04090003" w:tentative="1">
+      <w:start w:val="1"/>
+      <w:numFmt w:val="bullet"/>
+      <w:lvlText w:val="o"/>
+      <w:lvlJc w:val="left"/>
+      <w:pPr>
+        <w:ind w:left="4680" w:hanging="360"/>
+      </w:pPr>
+      <w:rPr>
+        <w:rFonts w:ascii="Courier New" w:hAnsi="Courier New" w:cs="Courier New" w:hint="default"/>
+      </w:rPr>
+    </w:lvl>
+    <w:lvl w:ilvl="5" w:tplc="04090005" w:tentative="1">
+      <w:start w:val="1"/>
+      <w:numFmt w:val="bullet"/>
+      <w:lvlText w:val=""/>
+      <w:lvlJc w:val="left"/>
+      <w:pPr>
+        <w:ind w:left="5400" w:hanging="360"/>
+      </w:pPr>
+      <w:rPr>
+        <w:rFonts w:ascii="Wingdings" w:hAnsi="Wingdings" w:hint="default"/>
+      </w:rPr>
+    </w:lvl>
+    <w:lvl w:ilvl="6" w:tplc="04090001" w:tentative="1">
+      <w:start w:val="1"/>
+      <w:numFmt w:val="bullet"/>
+      <w:lvlText w:val=""/>
+      <w:lvlJc w:val="left"/>
+      <w:pPr>
+        <w:ind w:left="6120" w:hanging="360"/>
+      </w:pPr>
+      <w:rPr>
+        <w:rFonts w:ascii="Symbol" w:hAnsi="Symbol" w:hint="default"/>
+      </w:rPr>
+    </w:lvl>
+    <w:lvl w:ilvl="7" w:tplc="04090003" w:tentative="1">
+      <w:start w:val="1"/>
+      <w:numFmt w:val="bullet"/>
+      <w:lvlText w:val="o"/>
+      <w:lvlJc w:val="left"/>
+      <w:pPr>
+        <w:ind w:left="6840" w:hanging="360"/>
+      </w:pPr>
+      <w:rPr>
+        <w:rFonts w:ascii="Courier New" w:hAnsi="Courier New" w:cs="Courier New" w:hint="default"/>
+      </w:rPr>
+    </w:lvl>
+    <w:lvl w:ilvl="8" w:tplc="04090005" w:tentative="1">
+      <w:start w:val="1"/>
+      <w:numFmt w:val="bullet"/>
+      <w:lvlText w:val=""/>
+      <w:lvlJc w:val="left"/>
+      <w:pPr>
+        <w:ind w:left="7560" w:hanging="360"/>
+      </w:pPr>
+      <w:rPr>
+        <w:rFonts w:ascii="Wingdings" w:hAnsi="Wingdings" w:hint="default"/>
+      </w:rPr>
+    </w:lvl>
+  </w:abstractNum>
+  <w:abstractNum w:abstractNumId="6" w15:restartNumberingAfterBreak="0">
     <w:nsid w:val="43BA048E"/>
     <w:multiLevelType w:val="hybridMultilevel"/>
     <w:tmpl w:val="FB742550"/>
@@ -1121,7 +4226,7 @@
       </w:rPr>
     </w:lvl>
   </w:abstractNum>
-  <w:abstractNum w:abstractNumId="4" w15:restartNumberingAfterBreak="0">
+  <w:abstractNum w:abstractNumId="7" w15:restartNumberingAfterBreak="0">
     <w:nsid w:val="601722ED"/>
     <w:multiLevelType w:val="hybridMultilevel"/>
     <w:tmpl w:val="2C2A8CA0"/>
@@ -1210,7 +4315,7 @@
       </w:pPr>
     </w:lvl>
   </w:abstractNum>
-  <w:abstractNum w:abstractNumId="5" w15:restartNumberingAfterBreak="0">
+  <w:abstractNum w:abstractNumId="8" w15:restartNumberingAfterBreak="0">
     <w:nsid w:val="66D55915"/>
     <w:multiLevelType w:val="hybridMultilevel"/>
     <w:tmpl w:val="93D6E9E6"/>
@@ -1323,22 +4428,239 @@
       </w:rPr>
     </w:lvl>
   </w:abstractNum>
+  <w:abstractNum w:abstractNumId="9" w15:restartNumberingAfterBreak="0">
+    <w:nsid w:val="6CD15F52"/>
+    <w:multiLevelType w:val="hybridMultilevel"/>
+    <w:tmpl w:val="BDBECD3A"/>
+    <w:lvl w:ilvl="0" w:tplc="0D886784">
+      <w:start w:val="1"/>
+      <w:numFmt w:val="decimal"/>
+      <w:lvlText w:val="%1)"/>
+      <w:lvlJc w:val="left"/>
+      <w:pPr>
+        <w:ind w:left="1080" w:hanging="360"/>
+      </w:pPr>
+      <w:rPr>
+        <w:rFonts w:hint="default"/>
+      </w:rPr>
+    </w:lvl>
+    <w:lvl w:ilvl="1" w:tplc="04090019" w:tentative="1">
+      <w:start w:val="1"/>
+      <w:numFmt w:val="lowerLetter"/>
+      <w:lvlText w:val="%2."/>
+      <w:lvlJc w:val="left"/>
+      <w:pPr>
+        <w:ind w:left="1800" w:hanging="360"/>
+      </w:pPr>
+    </w:lvl>
+    <w:lvl w:ilvl="2" w:tplc="0409001B" w:tentative="1">
+      <w:start w:val="1"/>
+      <w:numFmt w:val="lowerRoman"/>
+      <w:lvlText w:val="%3."/>
+      <w:lvlJc w:val="right"/>
+      <w:pPr>
+        <w:ind w:left="2520" w:hanging="180"/>
+      </w:pPr>
+    </w:lvl>
+    <w:lvl w:ilvl="3" w:tplc="0409000F" w:tentative="1">
+      <w:start w:val="1"/>
+      <w:numFmt w:val="decimal"/>
+      <w:lvlText w:val="%4."/>
+      <w:lvlJc w:val="left"/>
+      <w:pPr>
+        <w:ind w:left="3240" w:hanging="360"/>
+      </w:pPr>
+    </w:lvl>
+    <w:lvl w:ilvl="4" w:tplc="04090019" w:tentative="1">
+      <w:start w:val="1"/>
+      <w:numFmt w:val="lowerLetter"/>
+      <w:lvlText w:val="%5."/>
+      <w:lvlJc w:val="left"/>
+      <w:pPr>
+        <w:ind w:left="3960" w:hanging="360"/>
+      </w:pPr>
+    </w:lvl>
+    <w:lvl w:ilvl="5" w:tplc="0409001B" w:tentative="1">
+      <w:start w:val="1"/>
+      <w:numFmt w:val="lowerRoman"/>
+      <w:lvlText w:val="%6."/>
+      <w:lvlJc w:val="right"/>
+      <w:pPr>
+        <w:ind w:left="4680" w:hanging="180"/>
+      </w:pPr>
+    </w:lvl>
+    <w:lvl w:ilvl="6" w:tplc="0409000F" w:tentative="1">
+      <w:start w:val="1"/>
+      <w:numFmt w:val="decimal"/>
+      <w:lvlText w:val="%7."/>
+      <w:lvlJc w:val="left"/>
+      <w:pPr>
+        <w:ind w:left="5400" w:hanging="360"/>
+      </w:pPr>
+    </w:lvl>
+    <w:lvl w:ilvl="7" w:tplc="04090019" w:tentative="1">
+      <w:start w:val="1"/>
+      <w:numFmt w:val="lowerLetter"/>
+      <w:lvlText w:val="%8."/>
+      <w:lvlJc w:val="left"/>
+      <w:pPr>
+        <w:ind w:left="6120" w:hanging="360"/>
+      </w:pPr>
+    </w:lvl>
+    <w:lvl w:ilvl="8" w:tplc="0409001B" w:tentative="1">
+      <w:start w:val="1"/>
+      <w:numFmt w:val="lowerRoman"/>
+      <w:lvlText w:val="%9."/>
+      <w:lvlJc w:val="right"/>
+      <w:pPr>
+        <w:ind w:left="6840" w:hanging="180"/>
+      </w:pPr>
+    </w:lvl>
+  </w:abstractNum>
+  <w:abstractNum w:abstractNumId="10" w15:restartNumberingAfterBreak="0">
+    <w:nsid w:val="7654411F"/>
+    <w:multiLevelType w:val="hybridMultilevel"/>
+    <w:tmpl w:val="02DCFC16"/>
+    <w:lvl w:ilvl="0" w:tplc="0409000D">
+      <w:start w:val="1"/>
+      <w:numFmt w:val="bullet"/>
+      <w:lvlText w:val=""/>
+      <w:lvlJc w:val="left"/>
+      <w:pPr>
+        <w:ind w:left="1800" w:hanging="360"/>
+      </w:pPr>
+      <w:rPr>
+        <w:rFonts w:ascii="Wingdings" w:hAnsi="Wingdings" w:hint="default"/>
+      </w:rPr>
+    </w:lvl>
+    <w:lvl w:ilvl="1" w:tplc="04090003" w:tentative="1">
+      <w:start w:val="1"/>
+      <w:numFmt w:val="bullet"/>
+      <w:lvlText w:val="o"/>
+      <w:lvlJc w:val="left"/>
+      <w:pPr>
+        <w:ind w:left="2520" w:hanging="360"/>
+      </w:pPr>
+      <w:rPr>
+        <w:rFonts w:ascii="Courier New" w:hAnsi="Courier New" w:cs="Courier New" w:hint="default"/>
+      </w:rPr>
+    </w:lvl>
+    <w:lvl w:ilvl="2" w:tplc="04090005" w:tentative="1">
+      <w:start w:val="1"/>
+      <w:numFmt w:val="bullet"/>
+      <w:lvlText w:val=""/>
+      <w:lvlJc w:val="left"/>
+      <w:pPr>
+        <w:ind w:left="3240" w:hanging="360"/>
+      </w:pPr>
+      <w:rPr>
+        <w:rFonts w:ascii="Wingdings" w:hAnsi="Wingdings" w:hint="default"/>
+      </w:rPr>
+    </w:lvl>
+    <w:lvl w:ilvl="3" w:tplc="04090001" w:tentative="1">
+      <w:start w:val="1"/>
+      <w:numFmt w:val="bullet"/>
+      <w:lvlText w:val=""/>
+      <w:lvlJc w:val="left"/>
+      <w:pPr>
+        <w:ind w:left="3960" w:hanging="360"/>
+      </w:pPr>
+      <w:rPr>
+        <w:rFonts w:ascii="Symbol" w:hAnsi="Symbol" w:hint="default"/>
+      </w:rPr>
+    </w:lvl>
+    <w:lvl w:ilvl="4" w:tplc="04090003" w:tentative="1">
+      <w:start w:val="1"/>
+      <w:numFmt w:val="bullet"/>
+      <w:lvlText w:val="o"/>
+      <w:lvlJc w:val="left"/>
+      <w:pPr>
+        <w:ind w:left="4680" w:hanging="360"/>
+      </w:pPr>
+      <w:rPr>
+        <w:rFonts w:ascii="Courier New" w:hAnsi="Courier New" w:cs="Courier New" w:hint="default"/>
+      </w:rPr>
+    </w:lvl>
+    <w:lvl w:ilvl="5" w:tplc="04090005" w:tentative="1">
+      <w:start w:val="1"/>
+      <w:numFmt w:val="bullet"/>
+      <w:lvlText w:val=""/>
+      <w:lvlJc w:val="left"/>
+      <w:pPr>
+        <w:ind w:left="5400" w:hanging="360"/>
+      </w:pPr>
+      <w:rPr>
+        <w:rFonts w:ascii="Wingdings" w:hAnsi="Wingdings" w:hint="default"/>
+      </w:rPr>
+    </w:lvl>
+    <w:lvl w:ilvl="6" w:tplc="04090001" w:tentative="1">
+      <w:start w:val="1"/>
+      <w:numFmt w:val="bullet"/>
+      <w:lvlText w:val=""/>
+      <w:lvlJc w:val="left"/>
+      <w:pPr>
+        <w:ind w:left="6120" w:hanging="360"/>
+      </w:pPr>
+      <w:rPr>
+        <w:rFonts w:ascii="Symbol" w:hAnsi="Symbol" w:hint="default"/>
+      </w:rPr>
+    </w:lvl>
+    <w:lvl w:ilvl="7" w:tplc="04090003" w:tentative="1">
+      <w:start w:val="1"/>
+      <w:numFmt w:val="bullet"/>
+      <w:lvlText w:val="o"/>
+      <w:lvlJc w:val="left"/>
+      <w:pPr>
+        <w:ind w:left="6840" w:hanging="360"/>
+      </w:pPr>
+      <w:rPr>
+        <w:rFonts w:ascii="Courier New" w:hAnsi="Courier New" w:cs="Courier New" w:hint="default"/>
+      </w:rPr>
+    </w:lvl>
+    <w:lvl w:ilvl="8" w:tplc="04090005" w:tentative="1">
+      <w:start w:val="1"/>
+      <w:numFmt w:val="bullet"/>
+      <w:lvlText w:val=""/>
+      <w:lvlJc w:val="left"/>
+      <w:pPr>
+        <w:ind w:left="7560" w:hanging="360"/>
+      </w:pPr>
+      <w:rPr>
+        <w:rFonts w:ascii="Wingdings" w:hAnsi="Wingdings" w:hint="default"/>
+      </w:rPr>
+    </w:lvl>
+  </w:abstractNum>
   <w:num w:numId="1">
+    <w:abstractNumId w:val="2"/>
+  </w:num>
+  <w:num w:numId="2">
+    <w:abstractNumId w:val="7"/>
+  </w:num>
+  <w:num w:numId="3">
+    <w:abstractNumId w:val="4"/>
+  </w:num>
+  <w:num w:numId="4">
+    <w:abstractNumId w:val="8"/>
+  </w:num>
+  <w:num w:numId="5">
+    <w:abstractNumId w:val="6"/>
+  </w:num>
+  <w:num w:numId="6">
+    <w:abstractNumId w:val="3"/>
+  </w:num>
+  <w:num w:numId="7">
+    <w:abstractNumId w:val="9"/>
+  </w:num>
+  <w:num w:numId="8">
     <w:abstractNumId w:val="0"/>
   </w:num>
-  <w:num w:numId="2">
-    <w:abstractNumId w:val="4"/>
-  </w:num>
-  <w:num w:numId="3">
-    <w:abstractNumId w:val="2"/>
-  </w:num>
-  <w:num w:numId="4">
+  <w:num w:numId="9">
     <w:abstractNumId w:val="5"/>
   </w:num>
-  <w:num w:numId="5">
-    <w:abstractNumId w:val="3"/>
+  <w:num w:numId="10">
+    <w:abstractNumId w:val="10"/>
   </w:num>
-  <w:num w:numId="6">
+  <w:num w:numId="11">
     <w:abstractNumId w:val="1"/>
   </w:num>
 </w:numbering>

--- a/Design Rules.docx
+++ b/Design Rules.docx
@@ -1208,8 +1208,6 @@
           <w:lang w:bidi="fa-IR"/>
         </w:rPr>
       </w:pPr>
-      <w:bookmarkStart w:id="0" w:name="_GoBack"/>
-      <w:bookmarkEnd w:id="0"/>
     </w:p>
     <w:p>
       <w:pPr>
@@ -1551,10 +1549,10 @@
           <w:bCs/>
           <w:i/>
           <w:iCs/>
-          <w:sz w:val="24"/>
-          <w:szCs w:val="24"/>
-          <w:rtl/>
-          <w:lang w:bidi="fa-IR"/>
+          <w:noProof/>
+          <w:sz w:val="24"/>
+          <w:szCs w:val="24"/>
+          <w:rtl/>
         </w:rPr>
         <mc:AlternateContent>
           <mc:Choice Requires="wps">
@@ -1692,10 +1690,10 @@
           <w:bCs/>
           <w:i/>
           <w:iCs/>
-          <w:sz w:val="24"/>
-          <w:szCs w:val="24"/>
-          <w:rtl/>
-          <w:lang w:bidi="fa-IR"/>
+          <w:noProof/>
+          <w:sz w:val="24"/>
+          <w:szCs w:val="24"/>
+          <w:rtl/>
         </w:rPr>
         <mc:AlternateContent>
           <mc:Choice Requires="wps">
@@ -1833,10 +1831,10 @@
           <w:bCs/>
           <w:i/>
           <w:iCs/>
-          <w:sz w:val="24"/>
-          <w:szCs w:val="24"/>
-          <w:rtl/>
-          <w:lang w:bidi="fa-IR"/>
+          <w:noProof/>
+          <w:sz w:val="24"/>
+          <w:szCs w:val="24"/>
+          <w:rtl/>
         </w:rPr>
         <mc:AlternateContent>
           <mc:Choice Requires="wps">
@@ -1974,10 +1972,10 @@
           <w:bCs/>
           <w:i/>
           <w:iCs/>
-          <w:sz w:val="24"/>
-          <w:szCs w:val="24"/>
-          <w:rtl/>
-          <w:lang w:bidi="fa-IR"/>
+          <w:noProof/>
+          <w:sz w:val="24"/>
+          <w:szCs w:val="24"/>
+          <w:rtl/>
         </w:rPr>
         <mc:AlternateContent>
           <mc:Choice Requires="wps">
@@ -2102,7 +2100,7 @@
         <w:bidi/>
         <w:spacing w:line="360" w:lineRule="auto"/>
         <w:rPr>
-          <w:rFonts w:cs="B Mitra" w:hint="cs"/>
+          <w:rFonts w:cs="B Mitra"/>
           <w:i/>
           <w:iCs/>
           <w:sz w:val="24"/>
@@ -2117,10 +2115,10 @@
           <w:bCs/>
           <w:i/>
           <w:iCs/>
-          <w:sz w:val="24"/>
-          <w:szCs w:val="24"/>
-          <w:rtl/>
-          <w:lang w:bidi="fa-IR"/>
+          <w:noProof/>
+          <w:sz w:val="24"/>
+          <w:szCs w:val="24"/>
+          <w:rtl/>
         </w:rPr>
         <mc:AlternateContent>
           <mc:Choice Requires="wps">
@@ -2231,7 +2229,7 @@
         <w:bidi/>
         <w:spacing w:line="360" w:lineRule="auto"/>
         <w:rPr>
-          <w:rFonts w:cs="B Mitra" w:hint="cs"/>
+          <w:rFonts w:cs="B Mitra"/>
           <w:i/>
           <w:iCs/>
           <w:sz w:val="24"/>
@@ -2246,10 +2244,10 @@
           <w:bCs/>
           <w:i/>
           <w:iCs/>
-          <w:sz w:val="24"/>
-          <w:szCs w:val="24"/>
-          <w:rtl/>
-          <w:lang w:bidi="fa-IR"/>
+          <w:noProof/>
+          <w:sz w:val="24"/>
+          <w:szCs w:val="24"/>
+          <w:rtl/>
         </w:rPr>
         <mc:AlternateContent>
           <mc:Choice Requires="wps">
@@ -2372,7 +2370,7 @@
         <w:bidi/>
         <w:spacing w:line="360" w:lineRule="auto"/>
         <w:rPr>
-          <w:rFonts w:cs="B Mitra" w:hint="cs"/>
+          <w:rFonts w:cs="B Mitra"/>
           <w:i/>
           <w:iCs/>
           <w:sz w:val="24"/>
@@ -2387,10 +2385,10 @@
           <w:bCs/>
           <w:i/>
           <w:iCs/>
-          <w:sz w:val="24"/>
-          <w:szCs w:val="24"/>
-          <w:rtl/>
-          <w:lang w:bidi="fa-IR"/>
+          <w:noProof/>
+          <w:sz w:val="24"/>
+          <w:szCs w:val="24"/>
+          <w:rtl/>
         </w:rPr>
         <mc:AlternateContent>
           <mc:Choice Requires="wps">
@@ -2530,10 +2528,10 @@
           <w:bCs/>
           <w:i/>
           <w:iCs/>
-          <w:sz w:val="24"/>
-          <w:szCs w:val="24"/>
-          <w:rtl/>
-          <w:lang w:bidi="fa-IR"/>
+          <w:noProof/>
+          <w:sz w:val="24"/>
+          <w:szCs w:val="24"/>
+          <w:rtl/>
         </w:rPr>
         <mc:AlternateContent>
           <mc:Choice Requires="wps">
@@ -2653,7 +2651,7 @@
         <w:spacing w:line="480" w:lineRule="auto"/>
         <w:ind w:left="1800"/>
         <w:rPr>
-          <w:rFonts w:cs="B Zar" w:hint="cs"/>
+          <w:rFonts w:cs="B Zar"/>
           <w:b/>
           <w:bCs/>
           <w:sz w:val="18"/>
@@ -2748,7 +2746,7 @@
         </w:numPr>
         <w:bidi/>
         <w:rPr>
-          <w:rFonts w:cs="B Koodak" w:hint="cs"/>
+          <w:rFonts w:cs="B Koodak"/>
           <w:sz w:val="24"/>
           <w:szCs w:val="24"/>
           <w:lang w:bidi="fa-IR"/>
@@ -2847,7 +2845,7 @@
         <w:bidi/>
         <w:ind w:left="1800"/>
         <w:rPr>
-          <w:rFonts w:cs="B Zar" w:hint="cs"/>
+          <w:rFonts w:cs="B Zar"/>
           <w:lang w:bidi="fa-IR"/>
         </w:rPr>
       </w:pPr>
@@ -2896,6 +2894,7 @@
         </w:rPr>
         <w:t xml:space="preserve">) برای طرح استفاده کنی (با ابزارهایی مثل </w:t>
       </w:r>
+      <w:proofErr w:type="spellStart"/>
       <w:r>
         <w:rPr>
           <w:rFonts w:cs="B Koodak"/>
@@ -2905,6 +2904,7 @@
         </w:rPr>
         <w:t>coolors</w:t>
       </w:r>
+      <w:proofErr w:type="spellEnd"/>
       <w:r>
         <w:rPr>
           <w:rFonts w:cs="B Koodak" w:hint="cs"/>
@@ -2915,6 +2915,7 @@
         </w:rPr>
         <w:t xml:space="preserve"> و </w:t>
       </w:r>
+      <w:proofErr w:type="spellStart"/>
       <w:r>
         <w:rPr>
           <w:rFonts w:cs="B Koodak"/>
@@ -2924,196 +2925,7 @@
         </w:rPr>
         <w:t>palleton</w:t>
       </w:r>
-      <w:r>
-        <w:rPr>
-          <w:rFonts w:cs="B Koodak" w:hint="cs"/>
-          <w:sz w:val="24"/>
-          <w:szCs w:val="24"/>
-          <w:rtl/>
-          <w:lang w:bidi="fa-IR"/>
-        </w:rPr>
-        <w:t>)</w:t>
-      </w:r>
-    </w:p>
-    <w:p>
-      <w:pPr>
-        <w:pStyle w:val="ListParagraph"/>
-        <w:bidi/>
-        <w:ind w:left="1080"/>
-        <w:rPr>
-          <w:rFonts w:cs="B Zar" w:hint="cs"/>
-          <w:sz w:val="28"/>
-          <w:szCs w:val="28"/>
-          <w:lang w:bidi="fa-IR"/>
-        </w:rPr>
-      </w:pPr>
-    </w:p>
-    <w:p>
-      <w:pPr>
-        <w:pStyle w:val="ListParagraph"/>
-        <w:numPr>
-          <w:ilvl w:val="0"/>
-          <w:numId w:val="7"/>
-        </w:numPr>
-        <w:bidi/>
-        <w:rPr>
-          <w:rFonts w:cs="B Koodak"/>
-          <w:sz w:val="24"/>
-          <w:szCs w:val="24"/>
-          <w:lang w:bidi="fa-IR"/>
-        </w:rPr>
-      </w:pPr>
-      <w:r>
-        <w:rPr>
-          <w:rFonts w:cs="B Koodak" w:hint="cs"/>
-          <w:sz w:val="24"/>
-          <w:szCs w:val="24"/>
-          <w:rtl/>
-          <w:lang w:bidi="fa-IR"/>
-        </w:rPr>
-        <w:t>برای ایجاد تنوع در بخش های مختلف، به ورژن های تاریک تر (</w:t>
-      </w:r>
-      <w:r>
-        <w:rPr>
-          <w:rFonts w:cs="B Koodak"/>
-          <w:sz w:val="24"/>
-          <w:szCs w:val="24"/>
-          <w:lang w:bidi="fa-IR"/>
-        </w:rPr>
-        <w:t>Shade</w:t>
-      </w:r>
-      <w:r>
-        <w:rPr>
-          <w:rFonts w:cs="B Koodak" w:hint="cs"/>
-          <w:sz w:val="24"/>
-          <w:szCs w:val="24"/>
-          <w:rtl/>
-          <w:lang w:bidi="fa-IR"/>
-        </w:rPr>
-        <w:t>) و روشن تر (</w:t>
-      </w:r>
-      <w:r>
-        <w:rPr>
-          <w:rFonts w:cs="B Koodak"/>
-          <w:sz w:val="24"/>
-          <w:szCs w:val="24"/>
-          <w:lang w:bidi="fa-IR"/>
-        </w:rPr>
-        <w:t>tint</w:t>
-      </w:r>
-      <w:r>
-        <w:rPr>
-          <w:rFonts w:cs="B Koodak" w:hint="cs"/>
-          <w:sz w:val="24"/>
-          <w:szCs w:val="24"/>
-          <w:rtl/>
-          <w:lang w:bidi="fa-IR"/>
-        </w:rPr>
-        <w:t xml:space="preserve">) از این رنگ ها نیاز داری (با ابزارهای </w:t>
-      </w:r>
-      <w:r>
-        <w:rPr>
-          <w:rFonts w:cs="B Koodak"/>
-          <w:sz w:val="24"/>
-          <w:szCs w:val="24"/>
-          <w:lang w:bidi="fa-IR"/>
-        </w:rPr>
-        <w:t>open color</w:t>
-      </w:r>
-      <w:r>
-        <w:rPr>
-          <w:rFonts w:cs="B Koodak" w:hint="cs"/>
-          <w:sz w:val="24"/>
-          <w:szCs w:val="24"/>
-          <w:rtl/>
-          <w:lang w:bidi="fa-IR"/>
-        </w:rPr>
-        <w:t xml:space="preserve"> و </w:t>
-      </w:r>
-      <w:r>
-        <w:rPr>
-          <w:rFonts w:cs="B Koodak"/>
-          <w:sz w:val="24"/>
-          <w:szCs w:val="24"/>
-          <w:lang w:bidi="fa-IR"/>
-        </w:rPr>
-        <w:t>tailwind</w:t>
-      </w:r>
-      <w:r>
-        <w:rPr>
-          <w:rFonts w:cs="B Koodak" w:hint="cs"/>
-          <w:sz w:val="24"/>
-          <w:szCs w:val="24"/>
-          <w:rtl/>
-          <w:lang w:bidi="fa-IR"/>
-        </w:rPr>
-        <w:t>)</w:t>
-      </w:r>
-    </w:p>
-    <w:p>
-      <w:pPr>
-        <w:bidi/>
-        <w:rPr>
-          <w:rFonts w:cs="B Koodak"/>
-          <w:sz w:val="24"/>
-          <w:szCs w:val="24"/>
-          <w:lang w:bidi="fa-IR"/>
-        </w:rPr>
-      </w:pPr>
-    </w:p>
-    <w:p>
-      <w:pPr>
-        <w:pStyle w:val="ListParagraph"/>
-        <w:numPr>
-          <w:ilvl w:val="0"/>
-          <w:numId w:val="7"/>
-        </w:numPr>
-        <w:bidi/>
-        <w:rPr>
-          <w:rFonts w:cs="B Koodak"/>
-          <w:sz w:val="24"/>
-          <w:szCs w:val="24"/>
-          <w:lang w:bidi="fa-IR"/>
-        </w:rPr>
-      </w:pPr>
-      <w:r>
-        <w:rPr>
-          <w:rFonts w:cs="B Koodak" w:hint="cs"/>
-          <w:sz w:val="24"/>
-          <w:szCs w:val="24"/>
-          <w:rtl/>
-          <w:lang w:bidi="fa-IR"/>
-        </w:rPr>
-        <w:t>از رنگ اصلی (</w:t>
-      </w:r>
-      <w:r>
-        <w:rPr>
-          <w:rFonts w:cs="B Koodak"/>
-          <w:sz w:val="24"/>
-          <w:szCs w:val="24"/>
-          <w:lang w:bidi="fa-IR"/>
-        </w:rPr>
-        <w:t>main</w:t>
-      </w:r>
-      <w:r>
-        <w:rPr>
-          <w:rFonts w:cs="B Koodak" w:hint="cs"/>
-          <w:sz w:val="24"/>
-          <w:szCs w:val="24"/>
-          <w:rtl/>
-          <w:lang w:bidi="fa-IR"/>
-        </w:rPr>
-        <w:t xml:space="preserve">) برای جلب توجه کاربر به مهم ترین المان صفحه باید استفاده بشه (مثل دکمه </w:t>
-      </w:r>
-      <w:r>
-        <w:rPr>
-          <w:rFonts w:cs="B Koodak"/>
-          <w:sz w:val="24"/>
-          <w:szCs w:val="24"/>
-          <w:lang w:bidi="fa-IR"/>
-        </w:rPr>
-        <w:t>call to action</w:t>
-      </w:r>
+      <w:proofErr w:type="spellEnd"/>
       <w:r>
         <w:rPr>
           <w:rFonts w:cs="B Koodak" w:hint="cs"/>
@@ -3161,14 +2973,167 @@
           <w:rtl/>
           <w:lang w:bidi="fa-IR"/>
         </w:rPr>
-        <w:t xml:space="preserve">از رنگ ها برای جدا کردن کامل یک بخش یا کامپوننت از سایر قسمت های صفحه (با هدف اهمیت دادن به اون) استفاده کنید </w:t>
-      </w:r>
-    </w:p>
-    <w:p>
-      <w:pPr>
-        <w:bidi/>
-        <w:rPr>
-          <w:rFonts w:cs="B Zar" w:hint="cs"/>
+        <w:t>برای ایجاد تنوع در بخش های مختلف، به ورژن های تاریک تر (</w:t>
+      </w:r>
+      <w:r>
+        <w:rPr>
+          <w:rFonts w:cs="B Koodak"/>
+          <w:sz w:val="24"/>
+          <w:szCs w:val="24"/>
+          <w:lang w:bidi="fa-IR"/>
+        </w:rPr>
+        <w:t>Shade</w:t>
+      </w:r>
+      <w:r>
+        <w:rPr>
+          <w:rFonts w:cs="B Koodak" w:hint="cs"/>
+          <w:sz w:val="24"/>
+          <w:szCs w:val="24"/>
+          <w:rtl/>
+          <w:lang w:bidi="fa-IR"/>
+        </w:rPr>
+        <w:t>) و روشن تر (</w:t>
+      </w:r>
+      <w:r>
+        <w:rPr>
+          <w:rFonts w:cs="B Koodak"/>
+          <w:sz w:val="24"/>
+          <w:szCs w:val="24"/>
+          <w:lang w:bidi="fa-IR"/>
+        </w:rPr>
+        <w:t>tint</w:t>
+      </w:r>
+      <w:r>
+        <w:rPr>
+          <w:rFonts w:cs="B Koodak" w:hint="cs"/>
+          <w:sz w:val="24"/>
+          <w:szCs w:val="24"/>
+          <w:rtl/>
+          <w:lang w:bidi="fa-IR"/>
+        </w:rPr>
+        <w:t xml:space="preserve">) از این رنگ ها نیاز داری (با ابزارهای </w:t>
+      </w:r>
+      <w:r>
+        <w:rPr>
+          <w:rFonts w:cs="B Koodak"/>
+          <w:sz w:val="24"/>
+          <w:szCs w:val="24"/>
+          <w:lang w:bidi="fa-IR"/>
+        </w:rPr>
+        <w:t>open color</w:t>
+      </w:r>
+      <w:r>
+        <w:rPr>
+          <w:rFonts w:cs="B Koodak" w:hint="cs"/>
+          <w:sz w:val="24"/>
+          <w:szCs w:val="24"/>
+          <w:rtl/>
+          <w:lang w:bidi="fa-IR"/>
+        </w:rPr>
+        <w:t xml:space="preserve"> و </w:t>
+      </w:r>
+      <w:r>
+        <w:rPr>
+          <w:rFonts w:cs="B Koodak"/>
+          <w:sz w:val="24"/>
+          <w:szCs w:val="24"/>
+          <w:lang w:bidi="fa-IR"/>
+        </w:rPr>
+        <w:t>tailwind</w:t>
+      </w:r>
+      <w:r>
+        <w:rPr>
+          <w:rFonts w:cs="B Koodak" w:hint="cs"/>
+          <w:sz w:val="24"/>
+          <w:szCs w:val="24"/>
+          <w:rtl/>
+          <w:lang w:bidi="fa-IR"/>
+        </w:rPr>
+        <w:t>)</w:t>
+      </w:r>
+    </w:p>
+    <w:p>
+      <w:pPr>
+        <w:bidi/>
+        <w:rPr>
+          <w:rFonts w:cs="B Koodak"/>
+          <w:sz w:val="24"/>
+          <w:szCs w:val="24"/>
+          <w:lang w:bidi="fa-IR"/>
+        </w:rPr>
+      </w:pPr>
+    </w:p>
+    <w:p>
+      <w:pPr>
+        <w:pStyle w:val="ListParagraph"/>
+        <w:numPr>
+          <w:ilvl w:val="0"/>
+          <w:numId w:val="7"/>
+        </w:numPr>
+        <w:bidi/>
+        <w:rPr>
+          <w:rFonts w:cs="B Koodak"/>
+          <w:sz w:val="24"/>
+          <w:szCs w:val="24"/>
+          <w:lang w:bidi="fa-IR"/>
+        </w:rPr>
+      </w:pPr>
+      <w:r>
+        <w:rPr>
+          <w:rFonts w:cs="B Koodak" w:hint="cs"/>
+          <w:sz w:val="24"/>
+          <w:szCs w:val="24"/>
+          <w:rtl/>
+          <w:lang w:bidi="fa-IR"/>
+        </w:rPr>
+        <w:t>از رنگ اصلی (</w:t>
+      </w:r>
+      <w:r>
+        <w:rPr>
+          <w:rFonts w:cs="B Koodak"/>
+          <w:sz w:val="24"/>
+          <w:szCs w:val="24"/>
+          <w:lang w:bidi="fa-IR"/>
+        </w:rPr>
+        <w:t>main</w:t>
+      </w:r>
+      <w:r>
+        <w:rPr>
+          <w:rFonts w:cs="B Koodak" w:hint="cs"/>
+          <w:sz w:val="24"/>
+          <w:szCs w:val="24"/>
+          <w:rtl/>
+          <w:lang w:bidi="fa-IR"/>
+        </w:rPr>
+        <w:t xml:space="preserve">) برای جلب توجه کاربر به مهم ترین المان صفحه باید استفاده بشه (مثل دکمه </w:t>
+      </w:r>
+      <w:r>
+        <w:rPr>
+          <w:rFonts w:cs="B Koodak"/>
+          <w:sz w:val="24"/>
+          <w:szCs w:val="24"/>
+          <w:lang w:bidi="fa-IR"/>
+        </w:rPr>
+        <w:t>call to action</w:t>
+      </w:r>
+      <w:r>
+        <w:rPr>
+          <w:rFonts w:cs="B Koodak" w:hint="cs"/>
+          <w:sz w:val="24"/>
+          <w:szCs w:val="24"/>
+          <w:rtl/>
+          <w:lang w:bidi="fa-IR"/>
+        </w:rPr>
+        <w:t>)</w:t>
+      </w:r>
+    </w:p>
+    <w:p>
+      <w:pPr>
+        <w:pStyle w:val="ListParagraph"/>
+        <w:bidi/>
+        <w:ind w:left="1080"/>
+        <w:rPr>
+          <w:rFonts w:cs="B Zar"/>
           <w:sz w:val="28"/>
           <w:szCs w:val="28"/>
           <w:lang w:bidi="fa-IR"/>
@@ -3198,52 +3163,14 @@
           <w:rtl/>
           <w:lang w:bidi="fa-IR"/>
         </w:rPr>
-        <w:t xml:space="preserve">می تونی از رنگ های </w:t>
-      </w:r>
-      <w:r>
-        <w:rPr>
-          <w:rFonts w:cs="B Koodak"/>
-          <w:sz w:val="24"/>
-          <w:szCs w:val="24"/>
-          <w:lang w:bidi="fa-IR"/>
-        </w:rPr>
-        <w:t>main</w:t>
-      </w:r>
-      <w:r>
-        <w:rPr>
-          <w:rFonts w:cs="B Koodak" w:hint="cs"/>
-          <w:sz w:val="24"/>
-          <w:szCs w:val="24"/>
-          <w:rtl/>
-          <w:lang w:bidi="fa-IR"/>
-        </w:rPr>
-        <w:t xml:space="preserve"> و </w:t>
-      </w:r>
-      <w:r>
-        <w:rPr>
-          <w:rFonts w:cs="B Koodak"/>
-          <w:sz w:val="24"/>
-          <w:szCs w:val="24"/>
-          <w:lang w:bidi="fa-IR"/>
-        </w:rPr>
-        <w:t>grey</w:t>
-      </w:r>
-      <w:r>
-        <w:rPr>
-          <w:rFonts w:cs="B Koodak" w:hint="cs"/>
-          <w:sz w:val="24"/>
-          <w:szCs w:val="24"/>
-          <w:rtl/>
-          <w:lang w:bidi="fa-IR"/>
-        </w:rPr>
-        <w:t xml:space="preserve"> به صورت کاملا فکر شده در تصاویر و ایلوستریشن ها استفاده کنی</w:t>
-      </w:r>
-    </w:p>
-    <w:p>
-      <w:pPr>
-        <w:bidi/>
-        <w:rPr>
-          <w:rFonts w:cs="B Zar" w:hint="cs"/>
+        <w:t xml:space="preserve">از رنگ ها برای جدا کردن کامل یک بخش یا کامپوننت از سایر قسمت های صفحه (با هدف اهمیت دادن به اون) استفاده کنید </w:t>
+      </w:r>
+    </w:p>
+    <w:p>
+      <w:pPr>
+        <w:bidi/>
+        <w:rPr>
+          <w:rFonts w:cs="B Zar"/>
           <w:sz w:val="28"/>
           <w:szCs w:val="28"/>
           <w:lang w:bidi="fa-IR"/>
@@ -3273,33 +3200,52 @@
           <w:rtl/>
           <w:lang w:bidi="fa-IR"/>
         </w:rPr>
-        <w:t>روی پس زمینه های تیره، از ورژن های روشن رنگ پس زمینه (</w:t>
-      </w:r>
-      <w:r>
-        <w:rPr>
-          <w:rFonts w:cs="B Koodak"/>
-          <w:sz w:val="24"/>
-          <w:szCs w:val="24"/>
-          <w:lang w:bidi="fa-IR"/>
-        </w:rPr>
-        <w:t>tint</w:t>
-      </w:r>
-      <w:r>
-        <w:rPr>
-          <w:rFonts w:cs="B Koodak" w:hint="cs"/>
-          <w:sz w:val="24"/>
-          <w:szCs w:val="24"/>
-          <w:rtl/>
-          <w:lang w:bidi="fa-IR"/>
-        </w:rPr>
-        <w:t>) برای متن استفاده کن</w:t>
-      </w:r>
-    </w:p>
-    <w:p>
-      <w:pPr>
-        <w:bidi/>
-        <w:rPr>
-          <w:rFonts w:cs="B Zar" w:hint="cs"/>
+        <w:t xml:space="preserve">می تونی از رنگ های </w:t>
+      </w:r>
+      <w:r>
+        <w:rPr>
+          <w:rFonts w:cs="B Koodak"/>
+          <w:sz w:val="24"/>
+          <w:szCs w:val="24"/>
+          <w:lang w:bidi="fa-IR"/>
+        </w:rPr>
+        <w:t>main</w:t>
+      </w:r>
+      <w:r>
+        <w:rPr>
+          <w:rFonts w:cs="B Koodak" w:hint="cs"/>
+          <w:sz w:val="24"/>
+          <w:szCs w:val="24"/>
+          <w:rtl/>
+          <w:lang w:bidi="fa-IR"/>
+        </w:rPr>
+        <w:t xml:space="preserve"> و </w:t>
+      </w:r>
+      <w:r>
+        <w:rPr>
+          <w:rFonts w:cs="B Koodak"/>
+          <w:sz w:val="24"/>
+          <w:szCs w:val="24"/>
+          <w:lang w:bidi="fa-IR"/>
+        </w:rPr>
+        <w:t>grey</w:t>
+      </w:r>
+      <w:r>
+        <w:rPr>
+          <w:rFonts w:cs="B Koodak" w:hint="cs"/>
+          <w:sz w:val="24"/>
+          <w:szCs w:val="24"/>
+          <w:rtl/>
+          <w:lang w:bidi="fa-IR"/>
+        </w:rPr>
+        <w:t xml:space="preserve"> به صورت کاملا فکر شده در تصاویر و ایلوستریشن ها استفاده کنی</w:t>
+      </w:r>
+    </w:p>
+    <w:p>
+      <w:pPr>
+        <w:bidi/>
+        <w:rPr>
+          <w:rFonts w:cs="B Zar"/>
           <w:sz w:val="28"/>
           <w:szCs w:val="28"/>
           <w:lang w:bidi="fa-IR"/>
@@ -3329,15 +3275,33 @@
           <w:rtl/>
           <w:lang w:bidi="fa-IR"/>
         </w:rPr>
-        <w:t>رنگ متن ها رو به هیچ وجه روی مشکی خالص قرار نداده و ترجیحا از خاکستری های متمایل به تیره استفاده کن</w:t>
-      </w:r>
-    </w:p>
-    <w:p>
-      <w:pPr>
-        <w:bidi/>
-        <w:ind w:left="720"/>
-        <w:rPr>
-          <w:rFonts w:cs="B Zar" w:hint="cs"/>
+        <w:t>روی پس زمینه های تیره، از ورژن های روشن رنگ پس زمینه (</w:t>
+      </w:r>
+      <w:r>
+        <w:rPr>
+          <w:rFonts w:cs="B Koodak"/>
+          <w:sz w:val="24"/>
+          <w:szCs w:val="24"/>
+          <w:lang w:bidi="fa-IR"/>
+        </w:rPr>
+        <w:t>tint</w:t>
+      </w:r>
+      <w:r>
+        <w:rPr>
+          <w:rFonts w:cs="B Koodak" w:hint="cs"/>
+          <w:sz w:val="24"/>
+          <w:szCs w:val="24"/>
+          <w:rtl/>
+          <w:lang w:bidi="fa-IR"/>
+        </w:rPr>
+        <w:t>) برای متن استفاده کن</w:t>
+      </w:r>
+    </w:p>
+    <w:p>
+      <w:pPr>
+        <w:bidi/>
+        <w:rPr>
+          <w:rFonts w:cs="B Zar"/>
           <w:sz w:val="28"/>
           <w:szCs w:val="28"/>
           <w:lang w:bidi="fa-IR"/>
@@ -3353,7 +3317,45 @@
         </w:numPr>
         <w:bidi/>
         <w:rPr>
-          <w:rFonts w:cs="B Koodak" w:hint="cs"/>
+          <w:rFonts w:cs="B Koodak"/>
+          <w:sz w:val="24"/>
+          <w:szCs w:val="24"/>
+          <w:lang w:bidi="fa-IR"/>
+        </w:rPr>
+      </w:pPr>
+      <w:r>
+        <w:rPr>
+          <w:rFonts w:cs="B Koodak" w:hint="cs"/>
+          <w:sz w:val="24"/>
+          <w:szCs w:val="24"/>
+          <w:rtl/>
+          <w:lang w:bidi="fa-IR"/>
+        </w:rPr>
+        <w:t>رنگ متن ها رو به هیچ وجه روی مشکی خالص قرار نداده و ترجیحا از خاکستری های متمایل به تیره استفاده کن</w:t>
+      </w:r>
+    </w:p>
+    <w:p>
+      <w:pPr>
+        <w:bidi/>
+        <w:ind w:left="720"/>
+        <w:rPr>
+          <w:rFonts w:cs="B Zar"/>
+          <w:sz w:val="28"/>
+          <w:szCs w:val="28"/>
+          <w:lang w:bidi="fa-IR"/>
+        </w:rPr>
+      </w:pPr>
+    </w:p>
+    <w:p>
+      <w:pPr>
+        <w:pStyle w:val="ListParagraph"/>
+        <w:numPr>
+          <w:ilvl w:val="0"/>
+          <w:numId w:val="7"/>
+        </w:numPr>
+        <w:bidi/>
+        <w:rPr>
+          <w:rFonts w:cs="B Koodak"/>
           <w:sz w:val="24"/>
           <w:szCs w:val="24"/>
           <w:lang w:bidi="fa-IR"/>
@@ -3379,7 +3381,7 @@
         </w:numPr>
         <w:bidi/>
         <w:rPr>
-          <w:rFonts w:cs="B Koodak" w:hint="cs"/>
+          <w:rFonts w:cs="B Koodak"/>
           <w:i/>
           <w:iCs/>
           <w:sz w:val="20"/>
@@ -3399,6 +3401,7 @@
         </w:rPr>
         <w:t xml:space="preserve">برای تعیین ضریب کنتراست متن روی پس زمینه از ابزارهایی مثل </w:t>
       </w:r>
+      <w:proofErr w:type="spellStart"/>
       <w:r>
         <w:rPr>
           <w:rFonts w:cs="B Koodak"/>
@@ -3410,6 +3413,7 @@
         </w:rPr>
         <w:t>coolors</w:t>
       </w:r>
+      <w:proofErr w:type="spellEnd"/>
       <w:r>
         <w:rPr>
           <w:rFonts w:cs="B Koodak" w:hint="cs"/>
@@ -3432,7 +3436,7 @@
         </w:numPr>
         <w:bidi/>
         <w:rPr>
-          <w:rFonts w:cs="B Koodak" w:hint="cs"/>
+          <w:rFonts w:cs="B Koodak"/>
           <w:i/>
           <w:iCs/>
           <w:sz w:val="20"/>
@@ -3460,6 +3464,3979 @@
         <w:ind w:left="1080"/>
         <w:rPr>
           <w:rFonts w:cs="B Zar"/>
+          <w:lang w:bidi="fa-IR"/>
+        </w:rPr>
+      </w:pPr>
+    </w:p>
+    <w:p>
+      <w:pPr>
+        <w:pStyle w:val="ListParagraph"/>
+        <w:numPr>
+          <w:ilvl w:val="0"/>
+          <w:numId w:val="2"/>
+        </w:numPr>
+        <w:bidi/>
+        <w:rPr>
+          <w:rFonts w:cs="B Titr"/>
+          <w:sz w:val="32"/>
+          <w:szCs w:val="32"/>
+          <w:lang w:bidi="fa-IR"/>
+        </w:rPr>
+      </w:pPr>
+      <w:r>
+        <w:rPr>
+          <w:rFonts w:cs="B Titr" w:hint="cs"/>
+          <w:sz w:val="32"/>
+          <w:szCs w:val="32"/>
+          <w:rtl/>
+          <w:lang w:bidi="fa-IR"/>
+        </w:rPr>
+        <w:t xml:space="preserve">شخصیت سایت </w:t>
+      </w:r>
+      <w:r>
+        <w:rPr>
+          <w:rFonts w:cs="B Titr"/>
+          <w:sz w:val="32"/>
+          <w:szCs w:val="32"/>
+          <w:lang w:bidi="fa-IR"/>
+        </w:rPr>
+        <w:t>(Personality)</w:t>
+      </w:r>
+    </w:p>
+    <w:p>
+      <w:pPr>
+        <w:pStyle w:val="ListParagraph"/>
+        <w:numPr>
+          <w:ilvl w:val="0"/>
+          <w:numId w:val="12"/>
+        </w:numPr>
+        <w:bidi/>
+        <w:rPr>
+          <w:rFonts w:cs="B Titr"/>
+          <w:sz w:val="32"/>
+          <w:szCs w:val="32"/>
+          <w:lang w:bidi="fa-IR"/>
+        </w:rPr>
+      </w:pPr>
+      <w:r>
+        <w:rPr>
+          <w:rFonts w:cs="B Titr" w:hint="cs"/>
+          <w:sz w:val="32"/>
+          <w:szCs w:val="32"/>
+          <w:rtl/>
+          <w:lang w:bidi="fa-IR"/>
+        </w:rPr>
+        <w:t>جدی/ظریف (</w:t>
+      </w:r>
+      <w:r>
+        <w:rPr>
+          <w:rFonts w:cs="B Titr"/>
+          <w:sz w:val="32"/>
+          <w:szCs w:val="32"/>
+          <w:lang w:bidi="fa-IR"/>
+        </w:rPr>
+        <w:t>Serious/Elegant</w:t>
+      </w:r>
+      <w:r>
+        <w:rPr>
+          <w:rFonts w:cs="B Titr" w:hint="cs"/>
+          <w:sz w:val="32"/>
+          <w:szCs w:val="32"/>
+          <w:rtl/>
+          <w:lang w:bidi="fa-IR"/>
+        </w:rPr>
+        <w:t>)</w:t>
+      </w:r>
+    </w:p>
+    <w:p>
+      <w:pPr>
+        <w:pStyle w:val="ListParagraph"/>
+        <w:numPr>
+          <w:ilvl w:val="0"/>
+          <w:numId w:val="13"/>
+        </w:numPr>
+        <w:bidi/>
+        <w:rPr>
+          <w:rFonts w:cs="B Koodak"/>
+          <w:sz w:val="24"/>
+          <w:szCs w:val="24"/>
+          <w:lang w:bidi="fa-IR"/>
+        </w:rPr>
+      </w:pPr>
+      <w:r>
+        <w:rPr>
+          <w:rFonts w:cs="B Koodak" w:hint="cs"/>
+          <w:color w:val="C45911" w:themeColor="accent2" w:themeShade="BF"/>
+          <w:sz w:val="24"/>
+          <w:szCs w:val="24"/>
+          <w:rtl/>
+          <w:lang w:bidi="fa-IR"/>
+        </w:rPr>
+        <w:t>نگاه کلی</w:t>
+      </w:r>
+      <w:r>
+        <w:rPr>
+          <w:rFonts w:cs="B Koodak" w:hint="cs"/>
+          <w:color w:val="C45911" w:themeColor="accent2" w:themeShade="BF"/>
+          <w:sz w:val="24"/>
+          <w:szCs w:val="24"/>
+          <w:rtl/>
+          <w:lang w:bidi="fa-IR"/>
+        </w:rPr>
+        <w:t xml:space="preserve">: </w:t>
+      </w:r>
+      <w:r>
+        <w:rPr>
+          <w:rFonts w:cs="B Koodak" w:hint="cs"/>
+          <w:sz w:val="24"/>
+          <w:szCs w:val="24"/>
+          <w:rtl/>
+          <w:lang w:bidi="fa-IR"/>
+        </w:rPr>
+        <w:t xml:space="preserve">نشون دهنده لاکچری بودن و ظرافته. از فونت های </w:t>
+      </w:r>
+      <w:r>
+        <w:rPr>
+          <w:rFonts w:cs="B Koodak"/>
+          <w:sz w:val="24"/>
+          <w:szCs w:val="24"/>
+          <w:lang w:bidi="fa-IR"/>
+        </w:rPr>
+        <w:t>serif</w:t>
+      </w:r>
+      <w:r>
+        <w:rPr>
+          <w:rFonts w:cs="B Koodak" w:hint="cs"/>
+          <w:sz w:val="24"/>
+          <w:szCs w:val="24"/>
+          <w:rtl/>
+          <w:lang w:bidi="fa-IR"/>
+        </w:rPr>
+        <w:t xml:space="preserve"> و رنگ های طلائی و پاستلی و تصاویر بزرگ و با کیفیت استفاده می کنه</w:t>
+      </w:r>
+    </w:p>
+    <w:p>
+      <w:pPr>
+        <w:pStyle w:val="ListParagraph"/>
+        <w:numPr>
+          <w:ilvl w:val="0"/>
+          <w:numId w:val="13"/>
+        </w:numPr>
+        <w:bidi/>
+        <w:rPr>
+          <w:rFonts w:cs="B Koodak" w:hint="cs"/>
+          <w:sz w:val="24"/>
+          <w:szCs w:val="24"/>
+          <w:lang w:bidi="fa-IR"/>
+        </w:rPr>
+      </w:pPr>
+      <w:r>
+        <w:rPr>
+          <w:rFonts w:cs="B Koodak" w:hint="cs"/>
+          <w:color w:val="C45911" w:themeColor="accent2" w:themeShade="BF"/>
+          <w:sz w:val="24"/>
+          <w:szCs w:val="24"/>
+          <w:rtl/>
+          <w:lang w:bidi="fa-IR"/>
+        </w:rPr>
+        <w:t>سایت ها</w:t>
+      </w:r>
+      <w:r>
+        <w:rPr>
+          <w:rFonts w:cs="B Koodak" w:hint="cs"/>
+          <w:color w:val="C45911" w:themeColor="accent2" w:themeShade="BF"/>
+          <w:sz w:val="24"/>
+          <w:szCs w:val="24"/>
+          <w:rtl/>
+          <w:lang w:bidi="fa-IR"/>
+        </w:rPr>
+        <w:t xml:space="preserve">: </w:t>
+      </w:r>
+      <w:r>
+        <w:rPr>
+          <w:rFonts w:cs="B Koodak" w:hint="cs"/>
+          <w:sz w:val="24"/>
+          <w:szCs w:val="24"/>
+          <w:rtl/>
+          <w:lang w:bidi="fa-IR"/>
+        </w:rPr>
+        <w:t xml:space="preserve">مشاوراملاک، مد و فشن، طلاو جواهرات، محصولا و خدمات لاکچری </w:t>
+      </w:r>
+    </w:p>
+    <w:p>
+      <w:pPr>
+        <w:pStyle w:val="ListParagraph"/>
+        <w:numPr>
+          <w:ilvl w:val="0"/>
+          <w:numId w:val="13"/>
+        </w:numPr>
+        <w:bidi/>
+        <w:rPr>
+          <w:rFonts w:cs="B Koodak" w:hint="cs"/>
+          <w:sz w:val="24"/>
+          <w:szCs w:val="24"/>
+          <w:lang w:bidi="fa-IR"/>
+        </w:rPr>
+      </w:pPr>
+      <w:r>
+        <w:rPr>
+          <w:rFonts w:cs="B Koodak" w:hint="cs"/>
+          <w:color w:val="C45911" w:themeColor="accent2" w:themeShade="BF"/>
+          <w:sz w:val="24"/>
+          <w:szCs w:val="24"/>
+          <w:rtl/>
+          <w:lang w:bidi="fa-IR"/>
+        </w:rPr>
+        <w:t xml:space="preserve">تایپوگرافی: </w:t>
+      </w:r>
+      <w:r>
+        <w:rPr>
+          <w:rFonts w:cs="B Koodak" w:hint="cs"/>
+          <w:sz w:val="24"/>
+          <w:szCs w:val="24"/>
+          <w:rtl/>
+          <w:lang w:bidi="fa-IR"/>
+        </w:rPr>
+        <w:t xml:space="preserve">فونت های </w:t>
+      </w:r>
+      <w:r>
+        <w:rPr>
+          <w:rFonts w:cs="B Koodak"/>
+          <w:sz w:val="24"/>
+          <w:szCs w:val="24"/>
+          <w:lang w:bidi="fa-IR"/>
+        </w:rPr>
+        <w:t>serif</w:t>
+      </w:r>
+      <w:r>
+        <w:rPr>
+          <w:rFonts w:cs="B Koodak" w:hint="cs"/>
+          <w:sz w:val="24"/>
+          <w:szCs w:val="24"/>
+          <w:rtl/>
+          <w:lang w:bidi="fa-IR"/>
+        </w:rPr>
+        <w:t xml:space="preserve"> (مخصوصا در تیترها)، وزن فونت باریک و فونت سایز نسبتا ریز در بخش متن</w:t>
+      </w:r>
+    </w:p>
+    <w:p>
+      <w:pPr>
+        <w:pStyle w:val="ListParagraph"/>
+        <w:numPr>
+          <w:ilvl w:val="0"/>
+          <w:numId w:val="13"/>
+        </w:numPr>
+        <w:bidi/>
+        <w:rPr>
+          <w:rFonts w:cs="B Koodak"/>
+          <w:sz w:val="24"/>
+          <w:szCs w:val="24"/>
+          <w:lang w:bidi="fa-IR"/>
+        </w:rPr>
+      </w:pPr>
+      <w:r>
+        <w:rPr>
+          <w:rFonts w:cs="B Koodak" w:hint="cs"/>
+          <w:color w:val="C45911" w:themeColor="accent2" w:themeShade="BF"/>
+          <w:sz w:val="24"/>
+          <w:szCs w:val="24"/>
+          <w:rtl/>
+          <w:lang w:bidi="fa-IR"/>
+        </w:rPr>
+        <w:t>رنگ ها:</w:t>
+      </w:r>
+      <w:r>
+        <w:rPr>
+          <w:rFonts w:cs="B Koodak" w:hint="cs"/>
+          <w:sz w:val="24"/>
+          <w:szCs w:val="24"/>
+          <w:rtl/>
+          <w:lang w:bidi="fa-IR"/>
+        </w:rPr>
+        <w:t xml:space="preserve"> طلایی، پاستلی، مشکی، آبی تیره و خاکستری (کلا رنگ های لاکچری)</w:t>
+      </w:r>
+    </w:p>
+    <w:p>
+      <w:pPr>
+        <w:pStyle w:val="ListParagraph"/>
+        <w:numPr>
+          <w:ilvl w:val="0"/>
+          <w:numId w:val="13"/>
+        </w:numPr>
+        <w:bidi/>
+        <w:rPr>
+          <w:rFonts w:cs="B Koodak" w:hint="cs"/>
+          <w:sz w:val="24"/>
+          <w:szCs w:val="24"/>
+          <w:lang w:bidi="fa-IR"/>
+        </w:rPr>
+      </w:pPr>
+      <w:r>
+        <w:rPr>
+          <w:rFonts w:cs="B Koodak" w:hint="cs"/>
+          <w:color w:val="C45911" w:themeColor="accent2" w:themeShade="BF"/>
+          <w:sz w:val="24"/>
+          <w:szCs w:val="24"/>
+          <w:rtl/>
+          <w:lang w:bidi="fa-IR"/>
+        </w:rPr>
+        <w:t>تصاویر:</w:t>
+      </w:r>
+      <w:r>
+        <w:rPr>
+          <w:rFonts w:cs="B Koodak" w:hint="cs"/>
+          <w:sz w:val="24"/>
+          <w:szCs w:val="24"/>
+          <w:rtl/>
+          <w:lang w:bidi="fa-IR"/>
+        </w:rPr>
+        <w:t xml:space="preserve"> تصاویر بزرگ و باکیفیت نشون دهنده ظرافت و محصولات گران قیمت</w:t>
+      </w:r>
+    </w:p>
+    <w:p>
+      <w:pPr>
+        <w:pStyle w:val="ListParagraph"/>
+        <w:numPr>
+          <w:ilvl w:val="0"/>
+          <w:numId w:val="13"/>
+        </w:numPr>
+        <w:bidi/>
+        <w:rPr>
+          <w:rFonts w:cs="B Koodak"/>
+          <w:sz w:val="24"/>
+          <w:szCs w:val="24"/>
+          <w:lang w:bidi="fa-IR"/>
+        </w:rPr>
+      </w:pPr>
+      <w:r>
+        <w:rPr>
+          <w:rFonts w:cs="B Koodak" w:hint="cs"/>
+          <w:color w:val="C45911" w:themeColor="accent2" w:themeShade="BF"/>
+          <w:sz w:val="24"/>
+          <w:szCs w:val="24"/>
+          <w:rtl/>
+          <w:lang w:bidi="fa-IR"/>
+        </w:rPr>
+        <w:t>آیکون ها:</w:t>
+      </w:r>
+      <w:r>
+        <w:rPr>
+          <w:rFonts w:cs="B Koodak" w:hint="cs"/>
+          <w:sz w:val="24"/>
+          <w:szCs w:val="24"/>
+          <w:rtl/>
+          <w:lang w:bidi="fa-IR"/>
+        </w:rPr>
+        <w:t xml:space="preserve"> معمولا بدون آیکون، در صورت نیاز آیکون های ریز و باریک</w:t>
+      </w:r>
+    </w:p>
+    <w:p>
+      <w:pPr>
+        <w:pStyle w:val="ListParagraph"/>
+        <w:numPr>
+          <w:ilvl w:val="0"/>
+          <w:numId w:val="13"/>
+        </w:numPr>
+        <w:bidi/>
+        <w:rPr>
+          <w:rFonts w:cs="B Koodak" w:hint="cs"/>
+          <w:sz w:val="24"/>
+          <w:szCs w:val="24"/>
+          <w:lang w:bidi="fa-IR"/>
+        </w:rPr>
+      </w:pPr>
+      <w:r>
+        <w:rPr>
+          <w:rFonts w:cs="B Koodak" w:hint="cs"/>
+          <w:color w:val="C45911" w:themeColor="accent2" w:themeShade="BF"/>
+          <w:sz w:val="24"/>
+          <w:szCs w:val="24"/>
+          <w:rtl/>
+          <w:lang w:bidi="fa-IR"/>
+        </w:rPr>
+        <w:t>سایه ها:</w:t>
+      </w:r>
+      <w:r>
+        <w:rPr>
+          <w:rFonts w:cs="B Koodak" w:hint="cs"/>
+          <w:sz w:val="24"/>
+          <w:szCs w:val="24"/>
+          <w:rtl/>
+          <w:lang w:bidi="fa-IR"/>
+        </w:rPr>
+        <w:t xml:space="preserve"> </w:t>
+      </w:r>
+      <w:r>
+        <w:rPr>
+          <w:rFonts w:cs="B Koodak" w:hint="cs"/>
+          <w:sz w:val="24"/>
+          <w:szCs w:val="24"/>
+          <w:rtl/>
+          <w:lang w:bidi="fa-IR"/>
+        </w:rPr>
+        <w:t xml:space="preserve">معمولا </w:t>
+      </w:r>
+      <w:r>
+        <w:rPr>
+          <w:rFonts w:cs="B Koodak" w:hint="cs"/>
+          <w:sz w:val="24"/>
+          <w:szCs w:val="24"/>
+          <w:rtl/>
+          <w:lang w:bidi="fa-IR"/>
+        </w:rPr>
+        <w:t>بدون سایه</w:t>
+      </w:r>
+    </w:p>
+    <w:p>
+      <w:pPr>
+        <w:pStyle w:val="ListParagraph"/>
+        <w:numPr>
+          <w:ilvl w:val="0"/>
+          <w:numId w:val="13"/>
+        </w:numPr>
+        <w:bidi/>
+        <w:rPr>
+          <w:rFonts w:cs="B Koodak"/>
+          <w:sz w:val="24"/>
+          <w:szCs w:val="24"/>
+          <w:lang w:bidi="fa-IR"/>
+        </w:rPr>
+      </w:pPr>
+      <w:r>
+        <w:rPr>
+          <w:rFonts w:cs="B Koodak" w:hint="cs"/>
+          <w:color w:val="C45911" w:themeColor="accent2" w:themeShade="BF"/>
+          <w:sz w:val="24"/>
+          <w:szCs w:val="24"/>
+          <w:rtl/>
+          <w:lang w:bidi="fa-IR"/>
+        </w:rPr>
+        <w:lastRenderedPageBreak/>
+        <w:t>انحنای گوشه ها:</w:t>
+      </w:r>
+      <w:r>
+        <w:rPr>
+          <w:rFonts w:cs="B Koodak" w:hint="cs"/>
+          <w:sz w:val="24"/>
+          <w:szCs w:val="24"/>
+          <w:rtl/>
+          <w:lang w:bidi="fa-IR"/>
+        </w:rPr>
+        <w:t xml:space="preserve"> </w:t>
+      </w:r>
+      <w:r>
+        <w:rPr>
+          <w:rFonts w:cs="B Koodak" w:hint="cs"/>
+          <w:sz w:val="24"/>
+          <w:szCs w:val="24"/>
+          <w:rtl/>
+          <w:lang w:bidi="fa-IR"/>
+        </w:rPr>
+        <w:t xml:space="preserve">معمولا </w:t>
+      </w:r>
+      <w:r>
+        <w:rPr>
+          <w:rFonts w:cs="B Koodak" w:hint="cs"/>
+          <w:sz w:val="24"/>
+          <w:szCs w:val="24"/>
+          <w:rtl/>
+          <w:lang w:bidi="fa-IR"/>
+        </w:rPr>
+        <w:t>بدون انحنا</w:t>
+      </w:r>
+      <w:r>
+        <w:rPr>
+          <w:rFonts w:cs="B Koodak" w:hint="cs"/>
+          <w:sz w:val="24"/>
+          <w:szCs w:val="24"/>
+          <w:rtl/>
+          <w:lang w:bidi="fa-IR"/>
+        </w:rPr>
+        <w:t>ی گوشه ها</w:t>
+      </w:r>
+    </w:p>
+    <w:p>
+      <w:pPr>
+        <w:pStyle w:val="ListParagraph"/>
+        <w:numPr>
+          <w:ilvl w:val="0"/>
+          <w:numId w:val="13"/>
+        </w:numPr>
+        <w:bidi/>
+        <w:rPr>
+          <w:rFonts w:cs="B Koodak"/>
+          <w:sz w:val="24"/>
+          <w:szCs w:val="24"/>
+          <w:lang w:bidi="fa-IR"/>
+        </w:rPr>
+      </w:pPr>
+      <w:r>
+        <w:rPr>
+          <w:rFonts w:cs="B Koodak" w:hint="cs"/>
+          <w:color w:val="C45911" w:themeColor="accent2" w:themeShade="BF"/>
+          <w:sz w:val="24"/>
+          <w:szCs w:val="24"/>
+          <w:rtl/>
+          <w:lang w:bidi="fa-IR"/>
+        </w:rPr>
+        <w:t>لی اوت:</w:t>
+      </w:r>
+      <w:r>
+        <w:rPr>
+          <w:rFonts w:cs="B Koodak" w:hint="cs"/>
+          <w:sz w:val="24"/>
+          <w:szCs w:val="24"/>
+          <w:rtl/>
+          <w:lang w:bidi="fa-IR"/>
+        </w:rPr>
+        <w:t xml:space="preserve"> مع</w:t>
+      </w:r>
+      <w:r>
+        <w:rPr>
+          <w:rFonts w:cs="B Koodak" w:hint="cs"/>
+          <w:sz w:val="24"/>
+          <w:szCs w:val="24"/>
+          <w:rtl/>
+          <w:lang w:bidi="fa-IR"/>
+        </w:rPr>
+        <w:t>مولا لی اوت های تجربی و خلاقانه</w:t>
+      </w:r>
+    </w:p>
+    <w:p>
+      <w:pPr>
+        <w:pStyle w:val="ListParagraph"/>
+        <w:numPr>
+          <w:ilvl w:val="0"/>
+          <w:numId w:val="12"/>
+        </w:numPr>
+        <w:bidi/>
+        <w:rPr>
+          <w:rFonts w:cs="B Titr"/>
+          <w:sz w:val="32"/>
+          <w:szCs w:val="32"/>
+          <w:lang w:bidi="fa-IR"/>
+        </w:rPr>
+      </w:pPr>
+      <w:r>
+        <w:rPr>
+          <w:rFonts w:cs="B Titr" w:hint="cs"/>
+          <w:sz w:val="32"/>
+          <w:szCs w:val="32"/>
+          <w:rtl/>
+          <w:lang w:bidi="fa-IR"/>
+        </w:rPr>
+        <w:t>مینیمال</w:t>
+      </w:r>
+      <w:r>
+        <w:rPr>
+          <w:rFonts w:cs="B Titr" w:hint="cs"/>
+          <w:sz w:val="32"/>
+          <w:szCs w:val="32"/>
+          <w:rtl/>
+          <w:lang w:bidi="fa-IR"/>
+        </w:rPr>
+        <w:t>/</w:t>
+      </w:r>
+      <w:r>
+        <w:rPr>
+          <w:rFonts w:cs="B Titr" w:hint="cs"/>
+          <w:sz w:val="32"/>
+          <w:szCs w:val="32"/>
+          <w:rtl/>
+          <w:lang w:bidi="fa-IR"/>
+        </w:rPr>
+        <w:t>ساده</w:t>
+      </w:r>
+      <w:r>
+        <w:rPr>
+          <w:rFonts w:cs="B Titr" w:hint="cs"/>
+          <w:sz w:val="32"/>
+          <w:szCs w:val="32"/>
+          <w:rtl/>
+          <w:lang w:bidi="fa-IR"/>
+        </w:rPr>
+        <w:t xml:space="preserve"> (</w:t>
+      </w:r>
+      <w:r>
+        <w:rPr>
+          <w:rFonts w:cs="B Titr"/>
+          <w:sz w:val="32"/>
+          <w:szCs w:val="32"/>
+          <w:lang w:bidi="fa-IR"/>
+        </w:rPr>
+        <w:t>Minimalist</w:t>
+      </w:r>
+      <w:r>
+        <w:rPr>
+          <w:rFonts w:cs="B Titr"/>
+          <w:sz w:val="32"/>
+          <w:szCs w:val="32"/>
+          <w:lang w:bidi="fa-IR"/>
+        </w:rPr>
+        <w:t>/</w:t>
+      </w:r>
+      <w:r>
+        <w:rPr>
+          <w:rFonts w:cs="B Titr"/>
+          <w:sz w:val="32"/>
+          <w:szCs w:val="32"/>
+          <w:lang w:bidi="fa-IR"/>
+        </w:rPr>
+        <w:t>Simple</w:t>
+      </w:r>
+      <w:r>
+        <w:rPr>
+          <w:rFonts w:cs="B Titr" w:hint="cs"/>
+          <w:sz w:val="32"/>
+          <w:szCs w:val="32"/>
+          <w:rtl/>
+          <w:lang w:bidi="fa-IR"/>
+        </w:rPr>
+        <w:t>)</w:t>
+      </w:r>
+    </w:p>
+    <w:p>
+      <w:pPr>
+        <w:pStyle w:val="ListParagraph"/>
+        <w:numPr>
+          <w:ilvl w:val="0"/>
+          <w:numId w:val="13"/>
+        </w:numPr>
+        <w:bidi/>
+        <w:rPr>
+          <w:rFonts w:cs="B Koodak"/>
+          <w:sz w:val="24"/>
+          <w:szCs w:val="24"/>
+          <w:lang w:bidi="fa-IR"/>
+        </w:rPr>
+      </w:pPr>
+      <w:r>
+        <w:rPr>
+          <w:rFonts w:cs="B Koodak" w:hint="cs"/>
+          <w:color w:val="C45911" w:themeColor="accent2" w:themeShade="BF"/>
+          <w:sz w:val="24"/>
+          <w:szCs w:val="24"/>
+          <w:rtl/>
+          <w:lang w:bidi="fa-IR"/>
+        </w:rPr>
+        <w:t>نگاه کلی</w:t>
+      </w:r>
+      <w:r>
+        <w:rPr>
+          <w:rFonts w:cs="B Koodak" w:hint="cs"/>
+          <w:color w:val="C45911" w:themeColor="accent2" w:themeShade="BF"/>
+          <w:sz w:val="24"/>
+          <w:szCs w:val="24"/>
+          <w:rtl/>
+          <w:lang w:bidi="fa-IR"/>
+        </w:rPr>
+        <w:t xml:space="preserve">: </w:t>
+      </w:r>
+      <w:r>
+        <w:rPr>
+          <w:rFonts w:cs="B Koodak" w:hint="cs"/>
+          <w:sz w:val="24"/>
+          <w:szCs w:val="24"/>
+          <w:rtl/>
+          <w:lang w:bidi="fa-IR"/>
+        </w:rPr>
+        <w:t xml:space="preserve">تمرکز این سایت ها روی متن های مهمه، از فونت های </w:t>
+      </w:r>
+      <w:r>
+        <w:rPr>
+          <w:rFonts w:cs="B Koodak"/>
+          <w:sz w:val="24"/>
+          <w:szCs w:val="24"/>
+          <w:lang w:bidi="fa-IR"/>
+        </w:rPr>
+        <w:t>sans-serif</w:t>
+      </w:r>
+      <w:r>
+        <w:rPr>
+          <w:rFonts w:cs="B Koodak" w:hint="cs"/>
+          <w:sz w:val="24"/>
+          <w:szCs w:val="24"/>
+          <w:rtl/>
+          <w:lang w:bidi="fa-IR"/>
+        </w:rPr>
+        <w:t xml:space="preserve"> نسبتا ریز و مدیوم مشکی رنگ برای متن ها استفاده میکنه</w:t>
+      </w:r>
+    </w:p>
+    <w:p>
+      <w:pPr>
+        <w:pStyle w:val="ListParagraph"/>
+        <w:numPr>
+          <w:ilvl w:val="0"/>
+          <w:numId w:val="13"/>
+        </w:numPr>
+        <w:bidi/>
+        <w:rPr>
+          <w:rFonts w:cs="B Koodak" w:hint="cs"/>
+          <w:sz w:val="24"/>
+          <w:szCs w:val="24"/>
+          <w:lang w:bidi="fa-IR"/>
+        </w:rPr>
+      </w:pPr>
+      <w:r>
+        <w:rPr>
+          <w:rFonts w:cs="B Koodak" w:hint="cs"/>
+          <w:color w:val="C45911" w:themeColor="accent2" w:themeShade="BF"/>
+          <w:sz w:val="24"/>
+          <w:szCs w:val="24"/>
+          <w:rtl/>
+          <w:lang w:bidi="fa-IR"/>
+        </w:rPr>
+        <w:t>سایت ها</w:t>
+      </w:r>
+      <w:r>
+        <w:rPr>
+          <w:rFonts w:cs="B Koodak" w:hint="cs"/>
+          <w:color w:val="C45911" w:themeColor="accent2" w:themeShade="BF"/>
+          <w:sz w:val="24"/>
+          <w:szCs w:val="24"/>
+          <w:rtl/>
+          <w:lang w:bidi="fa-IR"/>
+        </w:rPr>
+        <w:t xml:space="preserve">: </w:t>
+      </w:r>
+      <w:r>
+        <w:rPr>
+          <w:rFonts w:cs="B Koodak" w:hint="cs"/>
+          <w:sz w:val="24"/>
+          <w:szCs w:val="24"/>
+          <w:rtl/>
+          <w:lang w:bidi="fa-IR"/>
+        </w:rPr>
+        <w:t>فشن، گالری، کمپانی های مینیمال، برخی استارتاپ های کوچک</w:t>
+      </w:r>
+    </w:p>
+    <w:p>
+      <w:pPr>
+        <w:pStyle w:val="ListParagraph"/>
+        <w:numPr>
+          <w:ilvl w:val="0"/>
+          <w:numId w:val="13"/>
+        </w:numPr>
+        <w:bidi/>
+        <w:rPr>
+          <w:rFonts w:cs="B Koodak" w:hint="cs"/>
+          <w:sz w:val="24"/>
+          <w:szCs w:val="24"/>
+          <w:lang w:bidi="fa-IR"/>
+        </w:rPr>
+      </w:pPr>
+      <w:r>
+        <w:rPr>
+          <w:rFonts w:cs="B Koodak" w:hint="cs"/>
+          <w:color w:val="C45911" w:themeColor="accent2" w:themeShade="BF"/>
+          <w:sz w:val="24"/>
+          <w:szCs w:val="24"/>
+          <w:rtl/>
+          <w:lang w:bidi="fa-IR"/>
+        </w:rPr>
+        <w:t xml:space="preserve">تایپوگرافی: </w:t>
+      </w:r>
+      <w:r>
+        <w:rPr>
+          <w:rFonts w:cs="B Koodak" w:hint="cs"/>
+          <w:sz w:val="24"/>
+          <w:szCs w:val="24"/>
+          <w:rtl/>
+          <w:lang w:bidi="fa-IR"/>
+        </w:rPr>
+        <w:t xml:space="preserve">فونت های </w:t>
+      </w:r>
+      <w:r>
+        <w:rPr>
+          <w:rFonts w:cs="B Koodak"/>
+          <w:sz w:val="24"/>
+          <w:szCs w:val="24"/>
+          <w:lang w:bidi="fa-IR"/>
+        </w:rPr>
+        <w:t>sans-serif</w:t>
+      </w:r>
+      <w:r>
+        <w:rPr>
+          <w:rFonts w:cs="B Koodak" w:hint="cs"/>
+          <w:sz w:val="24"/>
+          <w:szCs w:val="24"/>
+          <w:rtl/>
+          <w:lang w:bidi="fa-IR"/>
+        </w:rPr>
+        <w:t xml:space="preserve"> </w:t>
+      </w:r>
+      <w:r>
+        <w:rPr>
+          <w:rFonts w:cs="B Koodak" w:hint="cs"/>
+          <w:sz w:val="24"/>
+          <w:szCs w:val="24"/>
+          <w:rtl/>
+          <w:lang w:bidi="fa-IR"/>
+        </w:rPr>
+        <w:t>مربعی و بدون گردی، فونت متن نسبتا ریز</w:t>
+      </w:r>
+    </w:p>
+    <w:p>
+      <w:pPr>
+        <w:pStyle w:val="ListParagraph"/>
+        <w:numPr>
+          <w:ilvl w:val="0"/>
+          <w:numId w:val="13"/>
+        </w:numPr>
+        <w:bidi/>
+        <w:rPr>
+          <w:rFonts w:cs="B Koodak"/>
+          <w:sz w:val="24"/>
+          <w:szCs w:val="24"/>
+          <w:lang w:bidi="fa-IR"/>
+        </w:rPr>
+      </w:pPr>
+      <w:r>
+        <w:rPr>
+          <w:rFonts w:cs="B Koodak" w:hint="cs"/>
+          <w:color w:val="C45911" w:themeColor="accent2" w:themeShade="BF"/>
+          <w:sz w:val="24"/>
+          <w:szCs w:val="24"/>
+          <w:rtl/>
+          <w:lang w:bidi="fa-IR"/>
+        </w:rPr>
+        <w:t>رنگ ها:</w:t>
+      </w:r>
+      <w:r>
+        <w:rPr>
+          <w:rFonts w:cs="B Koodak" w:hint="cs"/>
+          <w:sz w:val="24"/>
+          <w:szCs w:val="24"/>
+          <w:rtl/>
+          <w:lang w:bidi="fa-IR"/>
+        </w:rPr>
+        <w:t xml:space="preserve"> </w:t>
+      </w:r>
+      <w:r>
+        <w:rPr>
+          <w:rFonts w:cs="B Koodak" w:hint="cs"/>
+          <w:sz w:val="24"/>
+          <w:szCs w:val="24"/>
+          <w:rtl/>
+          <w:lang w:bidi="fa-IR"/>
+        </w:rPr>
+        <w:t>معمولا تک رنگ مشکلی یا خاکستری تیره روی پس زمینه سفید برای کل صفحه</w:t>
+      </w:r>
+    </w:p>
+    <w:p>
+      <w:pPr>
+        <w:pStyle w:val="ListParagraph"/>
+        <w:numPr>
+          <w:ilvl w:val="0"/>
+          <w:numId w:val="13"/>
+        </w:numPr>
+        <w:bidi/>
+        <w:rPr>
+          <w:rFonts w:cs="B Koodak" w:hint="cs"/>
+          <w:sz w:val="24"/>
+          <w:szCs w:val="24"/>
+          <w:lang w:bidi="fa-IR"/>
+        </w:rPr>
+      </w:pPr>
+      <w:r>
+        <w:rPr>
+          <w:rFonts w:cs="B Koodak" w:hint="cs"/>
+          <w:color w:val="C45911" w:themeColor="accent2" w:themeShade="BF"/>
+          <w:sz w:val="24"/>
+          <w:szCs w:val="24"/>
+          <w:rtl/>
+          <w:lang w:bidi="fa-IR"/>
+        </w:rPr>
+        <w:t>تصاویر:</w:t>
+      </w:r>
+      <w:r>
+        <w:rPr>
+          <w:rFonts w:cs="B Koodak" w:hint="cs"/>
+          <w:sz w:val="24"/>
+          <w:szCs w:val="24"/>
+          <w:rtl/>
+          <w:lang w:bidi="fa-IR"/>
+        </w:rPr>
+        <w:t xml:space="preserve"> تصاویر </w:t>
+      </w:r>
+      <w:r>
+        <w:rPr>
+          <w:rFonts w:cs="B Koodak" w:hint="cs"/>
+          <w:sz w:val="24"/>
+          <w:szCs w:val="24"/>
+          <w:rtl/>
+          <w:lang w:bidi="fa-IR"/>
+        </w:rPr>
+        <w:t>با تعداد اندک برای کمی رنگ پاشی به صفحه</w:t>
+      </w:r>
+    </w:p>
+    <w:p>
+      <w:pPr>
+        <w:pStyle w:val="ListParagraph"/>
+        <w:numPr>
+          <w:ilvl w:val="0"/>
+          <w:numId w:val="13"/>
+        </w:numPr>
+        <w:bidi/>
+        <w:rPr>
+          <w:rFonts w:cs="B Koodak"/>
+          <w:sz w:val="24"/>
+          <w:szCs w:val="24"/>
+          <w:lang w:bidi="fa-IR"/>
+        </w:rPr>
+      </w:pPr>
+      <w:r>
+        <w:rPr>
+          <w:rFonts w:cs="B Koodak" w:hint="cs"/>
+          <w:color w:val="C45911" w:themeColor="accent2" w:themeShade="BF"/>
+          <w:sz w:val="24"/>
+          <w:szCs w:val="24"/>
+          <w:rtl/>
+          <w:lang w:bidi="fa-IR"/>
+        </w:rPr>
+        <w:t>آیکون ها:</w:t>
+      </w:r>
+      <w:r>
+        <w:rPr>
+          <w:rFonts w:cs="B Koodak" w:hint="cs"/>
+          <w:sz w:val="24"/>
+          <w:szCs w:val="24"/>
+          <w:rtl/>
+          <w:lang w:bidi="fa-IR"/>
+        </w:rPr>
+        <w:t xml:space="preserve"> معمولا بدون آیکون، در صورت نیاز آیکون های ریز و </w:t>
+      </w:r>
+      <w:r>
+        <w:rPr>
+          <w:rFonts w:cs="B Koodak" w:hint="cs"/>
+          <w:sz w:val="24"/>
+          <w:szCs w:val="24"/>
+          <w:rtl/>
+          <w:lang w:bidi="fa-IR"/>
+        </w:rPr>
+        <w:t>مشکی</w:t>
+      </w:r>
+    </w:p>
+    <w:p>
+      <w:pPr>
+        <w:pStyle w:val="ListParagraph"/>
+        <w:numPr>
+          <w:ilvl w:val="0"/>
+          <w:numId w:val="13"/>
+        </w:numPr>
+        <w:bidi/>
+        <w:rPr>
+          <w:rFonts w:cs="B Koodak" w:hint="cs"/>
+          <w:sz w:val="24"/>
+          <w:szCs w:val="24"/>
+          <w:lang w:bidi="fa-IR"/>
+        </w:rPr>
+      </w:pPr>
+      <w:r>
+        <w:rPr>
+          <w:rFonts w:cs="B Koodak" w:hint="cs"/>
+          <w:color w:val="C45911" w:themeColor="accent2" w:themeShade="BF"/>
+          <w:sz w:val="24"/>
+          <w:szCs w:val="24"/>
+          <w:rtl/>
+          <w:lang w:bidi="fa-IR"/>
+        </w:rPr>
+        <w:t>سایه ها:</w:t>
+      </w:r>
+      <w:r>
+        <w:rPr>
+          <w:rFonts w:cs="B Koodak" w:hint="cs"/>
+          <w:sz w:val="24"/>
+          <w:szCs w:val="24"/>
+          <w:rtl/>
+          <w:lang w:bidi="fa-IR"/>
+        </w:rPr>
+        <w:t xml:space="preserve"> معمولا بدون سایه</w:t>
+      </w:r>
+    </w:p>
+    <w:p>
+      <w:pPr>
+        <w:pStyle w:val="ListParagraph"/>
+        <w:numPr>
+          <w:ilvl w:val="0"/>
+          <w:numId w:val="13"/>
+        </w:numPr>
+        <w:bidi/>
+        <w:rPr>
+          <w:rFonts w:cs="B Koodak"/>
+          <w:sz w:val="24"/>
+          <w:szCs w:val="24"/>
+          <w:lang w:bidi="fa-IR"/>
+        </w:rPr>
+      </w:pPr>
+      <w:r>
+        <w:rPr>
+          <w:rFonts w:cs="B Koodak" w:hint="cs"/>
+          <w:color w:val="C45911" w:themeColor="accent2" w:themeShade="BF"/>
+          <w:sz w:val="24"/>
+          <w:szCs w:val="24"/>
+          <w:rtl/>
+          <w:lang w:bidi="fa-IR"/>
+        </w:rPr>
+        <w:t>انحنای گوشه ها:</w:t>
+      </w:r>
+      <w:r>
+        <w:rPr>
+          <w:rFonts w:cs="B Koodak" w:hint="cs"/>
+          <w:sz w:val="24"/>
+          <w:szCs w:val="24"/>
+          <w:rtl/>
+          <w:lang w:bidi="fa-IR"/>
+        </w:rPr>
+        <w:t xml:space="preserve"> معمولا بدون انحنای گوشه ها</w:t>
+      </w:r>
+    </w:p>
+    <w:p>
+      <w:pPr>
+        <w:pStyle w:val="ListParagraph"/>
+        <w:numPr>
+          <w:ilvl w:val="0"/>
+          <w:numId w:val="13"/>
+        </w:numPr>
+        <w:bidi/>
+        <w:rPr>
+          <w:rFonts w:cs="B Koodak"/>
+          <w:sz w:val="24"/>
+          <w:szCs w:val="24"/>
+          <w:lang w:bidi="fa-IR"/>
+        </w:rPr>
+      </w:pPr>
+      <w:r>
+        <w:rPr>
+          <w:rFonts w:cs="B Koodak" w:hint="cs"/>
+          <w:color w:val="C45911" w:themeColor="accent2" w:themeShade="BF"/>
+          <w:sz w:val="24"/>
+          <w:szCs w:val="24"/>
+          <w:rtl/>
+          <w:lang w:bidi="fa-IR"/>
+        </w:rPr>
+        <w:t>لی اوت:</w:t>
+      </w:r>
+      <w:r>
+        <w:rPr>
+          <w:rFonts w:cs="B Koodak" w:hint="cs"/>
+          <w:sz w:val="24"/>
+          <w:szCs w:val="24"/>
+          <w:rtl/>
+          <w:lang w:bidi="fa-IR"/>
+        </w:rPr>
+        <w:t xml:space="preserve"> </w:t>
+      </w:r>
+      <w:r>
+        <w:rPr>
+          <w:rFonts w:cs="B Koodak" w:hint="cs"/>
+          <w:sz w:val="24"/>
+          <w:szCs w:val="24"/>
+          <w:rtl/>
+          <w:lang w:bidi="fa-IR"/>
+        </w:rPr>
+        <w:t>معمولا قالب ساده تک ستونه (یا همراه با سایدبار)</w:t>
+      </w:r>
+    </w:p>
+    <w:p>
+      <w:pPr>
+        <w:pStyle w:val="ListParagraph"/>
+        <w:numPr>
+          <w:ilvl w:val="0"/>
+          <w:numId w:val="12"/>
+        </w:numPr>
+        <w:bidi/>
+        <w:rPr>
+          <w:rFonts w:cs="B Titr"/>
+          <w:sz w:val="32"/>
+          <w:szCs w:val="32"/>
+          <w:lang w:bidi="fa-IR"/>
+        </w:rPr>
+      </w:pPr>
+      <w:r>
+        <w:rPr>
+          <w:rFonts w:cs="B Titr" w:hint="cs"/>
+          <w:sz w:val="32"/>
+          <w:szCs w:val="32"/>
+          <w:rtl/>
+          <w:lang w:bidi="fa-IR"/>
+        </w:rPr>
+        <w:t>ساده</w:t>
+      </w:r>
+      <w:r>
+        <w:rPr>
+          <w:rFonts w:cs="B Titr" w:hint="cs"/>
+          <w:sz w:val="32"/>
+          <w:szCs w:val="32"/>
+          <w:rtl/>
+          <w:lang w:bidi="fa-IR"/>
+        </w:rPr>
+        <w:t>/</w:t>
+      </w:r>
+      <w:r>
+        <w:rPr>
+          <w:rFonts w:cs="B Titr" w:hint="cs"/>
+          <w:sz w:val="32"/>
+          <w:szCs w:val="32"/>
+          <w:rtl/>
+          <w:lang w:bidi="fa-IR"/>
+        </w:rPr>
+        <w:t>خنثی</w:t>
+      </w:r>
+      <w:r>
+        <w:rPr>
+          <w:rFonts w:cs="B Titr" w:hint="cs"/>
+          <w:sz w:val="32"/>
+          <w:szCs w:val="32"/>
+          <w:rtl/>
+          <w:lang w:bidi="fa-IR"/>
+        </w:rPr>
+        <w:t xml:space="preserve"> (</w:t>
+      </w:r>
+      <w:r>
+        <w:rPr>
+          <w:rFonts w:cs="B Titr"/>
+          <w:sz w:val="32"/>
+          <w:szCs w:val="32"/>
+          <w:lang w:bidi="fa-IR"/>
+        </w:rPr>
+        <w:t>Plain</w:t>
+      </w:r>
+      <w:r>
+        <w:rPr>
+          <w:rFonts w:cs="B Titr"/>
+          <w:sz w:val="32"/>
+          <w:szCs w:val="32"/>
+          <w:lang w:bidi="fa-IR"/>
+        </w:rPr>
+        <w:t>/</w:t>
+      </w:r>
+      <w:r>
+        <w:rPr>
+          <w:rFonts w:cs="B Titr"/>
+          <w:sz w:val="32"/>
+          <w:szCs w:val="32"/>
+          <w:lang w:bidi="fa-IR"/>
+        </w:rPr>
+        <w:t>Neutral</w:t>
+      </w:r>
+      <w:r>
+        <w:rPr>
+          <w:rFonts w:cs="B Titr" w:hint="cs"/>
+          <w:sz w:val="32"/>
+          <w:szCs w:val="32"/>
+          <w:rtl/>
+          <w:lang w:bidi="fa-IR"/>
+        </w:rPr>
+        <w:t>)</w:t>
+      </w:r>
+    </w:p>
+    <w:p>
+      <w:pPr>
+        <w:pStyle w:val="ListParagraph"/>
+        <w:numPr>
+          <w:ilvl w:val="0"/>
+          <w:numId w:val="13"/>
+        </w:numPr>
+        <w:bidi/>
+        <w:rPr>
+          <w:rFonts w:cs="B Koodak"/>
+          <w:sz w:val="24"/>
+          <w:szCs w:val="24"/>
+          <w:lang w:bidi="fa-IR"/>
+        </w:rPr>
+      </w:pPr>
+      <w:r>
+        <w:rPr>
+          <w:rFonts w:cs="B Koodak" w:hint="cs"/>
+          <w:color w:val="C45911" w:themeColor="accent2" w:themeShade="BF"/>
+          <w:sz w:val="24"/>
+          <w:szCs w:val="24"/>
+          <w:rtl/>
+          <w:lang w:bidi="fa-IR"/>
+        </w:rPr>
+        <w:t>نگاه کلی</w:t>
+      </w:r>
+      <w:r>
+        <w:rPr>
+          <w:rFonts w:cs="B Koodak" w:hint="cs"/>
+          <w:color w:val="C45911" w:themeColor="accent2" w:themeShade="BF"/>
+          <w:sz w:val="24"/>
+          <w:szCs w:val="24"/>
+          <w:rtl/>
+          <w:lang w:bidi="fa-IR"/>
+        </w:rPr>
+        <w:t xml:space="preserve">: </w:t>
+      </w:r>
+      <w:r>
+        <w:rPr>
+          <w:rFonts w:cs="B Koodak" w:hint="cs"/>
+          <w:sz w:val="24"/>
+          <w:szCs w:val="24"/>
+          <w:rtl/>
+          <w:lang w:bidi="fa-IR"/>
+        </w:rPr>
+        <w:t>دیزاین و ظاهر گرفایکی، اهمیت چندانی نداره و از فونت های خنثی و ریز استفاده میشه.</w:t>
+      </w:r>
+      <w:r>
+        <w:rPr>
+          <w:rFonts w:cs="B Koodak" w:hint="cs"/>
+          <w:sz w:val="24"/>
+          <w:szCs w:val="24"/>
+          <w:rtl/>
+          <w:lang w:bidi="fa-IR"/>
+        </w:rPr>
+        <w:t xml:space="preserve"> همراه</w:t>
+      </w:r>
+      <w:r>
+        <w:rPr>
+          <w:rFonts w:cs="B Koodak" w:hint="cs"/>
+          <w:sz w:val="24"/>
+          <w:szCs w:val="24"/>
+          <w:rtl/>
+          <w:lang w:bidi="fa-IR"/>
+        </w:rPr>
+        <w:t xml:space="preserve"> لی اوت جعبه ای </w:t>
+      </w:r>
+      <w:r>
+        <w:rPr>
+          <w:rFonts w:cs="B Koodak" w:hint="cs"/>
+          <w:sz w:val="24"/>
+          <w:szCs w:val="24"/>
+          <w:rtl/>
+          <w:lang w:bidi="fa-IR"/>
+        </w:rPr>
+        <w:t xml:space="preserve">فشرده </w:t>
+      </w:r>
+      <w:r>
+        <w:rPr>
+          <w:rFonts w:cs="B Koodak" w:hint="cs"/>
+          <w:sz w:val="24"/>
+          <w:szCs w:val="24"/>
+          <w:rtl/>
+          <w:lang w:bidi="fa-IR"/>
+        </w:rPr>
+        <w:t xml:space="preserve"> و ساختارمند </w:t>
+      </w:r>
+    </w:p>
+    <w:p>
+      <w:pPr>
+        <w:pStyle w:val="ListParagraph"/>
+        <w:numPr>
+          <w:ilvl w:val="0"/>
+          <w:numId w:val="13"/>
+        </w:numPr>
+        <w:bidi/>
+        <w:rPr>
+          <w:rFonts w:cs="B Koodak" w:hint="cs"/>
+          <w:sz w:val="24"/>
+          <w:szCs w:val="24"/>
+          <w:lang w:bidi="fa-IR"/>
+        </w:rPr>
+      </w:pPr>
+      <w:r>
+        <w:rPr>
+          <w:rFonts w:cs="B Koodak" w:hint="cs"/>
+          <w:color w:val="C45911" w:themeColor="accent2" w:themeShade="BF"/>
+          <w:sz w:val="24"/>
+          <w:szCs w:val="24"/>
+          <w:rtl/>
+          <w:lang w:bidi="fa-IR"/>
+        </w:rPr>
+        <w:t>سایت ها</w:t>
+      </w:r>
+      <w:r>
+        <w:rPr>
+          <w:rFonts w:cs="B Koodak" w:hint="cs"/>
+          <w:color w:val="C45911" w:themeColor="accent2" w:themeShade="BF"/>
+          <w:sz w:val="24"/>
+          <w:szCs w:val="24"/>
+          <w:rtl/>
+          <w:lang w:bidi="fa-IR"/>
+        </w:rPr>
+        <w:t xml:space="preserve">: </w:t>
+      </w:r>
+      <w:r>
+        <w:rPr>
+          <w:rFonts w:cs="B Koodak" w:hint="cs"/>
+          <w:sz w:val="24"/>
+          <w:szCs w:val="24"/>
+          <w:rtl/>
+          <w:lang w:bidi="fa-IR"/>
+        </w:rPr>
+        <w:t>کمپانی های بزرگ، شرکت هایی که نمیخوان با گرافیک اثرگذار باشن</w:t>
+      </w:r>
+    </w:p>
+    <w:p>
+      <w:pPr>
+        <w:pStyle w:val="ListParagraph"/>
+        <w:numPr>
+          <w:ilvl w:val="0"/>
+          <w:numId w:val="13"/>
+        </w:numPr>
+        <w:bidi/>
+        <w:rPr>
+          <w:rFonts w:cs="B Koodak" w:hint="cs"/>
+          <w:sz w:val="24"/>
+          <w:szCs w:val="24"/>
+          <w:lang w:bidi="fa-IR"/>
+        </w:rPr>
+      </w:pPr>
+      <w:r>
+        <w:rPr>
+          <w:rFonts w:cs="B Koodak" w:hint="cs"/>
+          <w:color w:val="C45911" w:themeColor="accent2" w:themeShade="BF"/>
+          <w:sz w:val="24"/>
+          <w:szCs w:val="24"/>
+          <w:rtl/>
+          <w:lang w:bidi="fa-IR"/>
+        </w:rPr>
+        <w:t xml:space="preserve">تایپوگرافی: </w:t>
+      </w:r>
+      <w:r>
+        <w:rPr>
+          <w:rFonts w:cs="B Koodak" w:hint="cs"/>
+          <w:sz w:val="24"/>
+          <w:szCs w:val="24"/>
+          <w:rtl/>
+          <w:lang w:bidi="fa-IR"/>
+        </w:rPr>
+        <w:t xml:space="preserve">فونت های </w:t>
+      </w:r>
+      <w:r>
+        <w:rPr>
+          <w:rFonts w:cs="B Koodak"/>
+          <w:sz w:val="24"/>
+          <w:szCs w:val="24"/>
+          <w:lang w:bidi="fa-IR"/>
+        </w:rPr>
+        <w:t>sans-serif</w:t>
+      </w:r>
+      <w:r>
+        <w:rPr>
+          <w:rFonts w:cs="B Koodak" w:hint="cs"/>
+          <w:sz w:val="24"/>
+          <w:szCs w:val="24"/>
+          <w:rtl/>
+          <w:lang w:bidi="fa-IR"/>
+        </w:rPr>
+        <w:t xml:space="preserve"> </w:t>
+      </w:r>
+      <w:r>
+        <w:rPr>
+          <w:rFonts w:cs="B Koodak" w:hint="cs"/>
+          <w:sz w:val="24"/>
+          <w:szCs w:val="24"/>
+          <w:rtl/>
+          <w:lang w:bidi="fa-IR"/>
+        </w:rPr>
+        <w:t>خنثی، متن های بدون ظاهر گرافیکی و ریز</w:t>
+      </w:r>
+    </w:p>
+    <w:p>
+      <w:pPr>
+        <w:pStyle w:val="ListParagraph"/>
+        <w:numPr>
+          <w:ilvl w:val="0"/>
+          <w:numId w:val="13"/>
+        </w:numPr>
+        <w:bidi/>
+        <w:rPr>
+          <w:rFonts w:cs="B Koodak"/>
+          <w:sz w:val="24"/>
+          <w:szCs w:val="24"/>
+          <w:lang w:bidi="fa-IR"/>
+        </w:rPr>
+      </w:pPr>
+      <w:r>
+        <w:rPr>
+          <w:rFonts w:cs="B Koodak" w:hint="cs"/>
+          <w:color w:val="C45911" w:themeColor="accent2" w:themeShade="BF"/>
+          <w:sz w:val="24"/>
+          <w:szCs w:val="24"/>
+          <w:rtl/>
+          <w:lang w:bidi="fa-IR"/>
+        </w:rPr>
+        <w:t>رنگ ها:</w:t>
+      </w:r>
+      <w:r>
+        <w:rPr>
+          <w:rFonts w:cs="B Koodak" w:hint="cs"/>
+          <w:sz w:val="24"/>
+          <w:szCs w:val="24"/>
+          <w:rtl/>
+          <w:lang w:bidi="fa-IR"/>
+        </w:rPr>
+        <w:t xml:space="preserve"> </w:t>
+      </w:r>
+      <w:r>
+        <w:rPr>
+          <w:rFonts w:cs="B Koodak" w:hint="cs"/>
+          <w:sz w:val="24"/>
+          <w:szCs w:val="24"/>
+          <w:rtl/>
+          <w:lang w:bidi="fa-IR"/>
+        </w:rPr>
+        <w:t>رنگ های خنثی و رنگ و رو رفته مثل آبی و مشکی، هیچ چیز درخشانی در صفحه وجود نداره</w:t>
+      </w:r>
+    </w:p>
+    <w:p>
+      <w:pPr>
+        <w:pStyle w:val="ListParagraph"/>
+        <w:numPr>
+          <w:ilvl w:val="0"/>
+          <w:numId w:val="13"/>
+        </w:numPr>
+        <w:bidi/>
+        <w:rPr>
+          <w:rFonts w:cs="B Koodak" w:hint="cs"/>
+          <w:sz w:val="24"/>
+          <w:szCs w:val="24"/>
+          <w:lang w:bidi="fa-IR"/>
+        </w:rPr>
+      </w:pPr>
+      <w:r>
+        <w:rPr>
+          <w:rFonts w:cs="B Koodak" w:hint="cs"/>
+          <w:color w:val="C45911" w:themeColor="accent2" w:themeShade="BF"/>
+          <w:sz w:val="24"/>
+          <w:szCs w:val="24"/>
+          <w:rtl/>
+          <w:lang w:bidi="fa-IR"/>
+        </w:rPr>
+        <w:t>تصاویر:</w:t>
+      </w:r>
+      <w:r>
+        <w:rPr>
+          <w:rFonts w:cs="B Koodak" w:hint="cs"/>
+          <w:sz w:val="24"/>
+          <w:szCs w:val="24"/>
+          <w:rtl/>
+          <w:lang w:bidi="fa-IR"/>
+        </w:rPr>
+        <w:t xml:space="preserve"> تصاویر با تعداد </w:t>
+      </w:r>
+      <w:r>
+        <w:rPr>
+          <w:rFonts w:cs="B Koodak" w:hint="cs"/>
+          <w:sz w:val="24"/>
+          <w:szCs w:val="24"/>
+          <w:rtl/>
+          <w:lang w:bidi="fa-IR"/>
+        </w:rPr>
+        <w:t>زیاد و معمولا سایز کوچک</w:t>
+      </w:r>
+    </w:p>
+    <w:p>
+      <w:pPr>
+        <w:pStyle w:val="ListParagraph"/>
+        <w:numPr>
+          <w:ilvl w:val="0"/>
+          <w:numId w:val="13"/>
+        </w:numPr>
+        <w:bidi/>
+        <w:rPr>
+          <w:rFonts w:cs="B Koodak"/>
+          <w:sz w:val="24"/>
+          <w:szCs w:val="24"/>
+          <w:lang w:bidi="fa-IR"/>
+        </w:rPr>
+      </w:pPr>
+      <w:r>
+        <w:rPr>
+          <w:rFonts w:cs="B Koodak" w:hint="cs"/>
+          <w:color w:val="C45911" w:themeColor="accent2" w:themeShade="BF"/>
+          <w:sz w:val="24"/>
+          <w:szCs w:val="24"/>
+          <w:rtl/>
+          <w:lang w:bidi="fa-IR"/>
+        </w:rPr>
+        <w:t>آیکون ها:</w:t>
+      </w:r>
+      <w:r>
+        <w:rPr>
+          <w:rFonts w:cs="B Koodak" w:hint="cs"/>
+          <w:sz w:val="24"/>
+          <w:szCs w:val="24"/>
+          <w:rtl/>
+          <w:lang w:bidi="fa-IR"/>
+        </w:rPr>
+        <w:t xml:space="preserve"> معمولا بدون آیکون، در صورت نیاز آیکون های </w:t>
+      </w:r>
+      <w:r>
+        <w:rPr>
+          <w:rFonts w:cs="B Koodak" w:hint="cs"/>
+          <w:sz w:val="24"/>
+          <w:szCs w:val="24"/>
+          <w:rtl/>
+          <w:lang w:bidi="fa-IR"/>
+        </w:rPr>
+        <w:t>ساده</w:t>
+      </w:r>
+    </w:p>
+    <w:p>
+      <w:pPr>
+        <w:pStyle w:val="ListParagraph"/>
+        <w:numPr>
+          <w:ilvl w:val="0"/>
+          <w:numId w:val="13"/>
+        </w:numPr>
+        <w:bidi/>
+        <w:rPr>
+          <w:rFonts w:cs="B Koodak" w:hint="cs"/>
+          <w:sz w:val="24"/>
+          <w:szCs w:val="24"/>
+          <w:lang w:bidi="fa-IR"/>
+        </w:rPr>
+      </w:pPr>
+      <w:r>
+        <w:rPr>
+          <w:rFonts w:cs="B Koodak" w:hint="cs"/>
+          <w:color w:val="C45911" w:themeColor="accent2" w:themeShade="BF"/>
+          <w:sz w:val="24"/>
+          <w:szCs w:val="24"/>
+          <w:rtl/>
+          <w:lang w:bidi="fa-IR"/>
+        </w:rPr>
+        <w:t>سایه ها:</w:t>
+      </w:r>
+      <w:r>
+        <w:rPr>
+          <w:rFonts w:cs="B Koodak" w:hint="cs"/>
+          <w:sz w:val="24"/>
+          <w:szCs w:val="24"/>
+          <w:rtl/>
+          <w:lang w:bidi="fa-IR"/>
+        </w:rPr>
+        <w:t xml:space="preserve"> معمولا بدون سایه</w:t>
+      </w:r>
+    </w:p>
+    <w:p>
+      <w:pPr>
+        <w:pStyle w:val="ListParagraph"/>
+        <w:numPr>
+          <w:ilvl w:val="0"/>
+          <w:numId w:val="13"/>
+        </w:numPr>
+        <w:bidi/>
+        <w:rPr>
+          <w:rFonts w:cs="B Koodak"/>
+          <w:sz w:val="24"/>
+          <w:szCs w:val="24"/>
+          <w:lang w:bidi="fa-IR"/>
+        </w:rPr>
+      </w:pPr>
+      <w:r>
+        <w:rPr>
+          <w:rFonts w:cs="B Koodak" w:hint="cs"/>
+          <w:color w:val="C45911" w:themeColor="accent2" w:themeShade="BF"/>
+          <w:sz w:val="24"/>
+          <w:szCs w:val="24"/>
+          <w:rtl/>
+          <w:lang w:bidi="fa-IR"/>
+        </w:rPr>
+        <w:t>انحنای گوشه ها:</w:t>
+      </w:r>
+      <w:r>
+        <w:rPr>
+          <w:rFonts w:cs="B Koodak" w:hint="cs"/>
+          <w:sz w:val="24"/>
+          <w:szCs w:val="24"/>
+          <w:rtl/>
+          <w:lang w:bidi="fa-IR"/>
+        </w:rPr>
+        <w:t xml:space="preserve"> معمولا بدون انحنای گوشه ها</w:t>
+      </w:r>
+    </w:p>
+    <w:p>
+      <w:pPr>
+        <w:pStyle w:val="ListParagraph"/>
+        <w:numPr>
+          <w:ilvl w:val="0"/>
+          <w:numId w:val="13"/>
+        </w:numPr>
+        <w:bidi/>
+        <w:rPr>
+          <w:rFonts w:cs="B Koodak"/>
+          <w:sz w:val="24"/>
+          <w:szCs w:val="24"/>
+          <w:lang w:bidi="fa-IR"/>
+        </w:rPr>
+      </w:pPr>
+      <w:r>
+        <w:rPr>
+          <w:rFonts w:cs="B Koodak" w:hint="cs"/>
+          <w:color w:val="C45911" w:themeColor="accent2" w:themeShade="BF"/>
+          <w:sz w:val="24"/>
+          <w:szCs w:val="24"/>
+          <w:rtl/>
+          <w:lang w:bidi="fa-IR"/>
+        </w:rPr>
+        <w:t>لی اوت:</w:t>
+      </w:r>
+      <w:r>
+        <w:rPr>
+          <w:rFonts w:cs="B Koodak" w:hint="cs"/>
+          <w:sz w:val="24"/>
+          <w:szCs w:val="24"/>
+          <w:rtl/>
+          <w:lang w:bidi="fa-IR"/>
+        </w:rPr>
+        <w:t xml:space="preserve"> </w:t>
+      </w:r>
+      <w:r>
+        <w:rPr>
+          <w:rFonts w:cs="B Koodak" w:hint="cs"/>
+          <w:sz w:val="24"/>
+          <w:szCs w:val="24"/>
+          <w:rtl/>
+          <w:lang w:bidi="fa-IR"/>
+        </w:rPr>
+        <w:t>لی اوت ساختارمند و فشرده با تعداد زیادی باکس و جعبه</w:t>
+      </w:r>
+    </w:p>
+    <w:p>
+      <w:pPr>
+        <w:pStyle w:val="ListParagraph"/>
+        <w:numPr>
+          <w:ilvl w:val="0"/>
+          <w:numId w:val="12"/>
+        </w:numPr>
+        <w:bidi/>
+        <w:rPr>
+          <w:rFonts w:cs="B Titr"/>
+          <w:sz w:val="32"/>
+          <w:szCs w:val="32"/>
+          <w:lang w:bidi="fa-IR"/>
+        </w:rPr>
+      </w:pPr>
+      <w:r>
+        <w:rPr>
+          <w:rFonts w:cs="B Titr" w:hint="cs"/>
+          <w:sz w:val="32"/>
+          <w:szCs w:val="32"/>
+          <w:rtl/>
+          <w:lang w:bidi="fa-IR"/>
+        </w:rPr>
+        <w:t>بولد</w:t>
+      </w:r>
+      <w:r>
+        <w:rPr>
+          <w:rFonts w:cs="B Titr" w:hint="cs"/>
+          <w:sz w:val="32"/>
+          <w:szCs w:val="32"/>
+          <w:rtl/>
+          <w:lang w:bidi="fa-IR"/>
+        </w:rPr>
+        <w:t>/</w:t>
+      </w:r>
+      <w:r>
+        <w:rPr>
+          <w:rFonts w:cs="B Titr" w:hint="cs"/>
+          <w:sz w:val="32"/>
+          <w:szCs w:val="32"/>
+          <w:rtl/>
+          <w:lang w:bidi="fa-IR"/>
+        </w:rPr>
+        <w:t>با اعتماد به نفس</w:t>
+      </w:r>
+      <w:r>
+        <w:rPr>
+          <w:rFonts w:cs="B Titr" w:hint="cs"/>
+          <w:sz w:val="32"/>
+          <w:szCs w:val="32"/>
+          <w:rtl/>
+          <w:lang w:bidi="fa-IR"/>
+        </w:rPr>
+        <w:t xml:space="preserve"> (</w:t>
+      </w:r>
+      <w:r>
+        <w:rPr>
+          <w:rFonts w:cs="B Titr"/>
+          <w:sz w:val="32"/>
+          <w:szCs w:val="32"/>
+          <w:lang w:bidi="fa-IR"/>
+        </w:rPr>
+        <w:t>Bold</w:t>
+      </w:r>
+      <w:r>
+        <w:rPr>
+          <w:rFonts w:cs="B Titr"/>
+          <w:sz w:val="32"/>
+          <w:szCs w:val="32"/>
+          <w:lang w:bidi="fa-IR"/>
+        </w:rPr>
+        <w:t>/</w:t>
+      </w:r>
+      <w:r>
+        <w:rPr>
+          <w:rFonts w:cs="B Titr"/>
+          <w:sz w:val="32"/>
+          <w:szCs w:val="32"/>
+          <w:lang w:bidi="fa-IR"/>
+        </w:rPr>
+        <w:t>Confident</w:t>
+      </w:r>
+      <w:r>
+        <w:rPr>
+          <w:rFonts w:cs="B Titr" w:hint="cs"/>
+          <w:sz w:val="32"/>
+          <w:szCs w:val="32"/>
+          <w:rtl/>
+          <w:lang w:bidi="fa-IR"/>
+        </w:rPr>
+        <w:t>)</w:t>
+      </w:r>
+    </w:p>
+    <w:p>
+      <w:pPr>
+        <w:pStyle w:val="ListParagraph"/>
+        <w:numPr>
+          <w:ilvl w:val="0"/>
+          <w:numId w:val="13"/>
+        </w:numPr>
+        <w:bidi/>
+        <w:rPr>
+          <w:rFonts w:cs="B Koodak"/>
+          <w:sz w:val="24"/>
+          <w:szCs w:val="24"/>
+          <w:lang w:bidi="fa-IR"/>
+        </w:rPr>
+      </w:pPr>
+      <w:r>
+        <w:rPr>
+          <w:rFonts w:cs="B Koodak" w:hint="cs"/>
+          <w:color w:val="C45911" w:themeColor="accent2" w:themeShade="BF"/>
+          <w:sz w:val="24"/>
+          <w:szCs w:val="24"/>
+          <w:rtl/>
+          <w:lang w:bidi="fa-IR"/>
+        </w:rPr>
+        <w:lastRenderedPageBreak/>
+        <w:t>نگاه کلی</w:t>
+      </w:r>
+      <w:r>
+        <w:rPr>
+          <w:rFonts w:cs="B Koodak" w:hint="cs"/>
+          <w:color w:val="C45911" w:themeColor="accent2" w:themeShade="BF"/>
+          <w:sz w:val="24"/>
+          <w:szCs w:val="24"/>
+          <w:rtl/>
+          <w:lang w:bidi="fa-IR"/>
+        </w:rPr>
+        <w:t xml:space="preserve">: </w:t>
+      </w:r>
+      <w:r>
+        <w:rPr>
+          <w:rFonts w:cs="B Koodak" w:hint="cs"/>
+          <w:sz w:val="24"/>
+          <w:szCs w:val="24"/>
+          <w:rtl/>
+          <w:lang w:bidi="fa-IR"/>
+        </w:rPr>
+        <w:t>طراحی کلی صفحه با فونت های درشت و ضخیم و سکشن ها بزرگ با پس زمینه رنگی حس کلی اعتماد به نفس رو القا میکنه</w:t>
+      </w:r>
+    </w:p>
+    <w:p>
+      <w:pPr>
+        <w:pStyle w:val="ListParagraph"/>
+        <w:numPr>
+          <w:ilvl w:val="0"/>
+          <w:numId w:val="13"/>
+        </w:numPr>
+        <w:bidi/>
+        <w:rPr>
+          <w:rFonts w:cs="B Koodak" w:hint="cs"/>
+          <w:sz w:val="24"/>
+          <w:szCs w:val="24"/>
+          <w:lang w:bidi="fa-IR"/>
+        </w:rPr>
+      </w:pPr>
+      <w:r>
+        <w:rPr>
+          <w:rFonts w:cs="B Koodak" w:hint="cs"/>
+          <w:color w:val="C45911" w:themeColor="accent2" w:themeShade="BF"/>
+          <w:sz w:val="24"/>
+          <w:szCs w:val="24"/>
+          <w:rtl/>
+          <w:lang w:bidi="fa-IR"/>
+        </w:rPr>
+        <w:t>سایت ها</w:t>
+      </w:r>
+      <w:r>
+        <w:rPr>
+          <w:rFonts w:cs="B Koodak" w:hint="cs"/>
+          <w:color w:val="C45911" w:themeColor="accent2" w:themeShade="BF"/>
+          <w:sz w:val="24"/>
+          <w:szCs w:val="24"/>
+          <w:rtl/>
+          <w:lang w:bidi="fa-IR"/>
+        </w:rPr>
+        <w:t xml:space="preserve">: </w:t>
+      </w:r>
+      <w:r>
+        <w:rPr>
+          <w:rFonts w:cs="B Koodak" w:hint="cs"/>
+          <w:sz w:val="24"/>
+          <w:szCs w:val="24"/>
+          <w:rtl/>
+          <w:lang w:bidi="fa-IR"/>
+        </w:rPr>
+        <w:t>آژانس های دیجیتال، استارتاپ های  نرم افزاری، شرکت های مرتبط با سفر</w:t>
+      </w:r>
+    </w:p>
+    <w:p>
+      <w:pPr>
+        <w:pStyle w:val="ListParagraph"/>
+        <w:numPr>
+          <w:ilvl w:val="0"/>
+          <w:numId w:val="13"/>
+        </w:numPr>
+        <w:bidi/>
+        <w:rPr>
+          <w:rFonts w:cs="B Koodak" w:hint="cs"/>
+          <w:sz w:val="24"/>
+          <w:szCs w:val="24"/>
+          <w:lang w:bidi="fa-IR"/>
+        </w:rPr>
+      </w:pPr>
+      <w:r>
+        <w:rPr>
+          <w:rFonts w:cs="B Koodak" w:hint="cs"/>
+          <w:color w:val="C45911" w:themeColor="accent2" w:themeShade="BF"/>
+          <w:sz w:val="24"/>
+          <w:szCs w:val="24"/>
+          <w:rtl/>
+          <w:lang w:bidi="fa-IR"/>
+        </w:rPr>
+        <w:t xml:space="preserve">تایپوگرافی: </w:t>
+      </w:r>
+      <w:r>
+        <w:rPr>
+          <w:rFonts w:cs="B Koodak" w:hint="cs"/>
+          <w:sz w:val="24"/>
+          <w:szCs w:val="24"/>
+          <w:rtl/>
+          <w:lang w:bidi="fa-IR"/>
+        </w:rPr>
+        <w:t xml:space="preserve">فونت های </w:t>
+      </w:r>
+      <w:r>
+        <w:rPr>
+          <w:rFonts w:cs="B Koodak"/>
+          <w:sz w:val="24"/>
+          <w:szCs w:val="24"/>
+          <w:lang w:bidi="fa-IR"/>
+        </w:rPr>
+        <w:t>sans-serif</w:t>
+      </w:r>
+      <w:r>
+        <w:rPr>
+          <w:rFonts w:cs="B Koodak" w:hint="cs"/>
+          <w:sz w:val="24"/>
+          <w:szCs w:val="24"/>
+          <w:rtl/>
+          <w:lang w:bidi="fa-IR"/>
+        </w:rPr>
+        <w:t xml:space="preserve"> </w:t>
+      </w:r>
+      <w:r>
+        <w:rPr>
+          <w:rFonts w:cs="B Koodak" w:hint="cs"/>
+          <w:sz w:val="24"/>
+          <w:szCs w:val="24"/>
+          <w:rtl/>
+          <w:lang w:bidi="fa-IR"/>
+        </w:rPr>
+        <w:t>مربعی و بدون گردی</w:t>
+      </w:r>
+      <w:r>
+        <w:rPr>
+          <w:rFonts w:cs="B Koodak" w:hint="cs"/>
+          <w:sz w:val="24"/>
+          <w:szCs w:val="24"/>
+          <w:rtl/>
+          <w:lang w:bidi="fa-IR"/>
+        </w:rPr>
+        <w:t xml:space="preserve">، متن های </w:t>
+      </w:r>
+      <w:r>
+        <w:rPr>
+          <w:rFonts w:cs="B Koodak" w:hint="cs"/>
+          <w:sz w:val="24"/>
+          <w:szCs w:val="24"/>
+          <w:rtl/>
+          <w:lang w:bidi="fa-IR"/>
+        </w:rPr>
+        <w:t>درشت و ضخیم، هدینگ های به شدت بزرگ</w:t>
+      </w:r>
+    </w:p>
+    <w:p>
+      <w:pPr>
+        <w:pStyle w:val="ListParagraph"/>
+        <w:numPr>
+          <w:ilvl w:val="0"/>
+          <w:numId w:val="13"/>
+        </w:numPr>
+        <w:bidi/>
+        <w:rPr>
+          <w:rFonts w:cs="B Koodak"/>
+          <w:sz w:val="24"/>
+          <w:szCs w:val="24"/>
+          <w:lang w:bidi="fa-IR"/>
+        </w:rPr>
+      </w:pPr>
+      <w:r>
+        <w:rPr>
+          <w:rFonts w:cs="B Koodak" w:hint="cs"/>
+          <w:color w:val="C45911" w:themeColor="accent2" w:themeShade="BF"/>
+          <w:sz w:val="24"/>
+          <w:szCs w:val="24"/>
+          <w:rtl/>
+          <w:lang w:bidi="fa-IR"/>
+        </w:rPr>
+        <w:t>رنگ ها:</w:t>
+      </w:r>
+      <w:r>
+        <w:rPr>
+          <w:rFonts w:cs="B Koodak" w:hint="cs"/>
+          <w:sz w:val="24"/>
+          <w:szCs w:val="24"/>
+          <w:rtl/>
+          <w:lang w:bidi="fa-IR"/>
+        </w:rPr>
+        <w:t xml:space="preserve"> </w:t>
+      </w:r>
+      <w:r>
+        <w:rPr>
+          <w:rFonts w:cs="B Koodak" w:hint="cs"/>
+          <w:sz w:val="24"/>
+          <w:szCs w:val="24"/>
+          <w:rtl/>
+          <w:lang w:bidi="fa-IR"/>
+        </w:rPr>
+        <w:t>معمولا چند رنگ روشن. سکشن های بزرگ با پس زمینه رنگی برای جلب توجه</w:t>
+      </w:r>
+    </w:p>
+    <w:p>
+      <w:pPr>
+        <w:pStyle w:val="ListParagraph"/>
+        <w:numPr>
+          <w:ilvl w:val="0"/>
+          <w:numId w:val="13"/>
+        </w:numPr>
+        <w:bidi/>
+        <w:rPr>
+          <w:rFonts w:cs="B Koodak" w:hint="cs"/>
+          <w:sz w:val="24"/>
+          <w:szCs w:val="24"/>
+          <w:lang w:bidi="fa-IR"/>
+        </w:rPr>
+      </w:pPr>
+      <w:r>
+        <w:rPr>
+          <w:rFonts w:cs="B Koodak" w:hint="cs"/>
+          <w:color w:val="C45911" w:themeColor="accent2" w:themeShade="BF"/>
+          <w:sz w:val="24"/>
+          <w:szCs w:val="24"/>
+          <w:rtl/>
+          <w:lang w:bidi="fa-IR"/>
+        </w:rPr>
+        <w:t>تصاویر:</w:t>
+      </w:r>
+      <w:r>
+        <w:rPr>
+          <w:rFonts w:cs="B Koodak" w:hint="cs"/>
+          <w:sz w:val="24"/>
+          <w:szCs w:val="24"/>
+          <w:rtl/>
+          <w:lang w:bidi="fa-IR"/>
+        </w:rPr>
+        <w:t xml:space="preserve"> تصاویر </w:t>
+      </w:r>
+      <w:r>
+        <w:rPr>
+          <w:rFonts w:cs="B Koodak" w:hint="cs"/>
+          <w:sz w:val="24"/>
+          <w:szCs w:val="24"/>
+          <w:rtl/>
+          <w:lang w:bidi="fa-IR"/>
+        </w:rPr>
+        <w:t>بزرگ با تعداد زیاد</w:t>
+      </w:r>
+    </w:p>
+    <w:p>
+      <w:pPr>
+        <w:pStyle w:val="ListParagraph"/>
+        <w:numPr>
+          <w:ilvl w:val="0"/>
+          <w:numId w:val="13"/>
+        </w:numPr>
+        <w:bidi/>
+        <w:rPr>
+          <w:rFonts w:cs="B Koodak"/>
+          <w:sz w:val="24"/>
+          <w:szCs w:val="24"/>
+          <w:lang w:bidi="fa-IR"/>
+        </w:rPr>
+      </w:pPr>
+      <w:r>
+        <w:rPr>
+          <w:rFonts w:cs="B Koodak" w:hint="cs"/>
+          <w:color w:val="C45911" w:themeColor="accent2" w:themeShade="BF"/>
+          <w:sz w:val="24"/>
+          <w:szCs w:val="24"/>
+          <w:rtl/>
+          <w:lang w:bidi="fa-IR"/>
+        </w:rPr>
+        <w:t>آیکون ها:</w:t>
+      </w:r>
+      <w:r>
+        <w:rPr>
+          <w:rFonts w:cs="B Koodak" w:hint="cs"/>
+          <w:sz w:val="24"/>
+          <w:szCs w:val="24"/>
+          <w:rtl/>
+          <w:lang w:bidi="fa-IR"/>
+        </w:rPr>
+        <w:t xml:space="preserve"> معمولا بدون آیکون</w:t>
+      </w:r>
+    </w:p>
+    <w:p>
+      <w:pPr>
+        <w:pStyle w:val="ListParagraph"/>
+        <w:numPr>
+          <w:ilvl w:val="0"/>
+          <w:numId w:val="13"/>
+        </w:numPr>
+        <w:bidi/>
+        <w:rPr>
+          <w:rFonts w:cs="B Koodak" w:hint="cs"/>
+          <w:sz w:val="24"/>
+          <w:szCs w:val="24"/>
+          <w:lang w:bidi="fa-IR"/>
+        </w:rPr>
+      </w:pPr>
+      <w:r>
+        <w:rPr>
+          <w:rFonts w:cs="B Koodak" w:hint="cs"/>
+          <w:color w:val="C45911" w:themeColor="accent2" w:themeShade="BF"/>
+          <w:sz w:val="24"/>
+          <w:szCs w:val="24"/>
+          <w:rtl/>
+          <w:lang w:bidi="fa-IR"/>
+        </w:rPr>
+        <w:t>سایه ها:</w:t>
+      </w:r>
+      <w:r>
+        <w:rPr>
+          <w:rFonts w:cs="B Koodak" w:hint="cs"/>
+          <w:sz w:val="24"/>
+          <w:szCs w:val="24"/>
+          <w:rtl/>
+          <w:lang w:bidi="fa-IR"/>
+        </w:rPr>
+        <w:t xml:space="preserve"> معمولا بدون سایه</w:t>
+      </w:r>
+    </w:p>
+    <w:p>
+      <w:pPr>
+        <w:pStyle w:val="ListParagraph"/>
+        <w:numPr>
+          <w:ilvl w:val="0"/>
+          <w:numId w:val="13"/>
+        </w:numPr>
+        <w:bidi/>
+        <w:rPr>
+          <w:rFonts w:cs="B Koodak"/>
+          <w:sz w:val="24"/>
+          <w:szCs w:val="24"/>
+          <w:lang w:bidi="fa-IR"/>
+        </w:rPr>
+      </w:pPr>
+      <w:r>
+        <w:rPr>
+          <w:rFonts w:cs="B Koodak" w:hint="cs"/>
+          <w:color w:val="C45911" w:themeColor="accent2" w:themeShade="BF"/>
+          <w:sz w:val="24"/>
+          <w:szCs w:val="24"/>
+          <w:rtl/>
+          <w:lang w:bidi="fa-IR"/>
+        </w:rPr>
+        <w:t>انحنای گوشه ها:</w:t>
+      </w:r>
+      <w:r>
+        <w:rPr>
+          <w:rFonts w:cs="B Koodak" w:hint="cs"/>
+          <w:sz w:val="24"/>
+          <w:szCs w:val="24"/>
+          <w:rtl/>
+          <w:lang w:bidi="fa-IR"/>
+        </w:rPr>
+        <w:t xml:space="preserve"> معمولا بدون انحنای گوشه ها</w:t>
+      </w:r>
+    </w:p>
+    <w:p>
+      <w:pPr>
+        <w:pStyle w:val="ListParagraph"/>
+        <w:numPr>
+          <w:ilvl w:val="0"/>
+          <w:numId w:val="13"/>
+        </w:numPr>
+        <w:bidi/>
+        <w:rPr>
+          <w:rFonts w:cs="B Koodak"/>
+          <w:sz w:val="24"/>
+          <w:szCs w:val="24"/>
+          <w:lang w:bidi="fa-IR"/>
+        </w:rPr>
+      </w:pPr>
+      <w:r>
+        <w:rPr>
+          <w:rFonts w:cs="B Koodak" w:hint="cs"/>
+          <w:color w:val="C45911" w:themeColor="accent2" w:themeShade="BF"/>
+          <w:sz w:val="24"/>
+          <w:szCs w:val="24"/>
+          <w:rtl/>
+          <w:lang w:bidi="fa-IR"/>
+        </w:rPr>
+        <w:t>لی اوت:</w:t>
+      </w:r>
+      <w:r>
+        <w:rPr>
+          <w:rFonts w:cs="B Koodak" w:hint="cs"/>
+          <w:sz w:val="24"/>
+          <w:szCs w:val="24"/>
+          <w:rtl/>
+          <w:lang w:bidi="fa-IR"/>
+        </w:rPr>
+        <w:t xml:space="preserve"> </w:t>
+      </w:r>
+      <w:r>
+        <w:rPr>
+          <w:rFonts w:cs="B Koodak" w:hint="cs"/>
+          <w:sz w:val="24"/>
+          <w:szCs w:val="24"/>
+          <w:rtl/>
+          <w:lang w:bidi="fa-IR"/>
+        </w:rPr>
+        <w:t>بدون محدودیت</w:t>
+      </w:r>
+    </w:p>
+    <w:p>
+      <w:pPr>
+        <w:pStyle w:val="ListParagraph"/>
+        <w:numPr>
+          <w:ilvl w:val="0"/>
+          <w:numId w:val="12"/>
+        </w:numPr>
+        <w:bidi/>
+        <w:rPr>
+          <w:rFonts w:cs="B Titr"/>
+          <w:sz w:val="32"/>
+          <w:szCs w:val="32"/>
+          <w:lang w:bidi="fa-IR"/>
+        </w:rPr>
+      </w:pPr>
+      <w:r>
+        <w:rPr>
+          <w:rFonts w:cs="B Titr" w:hint="cs"/>
+          <w:sz w:val="32"/>
+          <w:szCs w:val="32"/>
+          <w:rtl/>
+          <w:lang w:bidi="fa-IR"/>
+        </w:rPr>
+        <w:t>آرام</w:t>
+      </w:r>
+      <w:r>
+        <w:rPr>
+          <w:rFonts w:cs="B Titr" w:hint="cs"/>
+          <w:sz w:val="32"/>
+          <w:szCs w:val="32"/>
+          <w:rtl/>
+          <w:lang w:bidi="fa-IR"/>
+        </w:rPr>
+        <w:t>/</w:t>
+      </w:r>
+      <w:r>
+        <w:rPr>
+          <w:rFonts w:cs="B Titr" w:hint="cs"/>
+          <w:sz w:val="32"/>
+          <w:szCs w:val="32"/>
+          <w:rtl/>
+          <w:lang w:bidi="fa-IR"/>
+        </w:rPr>
+        <w:t>صلح جو</w:t>
+      </w:r>
+      <w:r>
+        <w:rPr>
+          <w:rFonts w:cs="B Titr" w:hint="cs"/>
+          <w:sz w:val="32"/>
+          <w:szCs w:val="32"/>
+          <w:rtl/>
+          <w:lang w:bidi="fa-IR"/>
+        </w:rPr>
+        <w:t xml:space="preserve"> (</w:t>
+      </w:r>
+      <w:r>
+        <w:rPr>
+          <w:rFonts w:cs="B Titr"/>
+          <w:sz w:val="32"/>
+          <w:szCs w:val="32"/>
+          <w:lang w:bidi="fa-IR"/>
+        </w:rPr>
+        <w:t>Calm</w:t>
+      </w:r>
+      <w:r>
+        <w:rPr>
+          <w:rFonts w:cs="B Titr"/>
+          <w:sz w:val="32"/>
+          <w:szCs w:val="32"/>
+          <w:lang w:bidi="fa-IR"/>
+        </w:rPr>
+        <w:t>/</w:t>
+      </w:r>
+      <w:r>
+        <w:rPr>
+          <w:rFonts w:cs="B Titr"/>
+          <w:sz w:val="32"/>
+          <w:szCs w:val="32"/>
+          <w:lang w:bidi="fa-IR"/>
+        </w:rPr>
+        <w:t>Peaceful</w:t>
+      </w:r>
+      <w:r>
+        <w:rPr>
+          <w:rFonts w:cs="B Titr" w:hint="cs"/>
+          <w:sz w:val="32"/>
+          <w:szCs w:val="32"/>
+          <w:rtl/>
+          <w:lang w:bidi="fa-IR"/>
+        </w:rPr>
+        <w:t>)</w:t>
+      </w:r>
+    </w:p>
+    <w:p>
+      <w:pPr>
+        <w:pStyle w:val="ListParagraph"/>
+        <w:numPr>
+          <w:ilvl w:val="0"/>
+          <w:numId w:val="13"/>
+        </w:numPr>
+        <w:bidi/>
+        <w:rPr>
+          <w:rFonts w:cs="B Koodak"/>
+          <w:sz w:val="24"/>
+          <w:szCs w:val="24"/>
+          <w:lang w:bidi="fa-IR"/>
+        </w:rPr>
+      </w:pPr>
+      <w:r>
+        <w:rPr>
+          <w:rFonts w:cs="B Koodak" w:hint="cs"/>
+          <w:color w:val="C45911" w:themeColor="accent2" w:themeShade="BF"/>
+          <w:sz w:val="24"/>
+          <w:szCs w:val="24"/>
+          <w:rtl/>
+          <w:lang w:bidi="fa-IR"/>
+        </w:rPr>
+        <w:t>نگاه کلی</w:t>
+      </w:r>
+      <w:r>
+        <w:rPr>
+          <w:rFonts w:cs="B Koodak" w:hint="cs"/>
+          <w:color w:val="C45911" w:themeColor="accent2" w:themeShade="BF"/>
+          <w:sz w:val="24"/>
+          <w:szCs w:val="24"/>
+          <w:rtl/>
+          <w:lang w:bidi="fa-IR"/>
+        </w:rPr>
+        <w:t xml:space="preserve">: </w:t>
+      </w:r>
+      <w:r>
+        <w:rPr>
+          <w:rFonts w:cs="B Koodak" w:hint="cs"/>
+          <w:sz w:val="24"/>
+          <w:szCs w:val="24"/>
+          <w:rtl/>
+          <w:lang w:bidi="fa-IR"/>
+        </w:rPr>
+        <w:t>برای محصولات و خدماتی که به سلامتی مشتری ها اهمیت میدن، همراه با رنگ های آرامش بخش پاستلی و هدینگ های</w:t>
+      </w:r>
+      <w:r>
+        <w:rPr>
+          <w:rFonts w:cs="B Koodak"/>
+          <w:sz w:val="24"/>
+          <w:szCs w:val="24"/>
+          <w:lang w:bidi="fa-IR"/>
+        </w:rPr>
+        <w:t xml:space="preserve"> </w:t>
+      </w:r>
+      <w:r>
+        <w:rPr>
+          <w:rFonts w:cs="B Koodak" w:hint="cs"/>
+          <w:sz w:val="24"/>
+          <w:szCs w:val="24"/>
+          <w:rtl/>
+          <w:lang w:bidi="fa-IR"/>
+        </w:rPr>
+        <w:t xml:space="preserve"> نرم از نوع </w:t>
+      </w:r>
+      <w:r>
+        <w:rPr>
+          <w:rFonts w:cs="B Koodak"/>
+          <w:sz w:val="24"/>
+          <w:szCs w:val="24"/>
+          <w:lang w:bidi="fa-IR"/>
+        </w:rPr>
+        <w:t>serif</w:t>
+      </w:r>
+    </w:p>
+    <w:p>
+      <w:pPr>
+        <w:pStyle w:val="ListParagraph"/>
+        <w:numPr>
+          <w:ilvl w:val="0"/>
+          <w:numId w:val="13"/>
+        </w:numPr>
+        <w:bidi/>
+        <w:rPr>
+          <w:rFonts w:cs="B Koodak" w:hint="cs"/>
+          <w:sz w:val="24"/>
+          <w:szCs w:val="24"/>
+          <w:lang w:bidi="fa-IR"/>
+        </w:rPr>
+      </w:pPr>
+      <w:r>
+        <w:rPr>
+          <w:rFonts w:cs="B Koodak" w:hint="cs"/>
+          <w:color w:val="C45911" w:themeColor="accent2" w:themeShade="BF"/>
+          <w:sz w:val="24"/>
+          <w:szCs w:val="24"/>
+          <w:rtl/>
+          <w:lang w:bidi="fa-IR"/>
+        </w:rPr>
+        <w:t>سایت ها</w:t>
+      </w:r>
+      <w:r>
+        <w:rPr>
+          <w:rFonts w:cs="B Koodak" w:hint="cs"/>
+          <w:color w:val="C45911" w:themeColor="accent2" w:themeShade="BF"/>
+          <w:sz w:val="24"/>
+          <w:szCs w:val="24"/>
+          <w:rtl/>
+          <w:lang w:bidi="fa-IR"/>
+        </w:rPr>
+        <w:t xml:space="preserve">: </w:t>
+      </w:r>
+      <w:r>
+        <w:rPr>
+          <w:rFonts w:cs="B Koodak" w:hint="cs"/>
+          <w:sz w:val="24"/>
+          <w:szCs w:val="24"/>
+          <w:rtl/>
+          <w:lang w:bidi="fa-IR"/>
+        </w:rPr>
+        <w:t>محص</w:t>
+      </w:r>
+      <w:r>
+        <w:rPr>
+          <w:rFonts w:cs="B Koodak" w:hint="cs"/>
+          <w:sz w:val="24"/>
+          <w:szCs w:val="24"/>
+          <w:rtl/>
+          <w:lang w:bidi="fa-IR"/>
+        </w:rPr>
+        <w:t>ولات آرایشی، بهداشتی، سایت های حوزه سلامت و ...</w:t>
+      </w:r>
+    </w:p>
+    <w:p>
+      <w:pPr>
+        <w:pStyle w:val="ListParagraph"/>
+        <w:numPr>
+          <w:ilvl w:val="0"/>
+          <w:numId w:val="13"/>
+        </w:numPr>
+        <w:bidi/>
+        <w:rPr>
+          <w:rFonts w:cs="B Koodak" w:hint="cs"/>
+          <w:sz w:val="24"/>
+          <w:szCs w:val="24"/>
+          <w:lang w:bidi="fa-IR"/>
+        </w:rPr>
+      </w:pPr>
+      <w:r>
+        <w:rPr>
+          <w:rFonts w:cs="B Koodak" w:hint="cs"/>
+          <w:color w:val="C45911" w:themeColor="accent2" w:themeShade="BF"/>
+          <w:sz w:val="24"/>
+          <w:szCs w:val="24"/>
+          <w:rtl/>
+          <w:lang w:bidi="fa-IR"/>
+        </w:rPr>
+        <w:t xml:space="preserve">تایپوگرافی: </w:t>
+      </w:r>
+      <w:r>
+        <w:rPr>
+          <w:rFonts w:cs="B Koodak" w:hint="cs"/>
+          <w:sz w:val="24"/>
+          <w:szCs w:val="24"/>
+          <w:rtl/>
+          <w:lang w:bidi="fa-IR"/>
+        </w:rPr>
+        <w:t xml:space="preserve">معمولا </w:t>
+      </w:r>
+      <w:r>
+        <w:rPr>
+          <w:rFonts w:cs="B Koodak" w:hint="cs"/>
+          <w:sz w:val="24"/>
+          <w:szCs w:val="24"/>
+          <w:rtl/>
+          <w:lang w:bidi="fa-IR"/>
+        </w:rPr>
+        <w:t>فونت های</w:t>
+      </w:r>
+      <w:r>
+        <w:rPr>
+          <w:rFonts w:cs="B Koodak" w:hint="cs"/>
+          <w:sz w:val="24"/>
+          <w:szCs w:val="24"/>
+          <w:rtl/>
+          <w:lang w:bidi="fa-IR"/>
+        </w:rPr>
+        <w:t xml:space="preserve"> نرم از نوع</w:t>
+      </w:r>
+      <w:r>
+        <w:rPr>
+          <w:rFonts w:cs="B Koodak" w:hint="cs"/>
+          <w:sz w:val="24"/>
+          <w:szCs w:val="24"/>
+          <w:rtl/>
+          <w:lang w:bidi="fa-IR"/>
+        </w:rPr>
+        <w:t xml:space="preserve"> </w:t>
+      </w:r>
+      <w:r>
+        <w:rPr>
+          <w:rFonts w:cs="B Koodak"/>
+          <w:sz w:val="24"/>
+          <w:szCs w:val="24"/>
+          <w:lang w:bidi="fa-IR"/>
+        </w:rPr>
+        <w:t>serif</w:t>
+      </w:r>
+      <w:r>
+        <w:rPr>
+          <w:rFonts w:cs="B Koodak" w:hint="cs"/>
+          <w:sz w:val="24"/>
+          <w:szCs w:val="24"/>
+          <w:rtl/>
+          <w:lang w:bidi="fa-IR"/>
+        </w:rPr>
+        <w:t xml:space="preserve"> </w:t>
+      </w:r>
+      <w:r>
+        <w:rPr>
+          <w:rFonts w:cs="B Koodak" w:hint="cs"/>
+          <w:sz w:val="24"/>
+          <w:szCs w:val="24"/>
+          <w:rtl/>
+          <w:lang w:bidi="fa-IR"/>
+        </w:rPr>
+        <w:t>برای هدینگ ها</w:t>
+      </w:r>
+    </w:p>
+    <w:p>
+      <w:pPr>
+        <w:pStyle w:val="ListParagraph"/>
+        <w:numPr>
+          <w:ilvl w:val="0"/>
+          <w:numId w:val="13"/>
+        </w:numPr>
+        <w:bidi/>
+        <w:rPr>
+          <w:rFonts w:cs="B Koodak"/>
+          <w:sz w:val="24"/>
+          <w:szCs w:val="24"/>
+          <w:lang w:bidi="fa-IR"/>
+        </w:rPr>
+      </w:pPr>
+      <w:r>
+        <w:rPr>
+          <w:rFonts w:cs="B Koodak" w:hint="cs"/>
+          <w:color w:val="C45911" w:themeColor="accent2" w:themeShade="BF"/>
+          <w:sz w:val="24"/>
+          <w:szCs w:val="24"/>
+          <w:rtl/>
+          <w:lang w:bidi="fa-IR"/>
+        </w:rPr>
+        <w:t>رنگ ها:</w:t>
+      </w:r>
+      <w:r>
+        <w:rPr>
+          <w:rFonts w:cs="B Koodak" w:hint="cs"/>
+          <w:sz w:val="24"/>
+          <w:szCs w:val="24"/>
+          <w:rtl/>
+          <w:lang w:bidi="fa-IR"/>
+        </w:rPr>
+        <w:t xml:space="preserve"> </w:t>
+      </w:r>
+      <w:r>
+        <w:rPr>
+          <w:rFonts w:cs="B Koodak" w:hint="cs"/>
+          <w:sz w:val="24"/>
+          <w:szCs w:val="24"/>
+          <w:rtl/>
+          <w:lang w:bidi="fa-IR"/>
+        </w:rPr>
+        <w:t>رنگ های پاستلی بدون لعاب مثل نارنجی کم رنگ، زرد، قهوه ای، سبز و آبی</w:t>
+      </w:r>
+    </w:p>
+    <w:p>
+      <w:pPr>
+        <w:pStyle w:val="ListParagraph"/>
+        <w:numPr>
+          <w:ilvl w:val="0"/>
+          <w:numId w:val="13"/>
+        </w:numPr>
+        <w:bidi/>
+        <w:rPr>
+          <w:rFonts w:cs="B Koodak" w:hint="cs"/>
+          <w:sz w:val="24"/>
+          <w:szCs w:val="24"/>
+          <w:lang w:bidi="fa-IR"/>
+        </w:rPr>
+      </w:pPr>
+      <w:r>
+        <w:rPr>
+          <w:rFonts w:cs="B Koodak" w:hint="cs"/>
+          <w:color w:val="C45911" w:themeColor="accent2" w:themeShade="BF"/>
+          <w:sz w:val="24"/>
+          <w:szCs w:val="24"/>
+          <w:rtl/>
+          <w:lang w:bidi="fa-IR"/>
+        </w:rPr>
+        <w:t>تصاویر:</w:t>
+      </w:r>
+      <w:r>
+        <w:rPr>
+          <w:rFonts w:cs="B Koodak" w:hint="cs"/>
+          <w:sz w:val="24"/>
+          <w:szCs w:val="24"/>
+          <w:rtl/>
+          <w:lang w:bidi="fa-IR"/>
+        </w:rPr>
+        <w:t xml:space="preserve"> تصاویر </w:t>
+      </w:r>
+      <w:r>
+        <w:rPr>
+          <w:rFonts w:cs="B Koodak" w:hint="cs"/>
+          <w:sz w:val="24"/>
+          <w:szCs w:val="24"/>
+          <w:rtl/>
+          <w:lang w:bidi="fa-IR"/>
+        </w:rPr>
+        <w:t xml:space="preserve">و ایلوستریشن های فراوان همرنگ با تم کلی صفحه </w:t>
+      </w:r>
+    </w:p>
+    <w:p>
+      <w:pPr>
+        <w:pStyle w:val="ListParagraph"/>
+        <w:numPr>
+          <w:ilvl w:val="0"/>
+          <w:numId w:val="13"/>
+        </w:numPr>
+        <w:bidi/>
+        <w:rPr>
+          <w:rFonts w:cs="B Koodak"/>
+          <w:sz w:val="24"/>
+          <w:szCs w:val="24"/>
+          <w:lang w:bidi="fa-IR"/>
+        </w:rPr>
+      </w:pPr>
+      <w:r>
+        <w:rPr>
+          <w:rFonts w:cs="B Koodak" w:hint="cs"/>
+          <w:color w:val="C45911" w:themeColor="accent2" w:themeShade="BF"/>
+          <w:sz w:val="24"/>
+          <w:szCs w:val="24"/>
+          <w:rtl/>
+          <w:lang w:bidi="fa-IR"/>
+        </w:rPr>
+        <w:t>آیکون ها:</w:t>
+      </w:r>
+      <w:r>
+        <w:rPr>
+          <w:rFonts w:cs="B Koodak" w:hint="cs"/>
+          <w:sz w:val="24"/>
+          <w:szCs w:val="24"/>
+          <w:rtl/>
+          <w:lang w:bidi="fa-IR"/>
+        </w:rPr>
+        <w:t xml:space="preserve"> </w:t>
+      </w:r>
+      <w:r>
+        <w:rPr>
+          <w:rFonts w:cs="B Koodak" w:hint="cs"/>
+          <w:sz w:val="24"/>
+          <w:szCs w:val="24"/>
+          <w:rtl/>
+          <w:lang w:bidi="fa-IR"/>
+        </w:rPr>
+        <w:t>به تعداد فراوان</w:t>
+      </w:r>
+    </w:p>
+    <w:p>
+      <w:pPr>
+        <w:pStyle w:val="ListParagraph"/>
+        <w:numPr>
+          <w:ilvl w:val="0"/>
+          <w:numId w:val="13"/>
+        </w:numPr>
+        <w:bidi/>
+        <w:rPr>
+          <w:rFonts w:cs="B Koodak" w:hint="cs"/>
+          <w:sz w:val="24"/>
+          <w:szCs w:val="24"/>
+          <w:lang w:bidi="fa-IR"/>
+        </w:rPr>
+      </w:pPr>
+      <w:r>
+        <w:rPr>
+          <w:rFonts w:cs="B Koodak" w:hint="cs"/>
+          <w:color w:val="C45911" w:themeColor="accent2" w:themeShade="BF"/>
+          <w:sz w:val="24"/>
+          <w:szCs w:val="24"/>
+          <w:rtl/>
+          <w:lang w:bidi="fa-IR"/>
+        </w:rPr>
+        <w:t>سایه ها:</w:t>
+      </w:r>
+      <w:r>
+        <w:rPr>
+          <w:rFonts w:cs="B Koodak" w:hint="cs"/>
+          <w:sz w:val="24"/>
+          <w:szCs w:val="24"/>
+          <w:rtl/>
+          <w:lang w:bidi="fa-IR"/>
+        </w:rPr>
+        <w:t xml:space="preserve"> معمولا بدون سایه</w:t>
+      </w:r>
+      <w:r>
+        <w:rPr>
+          <w:rFonts w:cs="B Koodak" w:hint="cs"/>
+          <w:sz w:val="24"/>
+          <w:szCs w:val="24"/>
+          <w:rtl/>
+          <w:lang w:bidi="fa-IR"/>
+        </w:rPr>
+        <w:t>، در صورت نیاز سایه های ملایم</w:t>
+      </w:r>
+    </w:p>
+    <w:p>
+      <w:pPr>
+        <w:pStyle w:val="ListParagraph"/>
+        <w:numPr>
+          <w:ilvl w:val="0"/>
+          <w:numId w:val="13"/>
+        </w:numPr>
+        <w:bidi/>
+        <w:rPr>
+          <w:rFonts w:cs="B Koodak"/>
+          <w:sz w:val="24"/>
+          <w:szCs w:val="24"/>
+          <w:lang w:bidi="fa-IR"/>
+        </w:rPr>
+      </w:pPr>
+      <w:r>
+        <w:rPr>
+          <w:rFonts w:cs="B Koodak" w:hint="cs"/>
+          <w:color w:val="C45911" w:themeColor="accent2" w:themeShade="BF"/>
+          <w:sz w:val="24"/>
+          <w:szCs w:val="24"/>
+          <w:rtl/>
+          <w:lang w:bidi="fa-IR"/>
+        </w:rPr>
+        <w:t>انحنای گوشه ها:</w:t>
+      </w:r>
+      <w:r>
+        <w:rPr>
+          <w:rFonts w:cs="B Koodak" w:hint="cs"/>
+          <w:sz w:val="24"/>
+          <w:szCs w:val="24"/>
+          <w:rtl/>
+          <w:lang w:bidi="fa-IR"/>
+        </w:rPr>
+        <w:t xml:space="preserve"> </w:t>
+      </w:r>
+      <w:r>
+        <w:rPr>
+          <w:rFonts w:cs="B Koodak" w:hint="cs"/>
+          <w:sz w:val="24"/>
+          <w:szCs w:val="24"/>
+          <w:rtl/>
+          <w:lang w:bidi="fa-IR"/>
+        </w:rPr>
+        <w:t>گاها استفاده میشه</w:t>
+      </w:r>
+    </w:p>
+    <w:p>
+      <w:pPr>
+        <w:pStyle w:val="ListParagraph"/>
+        <w:numPr>
+          <w:ilvl w:val="0"/>
+          <w:numId w:val="13"/>
+        </w:numPr>
+        <w:bidi/>
+        <w:rPr>
+          <w:rFonts w:cs="B Koodak"/>
+          <w:sz w:val="24"/>
+          <w:szCs w:val="24"/>
+          <w:lang w:bidi="fa-IR"/>
+        </w:rPr>
+      </w:pPr>
+      <w:r>
+        <w:rPr>
+          <w:rFonts w:cs="B Koodak" w:hint="cs"/>
+          <w:color w:val="C45911" w:themeColor="accent2" w:themeShade="BF"/>
+          <w:sz w:val="24"/>
+          <w:szCs w:val="24"/>
+          <w:rtl/>
+          <w:lang w:bidi="fa-IR"/>
+        </w:rPr>
+        <w:t>لی اوت:</w:t>
+      </w:r>
+      <w:r>
+        <w:rPr>
+          <w:rFonts w:cs="B Koodak" w:hint="cs"/>
+          <w:sz w:val="24"/>
+          <w:szCs w:val="24"/>
+          <w:rtl/>
+          <w:lang w:bidi="fa-IR"/>
+        </w:rPr>
+        <w:t xml:space="preserve"> بدون محدودیت</w:t>
+      </w:r>
+    </w:p>
+    <w:p>
+      <w:pPr>
+        <w:pStyle w:val="ListParagraph"/>
+        <w:numPr>
+          <w:ilvl w:val="0"/>
+          <w:numId w:val="12"/>
+        </w:numPr>
+        <w:bidi/>
+        <w:rPr>
+          <w:rFonts w:cs="B Titr"/>
+          <w:sz w:val="32"/>
+          <w:szCs w:val="32"/>
+          <w:lang w:bidi="fa-IR"/>
+        </w:rPr>
+      </w:pPr>
+      <w:r>
+        <w:rPr>
+          <w:rFonts w:cs="B Titr" w:hint="cs"/>
+          <w:sz w:val="32"/>
+          <w:szCs w:val="32"/>
+          <w:rtl/>
+          <w:lang w:bidi="fa-IR"/>
+        </w:rPr>
+        <w:t>استارتاپ</w:t>
+      </w:r>
+      <w:r>
+        <w:rPr>
+          <w:rFonts w:cs="B Titr" w:hint="cs"/>
+          <w:sz w:val="32"/>
+          <w:szCs w:val="32"/>
+          <w:rtl/>
+          <w:lang w:bidi="fa-IR"/>
+        </w:rPr>
+        <w:t>/</w:t>
+      </w:r>
+      <w:r>
+        <w:rPr>
+          <w:rFonts w:cs="B Titr" w:hint="cs"/>
+          <w:sz w:val="32"/>
+          <w:szCs w:val="32"/>
+          <w:rtl/>
+          <w:lang w:bidi="fa-IR"/>
+        </w:rPr>
+        <w:t>خوشبین</w:t>
+      </w:r>
+      <w:r>
+        <w:rPr>
+          <w:rFonts w:cs="B Titr" w:hint="cs"/>
+          <w:sz w:val="32"/>
+          <w:szCs w:val="32"/>
+          <w:rtl/>
+          <w:lang w:bidi="fa-IR"/>
+        </w:rPr>
+        <w:t xml:space="preserve"> (</w:t>
+      </w:r>
+      <w:r>
+        <w:rPr>
+          <w:rFonts w:cs="B Titr"/>
+          <w:sz w:val="32"/>
+          <w:szCs w:val="32"/>
+          <w:lang w:bidi="fa-IR"/>
+        </w:rPr>
+        <w:t>Startup</w:t>
+      </w:r>
+      <w:r>
+        <w:rPr>
+          <w:rFonts w:cs="B Titr"/>
+          <w:sz w:val="32"/>
+          <w:szCs w:val="32"/>
+          <w:lang w:bidi="fa-IR"/>
+        </w:rPr>
+        <w:t>/</w:t>
+      </w:r>
+      <w:r>
+        <w:rPr>
+          <w:rFonts w:cs="B Titr"/>
+          <w:sz w:val="32"/>
+          <w:szCs w:val="32"/>
+          <w:lang w:bidi="fa-IR"/>
+        </w:rPr>
+        <w:t>Upbeat</w:t>
+      </w:r>
+      <w:r>
+        <w:rPr>
+          <w:rFonts w:cs="B Titr" w:hint="cs"/>
+          <w:sz w:val="32"/>
+          <w:szCs w:val="32"/>
+          <w:rtl/>
+          <w:lang w:bidi="fa-IR"/>
+        </w:rPr>
+        <w:t>)</w:t>
+      </w:r>
+    </w:p>
+    <w:p>
+      <w:pPr>
+        <w:pStyle w:val="ListParagraph"/>
+        <w:numPr>
+          <w:ilvl w:val="0"/>
+          <w:numId w:val="13"/>
+        </w:numPr>
+        <w:bidi/>
+        <w:rPr>
+          <w:rFonts w:cs="B Koodak"/>
+          <w:sz w:val="24"/>
+          <w:szCs w:val="24"/>
+          <w:lang w:bidi="fa-IR"/>
+        </w:rPr>
+      </w:pPr>
+      <w:r>
+        <w:rPr>
+          <w:rFonts w:cs="B Koodak" w:hint="cs"/>
+          <w:color w:val="C45911" w:themeColor="accent2" w:themeShade="BF"/>
+          <w:sz w:val="24"/>
+          <w:szCs w:val="24"/>
+          <w:rtl/>
+          <w:lang w:bidi="fa-IR"/>
+        </w:rPr>
+        <w:t>نگاه کلی</w:t>
+      </w:r>
+      <w:r>
+        <w:rPr>
+          <w:rFonts w:cs="B Koodak" w:hint="cs"/>
+          <w:color w:val="C45911" w:themeColor="accent2" w:themeShade="BF"/>
+          <w:sz w:val="24"/>
+          <w:szCs w:val="24"/>
+          <w:rtl/>
+          <w:lang w:bidi="fa-IR"/>
+        </w:rPr>
+        <w:t xml:space="preserve">: </w:t>
+      </w:r>
+      <w:r>
+        <w:rPr>
+          <w:rFonts w:cs="B Koodak" w:hint="cs"/>
+          <w:sz w:val="24"/>
+          <w:szCs w:val="24"/>
+          <w:rtl/>
+          <w:lang w:bidi="fa-IR"/>
+        </w:rPr>
+        <w:t xml:space="preserve">به طور گسترده ای در استارتاپ ها استفاده میشه، فونت های مدیوم سایز از نوع </w:t>
+      </w:r>
+      <w:r>
+        <w:rPr>
+          <w:rFonts w:cs="B Koodak"/>
+          <w:sz w:val="24"/>
+          <w:szCs w:val="24"/>
+          <w:lang w:bidi="fa-IR"/>
+        </w:rPr>
+        <w:t>sans-serif</w:t>
+      </w:r>
+      <w:r>
+        <w:rPr>
+          <w:rFonts w:cs="B Koodak" w:hint="cs"/>
+          <w:sz w:val="24"/>
+          <w:szCs w:val="24"/>
+          <w:rtl/>
+          <w:lang w:bidi="fa-IR"/>
+        </w:rPr>
+        <w:t xml:space="preserve"> ، پس زمینه خاکستری روشن</w:t>
+      </w:r>
+      <w:r>
+        <w:rPr>
+          <w:rFonts w:cs="B Koodak" w:hint="cs"/>
+          <w:sz w:val="24"/>
+          <w:szCs w:val="24"/>
+          <w:rtl/>
+          <w:lang w:bidi="fa-IR"/>
+        </w:rPr>
+        <w:t xml:space="preserve"> </w:t>
+      </w:r>
+      <w:r>
+        <w:rPr>
+          <w:rFonts w:cs="B Koodak" w:hint="cs"/>
+          <w:sz w:val="24"/>
+          <w:szCs w:val="24"/>
+          <w:rtl/>
+          <w:lang w:bidi="fa-IR"/>
+        </w:rPr>
+        <w:t>و المان های گرد</w:t>
+      </w:r>
+    </w:p>
+    <w:p>
+      <w:pPr>
+        <w:pStyle w:val="ListParagraph"/>
+        <w:numPr>
+          <w:ilvl w:val="0"/>
+          <w:numId w:val="13"/>
+        </w:numPr>
+        <w:bidi/>
+        <w:rPr>
+          <w:rFonts w:cs="B Koodak" w:hint="cs"/>
+          <w:sz w:val="24"/>
+          <w:szCs w:val="24"/>
+          <w:lang w:bidi="fa-IR"/>
+        </w:rPr>
+      </w:pPr>
+      <w:r>
+        <w:rPr>
+          <w:rFonts w:cs="B Koodak" w:hint="cs"/>
+          <w:color w:val="C45911" w:themeColor="accent2" w:themeShade="BF"/>
+          <w:sz w:val="24"/>
+          <w:szCs w:val="24"/>
+          <w:rtl/>
+          <w:lang w:bidi="fa-IR"/>
+        </w:rPr>
+        <w:lastRenderedPageBreak/>
+        <w:t>سایت ها</w:t>
+      </w:r>
+      <w:r>
+        <w:rPr>
+          <w:rFonts w:cs="B Koodak" w:hint="cs"/>
+          <w:color w:val="C45911" w:themeColor="accent2" w:themeShade="BF"/>
+          <w:sz w:val="24"/>
+          <w:szCs w:val="24"/>
+          <w:rtl/>
+          <w:lang w:bidi="fa-IR"/>
+        </w:rPr>
+        <w:t xml:space="preserve">: </w:t>
+      </w:r>
+      <w:r>
+        <w:rPr>
+          <w:rFonts w:cs="B Koodak" w:hint="cs"/>
+          <w:sz w:val="24"/>
+          <w:szCs w:val="24"/>
+          <w:rtl/>
+          <w:lang w:bidi="fa-IR"/>
+        </w:rPr>
+        <w:t>استارتاپ های نرم افزاری</w:t>
+      </w:r>
+      <w:r>
+        <w:rPr>
+          <w:rFonts w:cs="B Koodak" w:hint="cs"/>
+          <w:sz w:val="24"/>
+          <w:szCs w:val="24"/>
+          <w:rtl/>
+          <w:lang w:bidi="fa-IR"/>
+        </w:rPr>
+        <w:t xml:space="preserve"> و سایر کمپانی های مدرن</w:t>
+      </w:r>
+    </w:p>
+    <w:p>
+      <w:pPr>
+        <w:pStyle w:val="ListParagraph"/>
+        <w:numPr>
+          <w:ilvl w:val="0"/>
+          <w:numId w:val="13"/>
+        </w:numPr>
+        <w:bidi/>
+        <w:rPr>
+          <w:rFonts w:cs="B Koodak" w:hint="cs"/>
+          <w:sz w:val="24"/>
+          <w:szCs w:val="24"/>
+          <w:lang w:bidi="fa-IR"/>
+        </w:rPr>
+      </w:pPr>
+      <w:r>
+        <w:rPr>
+          <w:rFonts w:cs="B Koodak" w:hint="cs"/>
+          <w:color w:val="C45911" w:themeColor="accent2" w:themeShade="BF"/>
+          <w:sz w:val="24"/>
+          <w:szCs w:val="24"/>
+          <w:rtl/>
+          <w:lang w:bidi="fa-IR"/>
+        </w:rPr>
+        <w:t xml:space="preserve">تایپوگرافی: </w:t>
+      </w:r>
+      <w:r>
+        <w:rPr>
+          <w:rFonts w:cs="B Koodak" w:hint="cs"/>
+          <w:sz w:val="24"/>
+          <w:szCs w:val="24"/>
+          <w:rtl/>
+          <w:lang w:bidi="fa-IR"/>
+        </w:rPr>
+        <w:t xml:space="preserve">هدینگ های مدیوم سایز (نه خیلی بزرگ)، استفاده از یک فونت </w:t>
+      </w:r>
+      <w:r>
+        <w:rPr>
+          <w:rFonts w:cs="B Koodak"/>
+          <w:sz w:val="24"/>
+          <w:szCs w:val="24"/>
+          <w:lang w:bidi="fa-IR"/>
+        </w:rPr>
+        <w:t>san-serif</w:t>
+      </w:r>
+      <w:r>
+        <w:rPr>
+          <w:rFonts w:cs="B Koodak" w:hint="cs"/>
+          <w:sz w:val="24"/>
+          <w:szCs w:val="24"/>
+          <w:rtl/>
+          <w:lang w:bidi="fa-IR"/>
+        </w:rPr>
+        <w:t xml:space="preserve"> در کل سایت، گرایش به متن های با رنگ خاکستری متمایل به روشن</w:t>
+      </w:r>
+    </w:p>
+    <w:p>
+      <w:pPr>
+        <w:pStyle w:val="ListParagraph"/>
+        <w:numPr>
+          <w:ilvl w:val="0"/>
+          <w:numId w:val="13"/>
+        </w:numPr>
+        <w:bidi/>
+        <w:rPr>
+          <w:rFonts w:cs="B Koodak"/>
+          <w:sz w:val="24"/>
+          <w:szCs w:val="24"/>
+          <w:lang w:bidi="fa-IR"/>
+        </w:rPr>
+      </w:pPr>
+      <w:r>
+        <w:rPr>
+          <w:rFonts w:cs="B Koodak" w:hint="cs"/>
+          <w:color w:val="C45911" w:themeColor="accent2" w:themeShade="BF"/>
+          <w:sz w:val="24"/>
+          <w:szCs w:val="24"/>
+          <w:rtl/>
+          <w:lang w:bidi="fa-IR"/>
+        </w:rPr>
+        <w:t>رنگ ها:</w:t>
+      </w:r>
+      <w:r>
+        <w:rPr>
+          <w:rFonts w:cs="B Koodak" w:hint="cs"/>
+          <w:sz w:val="24"/>
+          <w:szCs w:val="24"/>
+          <w:rtl/>
+          <w:lang w:bidi="fa-IR"/>
+        </w:rPr>
+        <w:t xml:space="preserve"> </w:t>
+      </w:r>
+      <w:r>
+        <w:rPr>
+          <w:rFonts w:cs="B Koodak" w:hint="cs"/>
+          <w:sz w:val="24"/>
+          <w:szCs w:val="24"/>
+          <w:rtl/>
+          <w:lang w:bidi="fa-IR"/>
+        </w:rPr>
+        <w:t>آبی، سبز و بنفش به وفور استفاده میشه، پر از پس زمینه های روشن (معمولا خاکستری) و همین طور گرادیان ها</w:t>
+      </w:r>
+    </w:p>
+    <w:p>
+      <w:pPr>
+        <w:pStyle w:val="ListParagraph"/>
+        <w:numPr>
+          <w:ilvl w:val="0"/>
+          <w:numId w:val="13"/>
+        </w:numPr>
+        <w:bidi/>
+        <w:rPr>
+          <w:rFonts w:cs="B Koodak" w:hint="cs"/>
+          <w:sz w:val="24"/>
+          <w:szCs w:val="24"/>
+          <w:lang w:bidi="fa-IR"/>
+        </w:rPr>
+      </w:pPr>
+      <w:r>
+        <w:rPr>
+          <w:rFonts w:cs="B Koodak" w:hint="cs"/>
+          <w:color w:val="C45911" w:themeColor="accent2" w:themeShade="BF"/>
+          <w:sz w:val="24"/>
+          <w:szCs w:val="24"/>
+          <w:rtl/>
+          <w:lang w:bidi="fa-IR"/>
+        </w:rPr>
+        <w:t>تصاویر:</w:t>
+      </w:r>
+      <w:r>
+        <w:rPr>
+          <w:rFonts w:cs="B Koodak" w:hint="cs"/>
+          <w:sz w:val="24"/>
+          <w:szCs w:val="24"/>
+          <w:rtl/>
+          <w:lang w:bidi="fa-IR"/>
+        </w:rPr>
+        <w:t xml:space="preserve"> </w:t>
+      </w:r>
+      <w:r>
+        <w:rPr>
+          <w:rFonts w:cs="B Koodak" w:hint="cs"/>
+          <w:sz w:val="24"/>
+          <w:szCs w:val="24"/>
+          <w:rtl/>
+          <w:lang w:bidi="fa-IR"/>
+        </w:rPr>
+        <w:t>تصاویر و ایلوستریشن با تعداد زیاد، ایوستریشن های سه بعدی و گاهی اوقات پترن ها و اشکال هندسی</w:t>
+      </w:r>
+      <w:r>
+        <w:rPr>
+          <w:rFonts w:cs="B Koodak" w:hint="cs"/>
+          <w:sz w:val="24"/>
+          <w:szCs w:val="24"/>
+          <w:rtl/>
+          <w:lang w:bidi="fa-IR"/>
+        </w:rPr>
+        <w:t xml:space="preserve"> </w:t>
+      </w:r>
+    </w:p>
+    <w:p>
+      <w:pPr>
+        <w:pStyle w:val="ListParagraph"/>
+        <w:numPr>
+          <w:ilvl w:val="0"/>
+          <w:numId w:val="13"/>
+        </w:numPr>
+        <w:bidi/>
+        <w:rPr>
+          <w:rFonts w:cs="B Koodak"/>
+          <w:sz w:val="24"/>
+          <w:szCs w:val="24"/>
+          <w:lang w:bidi="fa-IR"/>
+        </w:rPr>
+      </w:pPr>
+      <w:r>
+        <w:rPr>
+          <w:rFonts w:cs="B Koodak" w:hint="cs"/>
+          <w:color w:val="C45911" w:themeColor="accent2" w:themeShade="BF"/>
+          <w:sz w:val="24"/>
+          <w:szCs w:val="24"/>
+          <w:rtl/>
+          <w:lang w:bidi="fa-IR"/>
+        </w:rPr>
+        <w:t>آیکون ها:</w:t>
+      </w:r>
+      <w:r>
+        <w:rPr>
+          <w:rFonts w:cs="B Koodak" w:hint="cs"/>
+          <w:sz w:val="24"/>
+          <w:szCs w:val="24"/>
+          <w:rtl/>
+          <w:lang w:bidi="fa-IR"/>
+        </w:rPr>
+        <w:t xml:space="preserve"> </w:t>
+      </w:r>
+      <w:r>
+        <w:rPr>
+          <w:rFonts w:cs="B Koodak" w:hint="cs"/>
+          <w:sz w:val="24"/>
+          <w:szCs w:val="24"/>
+          <w:rtl/>
+          <w:lang w:bidi="fa-IR"/>
+        </w:rPr>
+        <w:t>به تعداد فراوان</w:t>
+      </w:r>
+    </w:p>
+    <w:p>
+      <w:pPr>
+        <w:pStyle w:val="ListParagraph"/>
+        <w:numPr>
+          <w:ilvl w:val="0"/>
+          <w:numId w:val="13"/>
+        </w:numPr>
+        <w:bidi/>
+        <w:rPr>
+          <w:rFonts w:cs="B Koodak" w:hint="cs"/>
+          <w:sz w:val="24"/>
+          <w:szCs w:val="24"/>
+          <w:lang w:bidi="fa-IR"/>
+        </w:rPr>
+      </w:pPr>
+      <w:r>
+        <w:rPr>
+          <w:rFonts w:cs="B Koodak" w:hint="cs"/>
+          <w:color w:val="C45911" w:themeColor="accent2" w:themeShade="BF"/>
+          <w:sz w:val="24"/>
+          <w:szCs w:val="24"/>
+          <w:rtl/>
+          <w:lang w:bidi="fa-IR"/>
+        </w:rPr>
+        <w:t>سایه ها:</w:t>
+      </w:r>
+      <w:r>
+        <w:rPr>
+          <w:rFonts w:cs="B Koodak" w:hint="cs"/>
+          <w:sz w:val="24"/>
+          <w:szCs w:val="24"/>
+          <w:rtl/>
+          <w:lang w:bidi="fa-IR"/>
+        </w:rPr>
+        <w:t xml:space="preserve"> </w:t>
+      </w:r>
+      <w:r>
+        <w:rPr>
+          <w:rFonts w:cs="B Koodak" w:hint="cs"/>
+          <w:sz w:val="24"/>
+          <w:szCs w:val="24"/>
+          <w:rtl/>
+          <w:lang w:bidi="fa-IR"/>
+        </w:rPr>
+        <w:t>سایه های ملایم و همین طور سایه های رنگی</w:t>
+      </w:r>
+    </w:p>
+    <w:p>
+      <w:pPr>
+        <w:pStyle w:val="ListParagraph"/>
+        <w:numPr>
+          <w:ilvl w:val="0"/>
+          <w:numId w:val="13"/>
+        </w:numPr>
+        <w:bidi/>
+        <w:rPr>
+          <w:rFonts w:cs="B Koodak"/>
+          <w:sz w:val="24"/>
+          <w:szCs w:val="24"/>
+          <w:lang w:bidi="fa-IR"/>
+        </w:rPr>
+      </w:pPr>
+      <w:r>
+        <w:rPr>
+          <w:rFonts w:cs="B Koodak" w:hint="cs"/>
+          <w:color w:val="C45911" w:themeColor="accent2" w:themeShade="BF"/>
+          <w:sz w:val="24"/>
+          <w:szCs w:val="24"/>
+          <w:rtl/>
+          <w:lang w:bidi="fa-IR"/>
+        </w:rPr>
+        <w:t>انحنای گوشه ها:</w:t>
+      </w:r>
+      <w:r>
+        <w:rPr>
+          <w:rFonts w:cs="B Koodak" w:hint="cs"/>
+          <w:sz w:val="24"/>
+          <w:szCs w:val="24"/>
+          <w:rtl/>
+          <w:lang w:bidi="fa-IR"/>
+        </w:rPr>
+        <w:t xml:space="preserve"> </w:t>
+      </w:r>
+      <w:r>
+        <w:rPr>
+          <w:rFonts w:cs="B Koodak" w:hint="cs"/>
+          <w:sz w:val="24"/>
+          <w:szCs w:val="24"/>
+          <w:rtl/>
+          <w:lang w:bidi="fa-IR"/>
+        </w:rPr>
+        <w:t>بدون محدودیت</w:t>
+      </w:r>
+    </w:p>
+    <w:p>
+      <w:pPr>
+        <w:pStyle w:val="ListParagraph"/>
+        <w:numPr>
+          <w:ilvl w:val="0"/>
+          <w:numId w:val="13"/>
+        </w:numPr>
+        <w:bidi/>
+        <w:rPr>
+          <w:rFonts w:cs="B Koodak"/>
+          <w:sz w:val="24"/>
+          <w:szCs w:val="24"/>
+          <w:lang w:bidi="fa-IR"/>
+        </w:rPr>
+      </w:pPr>
+      <w:r>
+        <w:rPr>
+          <w:rFonts w:cs="B Koodak" w:hint="cs"/>
+          <w:color w:val="C45911" w:themeColor="accent2" w:themeShade="BF"/>
+          <w:sz w:val="24"/>
+          <w:szCs w:val="24"/>
+          <w:rtl/>
+          <w:lang w:bidi="fa-IR"/>
+        </w:rPr>
+        <w:t>لی اوت:</w:t>
+      </w:r>
+      <w:r>
+        <w:rPr>
+          <w:rFonts w:cs="B Koodak" w:hint="cs"/>
+          <w:sz w:val="24"/>
+          <w:szCs w:val="24"/>
+          <w:rtl/>
+          <w:lang w:bidi="fa-IR"/>
+        </w:rPr>
+        <w:t xml:space="preserve"> </w:t>
+      </w:r>
+      <w:r>
+        <w:rPr>
+          <w:rFonts w:cs="B Koodak" w:hint="cs"/>
+          <w:sz w:val="24"/>
+          <w:szCs w:val="24"/>
+          <w:rtl/>
+          <w:lang w:bidi="fa-IR"/>
+        </w:rPr>
+        <w:t>ردیف های زیگزاگی و همین طور ردیف های دارای کارد محصول همراه با انیمیشن ها به فراوانی استفاده میشه</w:t>
+      </w:r>
+    </w:p>
+    <w:p>
+      <w:pPr>
+        <w:pStyle w:val="ListParagraph"/>
+        <w:numPr>
+          <w:ilvl w:val="0"/>
+          <w:numId w:val="12"/>
+        </w:numPr>
+        <w:bidi/>
+        <w:rPr>
+          <w:rFonts w:cs="B Titr"/>
+          <w:sz w:val="32"/>
+          <w:szCs w:val="32"/>
+          <w:lang w:bidi="fa-IR"/>
+        </w:rPr>
+      </w:pPr>
+      <w:r>
+        <w:rPr>
+          <w:rFonts w:cs="B Titr" w:hint="cs"/>
+          <w:sz w:val="32"/>
+          <w:szCs w:val="32"/>
+          <w:rtl/>
+          <w:lang w:bidi="fa-IR"/>
+        </w:rPr>
+        <w:t>بازیگوش</w:t>
+      </w:r>
+      <w:r>
+        <w:rPr>
+          <w:rFonts w:cs="B Titr" w:hint="cs"/>
+          <w:sz w:val="32"/>
+          <w:szCs w:val="32"/>
+          <w:rtl/>
+          <w:lang w:bidi="fa-IR"/>
+        </w:rPr>
+        <w:t>/</w:t>
+      </w:r>
+      <w:r>
+        <w:rPr>
+          <w:rFonts w:cs="B Titr" w:hint="cs"/>
+          <w:sz w:val="32"/>
+          <w:szCs w:val="32"/>
+          <w:rtl/>
+          <w:lang w:bidi="fa-IR"/>
+        </w:rPr>
+        <w:t>فان</w:t>
+      </w:r>
+      <w:r>
+        <w:rPr>
+          <w:rFonts w:cs="B Titr" w:hint="cs"/>
+          <w:sz w:val="32"/>
+          <w:szCs w:val="32"/>
+          <w:rtl/>
+          <w:lang w:bidi="fa-IR"/>
+        </w:rPr>
+        <w:t xml:space="preserve"> (</w:t>
+      </w:r>
+      <w:r>
+        <w:rPr>
+          <w:rFonts w:cs="B Titr"/>
+          <w:sz w:val="32"/>
+          <w:szCs w:val="32"/>
+          <w:lang w:bidi="fa-IR"/>
+        </w:rPr>
+        <w:t>Playful</w:t>
+      </w:r>
+      <w:r>
+        <w:rPr>
+          <w:rFonts w:cs="B Titr"/>
+          <w:sz w:val="32"/>
+          <w:szCs w:val="32"/>
+          <w:lang w:bidi="fa-IR"/>
+        </w:rPr>
+        <w:t>/</w:t>
+      </w:r>
+      <w:r>
+        <w:rPr>
+          <w:rFonts w:cs="B Titr"/>
+          <w:sz w:val="32"/>
+          <w:szCs w:val="32"/>
+          <w:lang w:bidi="fa-IR"/>
+        </w:rPr>
+        <w:t>Fun</w:t>
+      </w:r>
+      <w:r>
+        <w:rPr>
+          <w:rFonts w:cs="B Titr" w:hint="cs"/>
+          <w:sz w:val="32"/>
+          <w:szCs w:val="32"/>
+          <w:rtl/>
+          <w:lang w:bidi="fa-IR"/>
+        </w:rPr>
+        <w:t>)</w:t>
+      </w:r>
+    </w:p>
+    <w:p>
+      <w:pPr>
+        <w:pStyle w:val="ListParagraph"/>
+        <w:numPr>
+          <w:ilvl w:val="0"/>
+          <w:numId w:val="13"/>
+        </w:numPr>
+        <w:bidi/>
+        <w:rPr>
+          <w:rFonts w:cs="B Koodak"/>
+          <w:sz w:val="24"/>
+          <w:szCs w:val="24"/>
+          <w:lang w:bidi="fa-IR"/>
+        </w:rPr>
+      </w:pPr>
+      <w:r>
+        <w:rPr>
+          <w:rFonts w:cs="B Koodak" w:hint="cs"/>
+          <w:color w:val="C45911" w:themeColor="accent2" w:themeShade="BF"/>
+          <w:sz w:val="24"/>
+          <w:szCs w:val="24"/>
+          <w:rtl/>
+          <w:lang w:bidi="fa-IR"/>
+        </w:rPr>
+        <w:t>نگاه کلی</w:t>
+      </w:r>
+      <w:r>
+        <w:rPr>
+          <w:rFonts w:cs="B Koodak" w:hint="cs"/>
+          <w:color w:val="C45911" w:themeColor="accent2" w:themeShade="BF"/>
+          <w:sz w:val="24"/>
+          <w:szCs w:val="24"/>
+          <w:rtl/>
+          <w:lang w:bidi="fa-IR"/>
+        </w:rPr>
+        <w:t xml:space="preserve">: </w:t>
+      </w:r>
+      <w:r>
+        <w:rPr>
+          <w:rFonts w:cs="B Koodak" w:hint="cs"/>
+          <w:sz w:val="24"/>
+          <w:szCs w:val="24"/>
+          <w:rtl/>
+          <w:lang w:bidi="fa-IR"/>
+        </w:rPr>
+        <w:t>دیزاین گرد و رنگی، گر از المان های خلاقانه مثل آیکون های با دست طراحی شده، ایلوستریشن ها، انیمیشن و گاها زبان محاوره خودمانی</w:t>
+      </w:r>
+    </w:p>
+    <w:p>
+      <w:pPr>
+        <w:pStyle w:val="ListParagraph"/>
+        <w:numPr>
+          <w:ilvl w:val="0"/>
+          <w:numId w:val="13"/>
+        </w:numPr>
+        <w:bidi/>
+        <w:rPr>
+          <w:rFonts w:cs="B Koodak" w:hint="cs"/>
+          <w:sz w:val="24"/>
+          <w:szCs w:val="24"/>
+          <w:lang w:bidi="fa-IR"/>
+        </w:rPr>
+      </w:pPr>
+      <w:r>
+        <w:rPr>
+          <w:rFonts w:cs="B Koodak" w:hint="cs"/>
+          <w:color w:val="C45911" w:themeColor="accent2" w:themeShade="BF"/>
+          <w:sz w:val="24"/>
+          <w:szCs w:val="24"/>
+          <w:rtl/>
+          <w:lang w:bidi="fa-IR"/>
+        </w:rPr>
+        <w:t>سایت ها</w:t>
+      </w:r>
+      <w:r>
+        <w:rPr>
+          <w:rFonts w:cs="B Koodak" w:hint="cs"/>
+          <w:color w:val="C45911" w:themeColor="accent2" w:themeShade="BF"/>
+          <w:sz w:val="24"/>
+          <w:szCs w:val="24"/>
+          <w:rtl/>
+          <w:lang w:bidi="fa-IR"/>
+        </w:rPr>
+        <w:t xml:space="preserve">: </w:t>
+      </w:r>
+      <w:r>
+        <w:rPr>
+          <w:rFonts w:cs="B Koodak" w:hint="cs"/>
+          <w:sz w:val="24"/>
+          <w:szCs w:val="24"/>
+          <w:rtl/>
+          <w:lang w:bidi="fa-IR"/>
+        </w:rPr>
+        <w:t>محصولات غذایی، محصولات مرتبط با کودکان و حیوانات</w:t>
+      </w:r>
+    </w:p>
+    <w:p>
+      <w:pPr>
+        <w:pStyle w:val="ListParagraph"/>
+        <w:numPr>
+          <w:ilvl w:val="0"/>
+          <w:numId w:val="13"/>
+        </w:numPr>
+        <w:bidi/>
+        <w:rPr>
+          <w:rFonts w:cs="B Koodak" w:hint="cs"/>
+          <w:sz w:val="24"/>
+          <w:szCs w:val="24"/>
+          <w:lang w:bidi="fa-IR"/>
+        </w:rPr>
+      </w:pPr>
+      <w:r>
+        <w:rPr>
+          <w:rFonts w:cs="B Koodak" w:hint="cs"/>
+          <w:color w:val="C45911" w:themeColor="accent2" w:themeShade="BF"/>
+          <w:sz w:val="24"/>
+          <w:szCs w:val="24"/>
+          <w:rtl/>
+          <w:lang w:bidi="fa-IR"/>
+        </w:rPr>
+        <w:t xml:space="preserve">تایپوگرافی: </w:t>
+      </w:r>
+      <w:r>
+        <w:rPr>
+          <w:rFonts w:cs="B Koodak" w:hint="cs"/>
+          <w:sz w:val="24"/>
+          <w:szCs w:val="24"/>
+          <w:rtl/>
+          <w:lang w:bidi="fa-IR"/>
+        </w:rPr>
+        <w:t xml:space="preserve">فونت های گرد و خلاقانه (دست نویس) از نوع </w:t>
+      </w:r>
+      <w:r>
+        <w:rPr>
+          <w:rFonts w:cs="B Koodak"/>
+          <w:sz w:val="24"/>
+          <w:szCs w:val="24"/>
+          <w:lang w:bidi="fa-IR"/>
+        </w:rPr>
+        <w:t>sans-serif</w:t>
+      </w:r>
+      <w:r>
+        <w:rPr>
+          <w:rFonts w:cs="B Koodak" w:hint="cs"/>
+          <w:sz w:val="24"/>
+          <w:szCs w:val="24"/>
+          <w:rtl/>
+          <w:lang w:bidi="fa-IR"/>
+        </w:rPr>
+        <w:t xml:space="preserve">، </w:t>
+      </w:r>
+      <w:r>
+        <w:rPr>
+          <w:rFonts w:cs="B Koodak" w:hint="cs"/>
+          <w:sz w:val="24"/>
+          <w:szCs w:val="24"/>
+          <w:rtl/>
+          <w:lang w:bidi="fa-IR"/>
+        </w:rPr>
+        <w:t>متن های معمولا وسط چین</w:t>
+      </w:r>
+    </w:p>
+    <w:p>
+      <w:pPr>
+        <w:pStyle w:val="ListParagraph"/>
+        <w:numPr>
+          <w:ilvl w:val="0"/>
+          <w:numId w:val="13"/>
+        </w:numPr>
+        <w:bidi/>
+        <w:rPr>
+          <w:rFonts w:cs="B Koodak"/>
+          <w:sz w:val="24"/>
+          <w:szCs w:val="24"/>
+          <w:lang w:bidi="fa-IR"/>
+        </w:rPr>
+      </w:pPr>
+      <w:r>
+        <w:rPr>
+          <w:rFonts w:cs="B Koodak" w:hint="cs"/>
+          <w:color w:val="C45911" w:themeColor="accent2" w:themeShade="BF"/>
+          <w:sz w:val="24"/>
+          <w:szCs w:val="24"/>
+          <w:rtl/>
+          <w:lang w:bidi="fa-IR"/>
+        </w:rPr>
+        <w:t>رنگ ها:</w:t>
+      </w:r>
+      <w:r>
+        <w:rPr>
+          <w:rFonts w:cs="B Koodak" w:hint="cs"/>
+          <w:sz w:val="24"/>
+          <w:szCs w:val="24"/>
+          <w:rtl/>
+          <w:lang w:bidi="fa-IR"/>
+        </w:rPr>
+        <w:t xml:space="preserve"> </w:t>
+      </w:r>
+      <w:r>
+        <w:rPr>
+          <w:rFonts w:cs="B Koodak" w:hint="cs"/>
+          <w:sz w:val="24"/>
+          <w:szCs w:val="24"/>
+          <w:rtl/>
+          <w:lang w:bidi="fa-IR"/>
+        </w:rPr>
+        <w:t>استفاده از چندین رنگ شاد در متن ها و پس زمینه ها</w:t>
+      </w:r>
+    </w:p>
+    <w:p>
+      <w:pPr>
+        <w:pStyle w:val="ListParagraph"/>
+        <w:numPr>
+          <w:ilvl w:val="0"/>
+          <w:numId w:val="13"/>
+        </w:numPr>
+        <w:bidi/>
+        <w:rPr>
+          <w:rFonts w:cs="B Koodak" w:hint="cs"/>
+          <w:sz w:val="24"/>
+          <w:szCs w:val="24"/>
+          <w:lang w:bidi="fa-IR"/>
+        </w:rPr>
+      </w:pPr>
+      <w:r>
+        <w:rPr>
+          <w:rFonts w:cs="B Koodak" w:hint="cs"/>
+          <w:color w:val="C45911" w:themeColor="accent2" w:themeShade="BF"/>
+          <w:sz w:val="24"/>
+          <w:szCs w:val="24"/>
+          <w:rtl/>
+          <w:lang w:bidi="fa-IR"/>
+        </w:rPr>
+        <w:t>تصاویر:</w:t>
+      </w:r>
+      <w:r>
+        <w:rPr>
+          <w:rFonts w:cs="B Koodak" w:hint="cs"/>
+          <w:sz w:val="24"/>
+          <w:szCs w:val="24"/>
+          <w:rtl/>
+          <w:lang w:bidi="fa-IR"/>
+        </w:rPr>
+        <w:t xml:space="preserve"> تصاویر و ایلوستریشن </w:t>
+      </w:r>
+      <w:r>
+        <w:rPr>
+          <w:rFonts w:cs="B Koodak" w:hint="cs"/>
+          <w:sz w:val="24"/>
+          <w:szCs w:val="24"/>
+          <w:rtl/>
+          <w:lang w:bidi="fa-IR"/>
+        </w:rPr>
+        <w:t>های خلاقانه کشیده شده با دست، اشکال هندسی معوج، پترن ها و ... به فراوانی استفاده میشه</w:t>
+      </w:r>
+    </w:p>
+    <w:p>
+      <w:pPr>
+        <w:pStyle w:val="ListParagraph"/>
+        <w:numPr>
+          <w:ilvl w:val="0"/>
+          <w:numId w:val="13"/>
+        </w:numPr>
+        <w:bidi/>
+        <w:rPr>
+          <w:rFonts w:cs="B Koodak"/>
+          <w:sz w:val="24"/>
+          <w:szCs w:val="24"/>
+          <w:lang w:bidi="fa-IR"/>
+        </w:rPr>
+      </w:pPr>
+      <w:r>
+        <w:rPr>
+          <w:rFonts w:cs="B Koodak" w:hint="cs"/>
+          <w:color w:val="C45911" w:themeColor="accent2" w:themeShade="BF"/>
+          <w:sz w:val="24"/>
+          <w:szCs w:val="24"/>
+          <w:rtl/>
+          <w:lang w:bidi="fa-IR"/>
+        </w:rPr>
+        <w:t>آیکون ها:</w:t>
+      </w:r>
+      <w:r>
+        <w:rPr>
+          <w:rFonts w:cs="B Koodak" w:hint="cs"/>
+          <w:sz w:val="24"/>
+          <w:szCs w:val="24"/>
+          <w:rtl/>
+          <w:lang w:bidi="fa-IR"/>
+        </w:rPr>
+        <w:t xml:space="preserve"> </w:t>
+      </w:r>
+      <w:r>
+        <w:rPr>
+          <w:rFonts w:cs="B Koodak" w:hint="cs"/>
+          <w:sz w:val="24"/>
+          <w:szCs w:val="24"/>
+          <w:rtl/>
+          <w:lang w:bidi="fa-IR"/>
+        </w:rPr>
+        <w:t>به تعداد فراوان</w:t>
+      </w:r>
+      <w:r>
+        <w:rPr>
+          <w:rFonts w:cs="B Koodak" w:hint="cs"/>
+          <w:sz w:val="24"/>
+          <w:szCs w:val="24"/>
+          <w:rtl/>
+          <w:lang w:bidi="fa-IR"/>
+        </w:rPr>
+        <w:t>، معمولا طراحی شده با دست</w:t>
+      </w:r>
+    </w:p>
+    <w:p>
+      <w:pPr>
+        <w:pStyle w:val="ListParagraph"/>
+        <w:numPr>
+          <w:ilvl w:val="0"/>
+          <w:numId w:val="13"/>
+        </w:numPr>
+        <w:bidi/>
+        <w:rPr>
+          <w:rFonts w:cs="B Koodak" w:hint="cs"/>
+          <w:sz w:val="24"/>
+          <w:szCs w:val="24"/>
+          <w:lang w:bidi="fa-IR"/>
+        </w:rPr>
+      </w:pPr>
+      <w:r>
+        <w:rPr>
+          <w:rFonts w:cs="B Koodak" w:hint="cs"/>
+          <w:color w:val="C45911" w:themeColor="accent2" w:themeShade="BF"/>
+          <w:sz w:val="24"/>
+          <w:szCs w:val="24"/>
+          <w:rtl/>
+          <w:lang w:bidi="fa-IR"/>
+        </w:rPr>
+        <w:t>سایه ها:</w:t>
+      </w:r>
+      <w:r>
+        <w:rPr>
+          <w:rFonts w:cs="B Koodak" w:hint="cs"/>
+          <w:sz w:val="24"/>
+          <w:szCs w:val="24"/>
+          <w:rtl/>
+          <w:lang w:bidi="fa-IR"/>
+        </w:rPr>
+        <w:t xml:space="preserve"> </w:t>
+      </w:r>
+      <w:r>
+        <w:rPr>
+          <w:rFonts w:cs="B Koodak" w:hint="cs"/>
+          <w:sz w:val="24"/>
+          <w:szCs w:val="24"/>
+          <w:rtl/>
+          <w:lang w:bidi="fa-IR"/>
+        </w:rPr>
+        <w:t xml:space="preserve">سایه های ملایم </w:t>
+      </w:r>
+      <w:r>
+        <w:rPr>
+          <w:rFonts w:cs="B Koodak" w:hint="cs"/>
+          <w:sz w:val="24"/>
+          <w:szCs w:val="24"/>
+          <w:rtl/>
+          <w:lang w:bidi="fa-IR"/>
+        </w:rPr>
+        <w:t>گاها استفاده میشه</w:t>
+      </w:r>
+    </w:p>
+    <w:p>
+      <w:pPr>
+        <w:pStyle w:val="ListParagraph"/>
+        <w:numPr>
+          <w:ilvl w:val="0"/>
+          <w:numId w:val="13"/>
+        </w:numPr>
+        <w:bidi/>
+        <w:rPr>
+          <w:rFonts w:cs="B Koodak"/>
+          <w:sz w:val="24"/>
+          <w:szCs w:val="24"/>
+          <w:lang w:bidi="fa-IR"/>
+        </w:rPr>
+      </w:pPr>
+      <w:r>
+        <w:rPr>
+          <w:rFonts w:cs="B Koodak" w:hint="cs"/>
+          <w:color w:val="C45911" w:themeColor="accent2" w:themeShade="BF"/>
+          <w:sz w:val="24"/>
+          <w:szCs w:val="24"/>
+          <w:rtl/>
+          <w:lang w:bidi="fa-IR"/>
+        </w:rPr>
+        <w:t>انحنای گوشه ها:</w:t>
+      </w:r>
+      <w:r>
+        <w:rPr>
+          <w:rFonts w:cs="B Koodak" w:hint="cs"/>
+          <w:sz w:val="24"/>
+          <w:szCs w:val="24"/>
+          <w:rtl/>
+          <w:lang w:bidi="fa-IR"/>
+        </w:rPr>
+        <w:t xml:space="preserve"> </w:t>
+      </w:r>
+      <w:r>
+        <w:rPr>
+          <w:rFonts w:cs="B Koodak" w:hint="cs"/>
+          <w:sz w:val="24"/>
+          <w:szCs w:val="24"/>
+          <w:rtl/>
+          <w:lang w:bidi="fa-IR"/>
+        </w:rPr>
+        <w:t>به فراوانی</w:t>
+      </w:r>
+    </w:p>
+    <w:p>
+      <w:pPr>
+        <w:pStyle w:val="ListParagraph"/>
+        <w:numPr>
+          <w:ilvl w:val="0"/>
+          <w:numId w:val="13"/>
+        </w:numPr>
+        <w:bidi/>
+        <w:rPr>
+          <w:rFonts w:cs="B Koodak"/>
+          <w:sz w:val="24"/>
+          <w:szCs w:val="24"/>
+          <w:lang w:bidi="fa-IR"/>
+        </w:rPr>
+      </w:pPr>
+      <w:r>
+        <w:rPr>
+          <w:rFonts w:cs="B Koodak" w:hint="cs"/>
+          <w:color w:val="C45911" w:themeColor="accent2" w:themeShade="BF"/>
+          <w:sz w:val="24"/>
+          <w:szCs w:val="24"/>
+          <w:rtl/>
+          <w:lang w:bidi="fa-IR"/>
+        </w:rPr>
+        <w:t>لی اوت:</w:t>
+      </w:r>
+      <w:r>
+        <w:rPr>
+          <w:rFonts w:cs="B Koodak" w:hint="cs"/>
+          <w:sz w:val="24"/>
+          <w:szCs w:val="24"/>
+          <w:rtl/>
+          <w:lang w:bidi="fa-IR"/>
+        </w:rPr>
+        <w:t xml:space="preserve"> </w:t>
+      </w:r>
+      <w:r>
+        <w:rPr>
+          <w:rFonts w:cs="B Koodak" w:hint="cs"/>
+          <w:sz w:val="24"/>
+          <w:szCs w:val="24"/>
+          <w:rtl/>
+          <w:lang w:bidi="fa-IR"/>
+        </w:rPr>
+        <w:t>بدون محدودیت</w:t>
+      </w:r>
+      <w:bookmarkStart w:id="0" w:name="_GoBack"/>
+      <w:bookmarkEnd w:id="0"/>
+    </w:p>
+    <w:p>
+      <w:pPr>
+        <w:bidi/>
+        <w:rPr>
+          <w:rFonts w:cs="B Koodak"/>
+          <w:sz w:val="24"/>
+          <w:szCs w:val="24"/>
+          <w:lang w:bidi="fa-IR"/>
+        </w:rPr>
+      </w:pPr>
+    </w:p>
+    <w:p>
+      <w:pPr>
+        <w:bidi/>
+        <w:rPr>
+          <w:rFonts w:cs="B Koodak"/>
+          <w:sz w:val="24"/>
+          <w:szCs w:val="24"/>
+          <w:lang w:bidi="fa-IR"/>
+        </w:rPr>
+      </w:pPr>
+    </w:p>
+    <w:p>
+      <w:pPr>
+        <w:bidi/>
+        <w:rPr>
+          <w:rFonts w:cs="B Koodak"/>
+          <w:sz w:val="24"/>
+          <w:szCs w:val="24"/>
+          <w:lang w:bidi="fa-IR"/>
+        </w:rPr>
+      </w:pPr>
+    </w:p>
+    <w:p>
+      <w:pPr>
+        <w:bidi/>
+        <w:rPr>
+          <w:rFonts w:cs="B Koodak"/>
+          <w:sz w:val="24"/>
+          <w:szCs w:val="24"/>
+          <w:lang w:bidi="fa-IR"/>
+        </w:rPr>
+      </w:pPr>
+    </w:p>
+    <w:p>
+      <w:pPr>
+        <w:bidi/>
+        <w:rPr>
+          <w:rFonts w:cs="B Koodak"/>
+          <w:sz w:val="24"/>
+          <w:szCs w:val="24"/>
+          <w:lang w:bidi="fa-IR"/>
+        </w:rPr>
+      </w:pPr>
+    </w:p>
+    <w:p>
+      <w:pPr>
+        <w:bidi/>
+        <w:rPr>
+          <w:rFonts w:cs="B Koodak"/>
+          <w:sz w:val="24"/>
+          <w:szCs w:val="24"/>
+          <w:lang w:bidi="fa-IR"/>
+        </w:rPr>
+      </w:pPr>
+    </w:p>
+    <w:p>
+      <w:pPr>
+        <w:bidi/>
+        <w:rPr>
+          <w:rFonts w:cs="B Koodak"/>
+          <w:sz w:val="24"/>
+          <w:szCs w:val="24"/>
           <w:lang w:bidi="fa-IR"/>
         </w:rPr>
       </w:pPr>
@@ -4227,6 +8204,119 @@
     </w:lvl>
   </w:abstractNum>
   <w:abstractNum w:abstractNumId="7" w15:restartNumberingAfterBreak="0">
+    <w:nsid w:val="4B2F150D"/>
+    <w:multiLevelType w:val="hybridMultilevel"/>
+    <w:tmpl w:val="712AF2D8"/>
+    <w:lvl w:ilvl="0" w:tplc="04090001">
+      <w:start w:val="1"/>
+      <w:numFmt w:val="bullet"/>
+      <w:lvlText w:val=""/>
+      <w:lvlJc w:val="left"/>
+      <w:pPr>
+        <w:ind w:left="2880" w:hanging="360"/>
+      </w:pPr>
+      <w:rPr>
+        <w:rFonts w:ascii="Symbol" w:hAnsi="Symbol" w:hint="default"/>
+      </w:rPr>
+    </w:lvl>
+    <w:lvl w:ilvl="1" w:tplc="04090003" w:tentative="1">
+      <w:start w:val="1"/>
+      <w:numFmt w:val="bullet"/>
+      <w:lvlText w:val="o"/>
+      <w:lvlJc w:val="left"/>
+      <w:pPr>
+        <w:ind w:left="3600" w:hanging="360"/>
+      </w:pPr>
+      <w:rPr>
+        <w:rFonts w:ascii="Courier New" w:hAnsi="Courier New" w:cs="Courier New" w:hint="default"/>
+      </w:rPr>
+    </w:lvl>
+    <w:lvl w:ilvl="2" w:tplc="04090005" w:tentative="1">
+      <w:start w:val="1"/>
+      <w:numFmt w:val="bullet"/>
+      <w:lvlText w:val=""/>
+      <w:lvlJc w:val="left"/>
+      <w:pPr>
+        <w:ind w:left="4320" w:hanging="360"/>
+      </w:pPr>
+      <w:rPr>
+        <w:rFonts w:ascii="Wingdings" w:hAnsi="Wingdings" w:hint="default"/>
+      </w:rPr>
+    </w:lvl>
+    <w:lvl w:ilvl="3" w:tplc="04090001" w:tentative="1">
+      <w:start w:val="1"/>
+      <w:numFmt w:val="bullet"/>
+      <w:lvlText w:val=""/>
+      <w:lvlJc w:val="left"/>
+      <w:pPr>
+        <w:ind w:left="5040" w:hanging="360"/>
+      </w:pPr>
+      <w:rPr>
+        <w:rFonts w:ascii="Symbol" w:hAnsi="Symbol" w:hint="default"/>
+      </w:rPr>
+    </w:lvl>
+    <w:lvl w:ilvl="4" w:tplc="04090003" w:tentative="1">
+      <w:start w:val="1"/>
+      <w:numFmt w:val="bullet"/>
+      <w:lvlText w:val="o"/>
+      <w:lvlJc w:val="left"/>
+      <w:pPr>
+        <w:ind w:left="5760" w:hanging="360"/>
+      </w:pPr>
+      <w:rPr>
+        <w:rFonts w:ascii="Courier New" w:hAnsi="Courier New" w:cs="Courier New" w:hint="default"/>
+      </w:rPr>
+    </w:lvl>
+    <w:lvl w:ilvl="5" w:tplc="04090005" w:tentative="1">
+      <w:start w:val="1"/>
+      <w:numFmt w:val="bullet"/>
+      <w:lvlText w:val=""/>
+      <w:lvlJc w:val="left"/>
+      <w:pPr>
+        <w:ind w:left="6480" w:hanging="360"/>
+      </w:pPr>
+      <w:rPr>
+        <w:rFonts w:ascii="Wingdings" w:hAnsi="Wingdings" w:hint="default"/>
+      </w:rPr>
+    </w:lvl>
+    <w:lvl w:ilvl="6" w:tplc="04090001" w:tentative="1">
+      <w:start w:val="1"/>
+      <w:numFmt w:val="bullet"/>
+      <w:lvlText w:val=""/>
+      <w:lvlJc w:val="left"/>
+      <w:pPr>
+        <w:ind w:left="7200" w:hanging="360"/>
+      </w:pPr>
+      <w:rPr>
+        <w:rFonts w:ascii="Symbol" w:hAnsi="Symbol" w:hint="default"/>
+      </w:rPr>
+    </w:lvl>
+    <w:lvl w:ilvl="7" w:tplc="04090003" w:tentative="1">
+      <w:start w:val="1"/>
+      <w:numFmt w:val="bullet"/>
+      <w:lvlText w:val="o"/>
+      <w:lvlJc w:val="left"/>
+      <w:pPr>
+        <w:ind w:left="7920" w:hanging="360"/>
+      </w:pPr>
+      <w:rPr>
+        <w:rFonts w:ascii="Courier New" w:hAnsi="Courier New" w:cs="Courier New" w:hint="default"/>
+      </w:rPr>
+    </w:lvl>
+    <w:lvl w:ilvl="8" w:tplc="04090005" w:tentative="1">
+      <w:start w:val="1"/>
+      <w:numFmt w:val="bullet"/>
+      <w:lvlText w:val=""/>
+      <w:lvlJc w:val="left"/>
+      <w:pPr>
+        <w:ind w:left="8640" w:hanging="360"/>
+      </w:pPr>
+      <w:rPr>
+        <w:rFonts w:ascii="Wingdings" w:hAnsi="Wingdings" w:hint="default"/>
+      </w:rPr>
+    </w:lvl>
+  </w:abstractNum>
+  <w:abstractNum w:abstractNumId="8" w15:restartNumberingAfterBreak="0">
     <w:nsid w:val="601722ED"/>
     <w:multiLevelType w:val="hybridMultilevel"/>
     <w:tmpl w:val="2C2A8CA0"/>
@@ -4315,7 +8405,7 @@
       </w:pPr>
     </w:lvl>
   </w:abstractNum>
-  <w:abstractNum w:abstractNumId="8" w15:restartNumberingAfterBreak="0">
+  <w:abstractNum w:abstractNumId="9" w15:restartNumberingAfterBreak="0">
     <w:nsid w:val="66D55915"/>
     <w:multiLevelType w:val="hybridMultilevel"/>
     <w:tmpl w:val="93D6E9E6"/>
@@ -4428,7 +8518,120 @@
       </w:rPr>
     </w:lvl>
   </w:abstractNum>
-  <w:abstractNum w:abstractNumId="9" w15:restartNumberingAfterBreak="0">
+  <w:abstractNum w:abstractNumId="10" w15:restartNumberingAfterBreak="0">
+    <w:nsid w:val="6CAD68FF"/>
+    <w:multiLevelType w:val="hybridMultilevel"/>
+    <w:tmpl w:val="99141ABE"/>
+    <w:lvl w:ilvl="0" w:tplc="0409000D">
+      <w:start w:val="1"/>
+      <w:numFmt w:val="bullet"/>
+      <w:lvlText w:val=""/>
+      <w:lvlJc w:val="left"/>
+      <w:pPr>
+        <w:ind w:left="1440" w:hanging="360"/>
+      </w:pPr>
+      <w:rPr>
+        <w:rFonts w:ascii="Wingdings" w:hAnsi="Wingdings" w:hint="default"/>
+      </w:rPr>
+    </w:lvl>
+    <w:lvl w:ilvl="1" w:tplc="04090003" w:tentative="1">
+      <w:start w:val="1"/>
+      <w:numFmt w:val="bullet"/>
+      <w:lvlText w:val="o"/>
+      <w:lvlJc w:val="left"/>
+      <w:pPr>
+        <w:ind w:left="2160" w:hanging="360"/>
+      </w:pPr>
+      <w:rPr>
+        <w:rFonts w:ascii="Courier New" w:hAnsi="Courier New" w:cs="Courier New" w:hint="default"/>
+      </w:rPr>
+    </w:lvl>
+    <w:lvl w:ilvl="2" w:tplc="04090005" w:tentative="1">
+      <w:start w:val="1"/>
+      <w:numFmt w:val="bullet"/>
+      <w:lvlText w:val=""/>
+      <w:lvlJc w:val="left"/>
+      <w:pPr>
+        <w:ind w:left="2880" w:hanging="360"/>
+      </w:pPr>
+      <w:rPr>
+        <w:rFonts w:ascii="Wingdings" w:hAnsi="Wingdings" w:hint="default"/>
+      </w:rPr>
+    </w:lvl>
+    <w:lvl w:ilvl="3" w:tplc="04090001" w:tentative="1">
+      <w:start w:val="1"/>
+      <w:numFmt w:val="bullet"/>
+      <w:lvlText w:val=""/>
+      <w:lvlJc w:val="left"/>
+      <w:pPr>
+        <w:ind w:left="3600" w:hanging="360"/>
+      </w:pPr>
+      <w:rPr>
+        <w:rFonts w:ascii="Symbol" w:hAnsi="Symbol" w:hint="default"/>
+      </w:rPr>
+    </w:lvl>
+    <w:lvl w:ilvl="4" w:tplc="04090003" w:tentative="1">
+      <w:start w:val="1"/>
+      <w:numFmt w:val="bullet"/>
+      <w:lvlText w:val="o"/>
+      <w:lvlJc w:val="left"/>
+      <w:pPr>
+        <w:ind w:left="4320" w:hanging="360"/>
+      </w:pPr>
+      <w:rPr>
+        <w:rFonts w:ascii="Courier New" w:hAnsi="Courier New" w:cs="Courier New" w:hint="default"/>
+      </w:rPr>
+    </w:lvl>
+    <w:lvl w:ilvl="5" w:tplc="04090005" w:tentative="1">
+      <w:start w:val="1"/>
+      <w:numFmt w:val="bullet"/>
+      <w:lvlText w:val=""/>
+      <w:lvlJc w:val="left"/>
+      <w:pPr>
+        <w:ind w:left="5040" w:hanging="360"/>
+      </w:pPr>
+      <w:rPr>
+        <w:rFonts w:ascii="Wingdings" w:hAnsi="Wingdings" w:hint="default"/>
+      </w:rPr>
+    </w:lvl>
+    <w:lvl w:ilvl="6" w:tplc="04090001" w:tentative="1">
+      <w:start w:val="1"/>
+      <w:numFmt w:val="bullet"/>
+      <w:lvlText w:val=""/>
+      <w:lvlJc w:val="left"/>
+      <w:pPr>
+        <w:ind w:left="5760" w:hanging="360"/>
+      </w:pPr>
+      <w:rPr>
+        <w:rFonts w:ascii="Symbol" w:hAnsi="Symbol" w:hint="default"/>
+      </w:rPr>
+    </w:lvl>
+    <w:lvl w:ilvl="7" w:tplc="04090003" w:tentative="1">
+      <w:start w:val="1"/>
+      <w:numFmt w:val="bullet"/>
+      <w:lvlText w:val="o"/>
+      <w:lvlJc w:val="left"/>
+      <w:pPr>
+        <w:ind w:left="6480" w:hanging="360"/>
+      </w:pPr>
+      <w:rPr>
+        <w:rFonts w:ascii="Courier New" w:hAnsi="Courier New" w:cs="Courier New" w:hint="default"/>
+      </w:rPr>
+    </w:lvl>
+    <w:lvl w:ilvl="8" w:tplc="04090005" w:tentative="1">
+      <w:start w:val="1"/>
+      <w:numFmt w:val="bullet"/>
+      <w:lvlText w:val=""/>
+      <w:lvlJc w:val="left"/>
+      <w:pPr>
+        <w:ind w:left="7200" w:hanging="360"/>
+      </w:pPr>
+      <w:rPr>
+        <w:rFonts w:ascii="Wingdings" w:hAnsi="Wingdings" w:hint="default"/>
+      </w:rPr>
+    </w:lvl>
+  </w:abstractNum>
+  <w:abstractNum w:abstractNumId="11" w15:restartNumberingAfterBreak="0">
     <w:nsid w:val="6CD15F52"/>
     <w:multiLevelType w:val="hybridMultilevel"/>
     <w:tmpl w:val="BDBECD3A"/>
@@ -4517,7 +8720,7 @@
       </w:pPr>
     </w:lvl>
   </w:abstractNum>
-  <w:abstractNum w:abstractNumId="10" w15:restartNumberingAfterBreak="0">
+  <w:abstractNum w:abstractNumId="12" w15:restartNumberingAfterBreak="0">
     <w:nsid w:val="7654411F"/>
     <w:multiLevelType w:val="hybridMultilevel"/>
     <w:tmpl w:val="02DCFC16"/>
@@ -4634,13 +8837,13 @@
     <w:abstractNumId w:val="2"/>
   </w:num>
   <w:num w:numId="2">
-    <w:abstractNumId w:val="7"/>
+    <w:abstractNumId w:val="8"/>
   </w:num>
   <w:num w:numId="3">
     <w:abstractNumId w:val="4"/>
   </w:num>
   <w:num w:numId="4">
-    <w:abstractNumId w:val="8"/>
+    <w:abstractNumId w:val="9"/>
   </w:num>
   <w:num w:numId="5">
     <w:abstractNumId w:val="6"/>
@@ -4649,7 +8852,7 @@
     <w:abstractNumId w:val="3"/>
   </w:num>
   <w:num w:numId="7">
-    <w:abstractNumId w:val="9"/>
+    <w:abstractNumId w:val="11"/>
   </w:num>
   <w:num w:numId="8">
     <w:abstractNumId w:val="0"/>
@@ -4658,10 +8861,16 @@
     <w:abstractNumId w:val="5"/>
   </w:num>
   <w:num w:numId="10">
-    <w:abstractNumId w:val="10"/>
+    <w:abstractNumId w:val="12"/>
   </w:num>
   <w:num w:numId="11">
     <w:abstractNumId w:val="1"/>
+  </w:num>
+  <w:num w:numId="12">
+    <w:abstractNumId w:val="10"/>
+  </w:num>
+  <w:num w:numId="13">
+    <w:abstractNumId w:val="7"/>
   </w:num>
 </w:numbering>
 </file>
